--- a/01-电源电路/01-线性稳压电路/带隙基准电压源电路/带隙基准电压源电路.docx
+++ b/01-电源电路/01-线性稳压电路/带隙基准电压源电路/带隙基准电压源电路.docx
@@ -3704,6 +3704,20 @@
     </w:p>
     <w:bookmarkEnd w:id="26"/>
     <w:bookmarkEnd w:id="27"/>
+    <w:p>
+      <w:pPr>
+        <w:spacing w:before="360"/>
+        <w:jc w:val="center"/>
+      </w:pPr>
+      <w:r>
+        <w:rPr>
+          <w:rFonts w:ascii="Times New Roman" w:hAnsi="Times New Roman"/>
+          <w:color w:val="555555"/>
+          <w:sz w:val="21"/>
+        </w:rPr>
+        <w:t>材料收集者：杜文杰</w:t>
+      </w:r>
+    </w:p>
     <w:sectPr>
       <w:headerReference r:id="rId9" w:type="default"/>
       <w:footerReference r:id="rId10" w:type="default"/>

--- a/01-电源电路/01-线性稳压电路/带隙基准电压源电路/带隙基准电压源电路.docx
+++ b/01-电源电路/01-线性稳压电路/带隙基准电压源电路/带隙基准电压源电路.docx
@@ -1,6 +1,6 @@
 
 <file path=word/document.xml><?xml version="1.0" encoding="utf-8"?>
-<w:document xmlns:w="http://schemas.openxmlformats.org/wordprocessingml/2006/main" xmlns:m="http://schemas.openxmlformats.org/officeDocument/2006/math" xmlns:r="http://schemas.openxmlformats.org/officeDocument/2006/relationships" xmlns:o="urn:schemas-microsoft-com:office:office" xmlns:v="urn:schemas-microsoft-com:vml" xmlns:w10="urn:schemas-microsoft-com:office:word" xmlns:a="http://schemas.openxmlformats.org/drawingml/2006/main" xmlns:pic="http://schemas.openxmlformats.org/drawingml/2006/picture" xmlns:wp="http://schemas.openxmlformats.org/drawingml/2006/wordprocessingDrawing">
+<w:document xmlns:m="http://schemas.openxmlformats.org/officeDocument/2006/math" xmlns:r="http://schemas.openxmlformats.org/officeDocument/2006/relationships" xmlns:w="http://schemas.openxmlformats.org/wordprocessingml/2006/main" xmlns:o="urn:schemas-microsoft-com:office:office" xmlns:v="urn:schemas-microsoft-com:vml" xmlns:w10="urn:schemas-microsoft-com:office:word" xmlns:a="http://schemas.openxmlformats.org/drawingml/2006/main" xmlns:pic="http://schemas.openxmlformats.org/drawingml/2006/picture" xmlns:wp="http://schemas.openxmlformats.org/drawingml/2006/wordprocessingDrawing">
   <w:body>
     <w:bookmarkStart w:id="27" w:name="带隙基准电压源电路"/>
     <w:p>
@@ -9,7 +9,7 @@
       </w:pPr>
       <w:r>
         <w:rPr>
-          <w:rFonts w:hint="eastAsia"/>
+          <w:rFonts w:hint="eastAsia" w:eastAsia="黑体"/>
         </w:rPr>
         <w:t xml:space="preserve">带隙基准电压源电路</w:t>
       </w:r>
@@ -21,7 +21,7 @@
       </w:pPr>
       <w:r>
         <w:rPr>
-          <w:rFonts w:hint="eastAsia"/>
+          <w:rFonts w:hint="eastAsia" w:eastAsia="黑体"/>
         </w:rPr>
         <w:t xml:space="preserve">拓扑描述</w:t>
       </w:r>
@@ -32,16 +32,19 @@
       </w:pPr>
       <w:r>
         <w:rPr>
-          <w:rFonts w:hint="eastAsia"/>
+          <w:rFonts w:hint="eastAsia" w:eastAsia="黑体"/>
         </w:rPr>
         <w:t xml:space="preserve">由</w:t>
       </w:r>
       <w:r>
+        <w:rPr>
+          <w:rFonts w:eastAsia="黑体"/>
+        </w:rPr>
         <w:t xml:space="preserve"> </w:t>
       </w:r>
       <w:r>
         <w:rPr>
-          <w:rFonts w:hint="eastAsia"/>
+          <w:rFonts w:hint="eastAsia" w:eastAsia="黑体"/>
           <w:b/>
           <w:bCs/>
         </w:rPr>
@@ -49,6 +52,7 @@
       </w:r>
       <w:r>
         <w:rPr>
+          <w:rFonts w:eastAsia="黑体"/>
           <w:b/>
           <w:bCs/>
         </w:rPr>
@@ -56,7 +60,7 @@
       </w:r>
       <w:r>
         <w:rPr>
-          <w:rFonts w:hint="eastAsia"/>
+          <w:rFonts w:hint="eastAsia" w:eastAsia="黑体"/>
           <w:b/>
           <w:bCs/>
         </w:rPr>
@@ -64,6 +68,7 @@
       </w:r>
       <w:r>
         <w:rPr>
+          <w:rFonts w:eastAsia="黑体"/>
           <w:b/>
           <w:bCs/>
         </w:rPr>
@@ -71,7 +76,7 @@
       </w:r>
       <w:r>
         <w:rPr>
-          <w:rFonts w:hint="eastAsia"/>
+          <w:rFonts w:hint="eastAsia" w:eastAsia="黑体"/>
           <w:b/>
           <w:bCs/>
         </w:rPr>
@@ -79,6 +84,7 @@
       </w:r>
       <w:r>
         <w:rPr>
+          <w:rFonts w:eastAsia="黑体"/>
           <w:b/>
           <w:bCs/>
         </w:rPr>
@@ -86,7 +92,7 @@
       </w:r>
       <w:r>
         <w:rPr>
-          <w:rFonts w:hint="eastAsia"/>
+          <w:rFonts w:hint="eastAsia" w:eastAsia="黑体"/>
           <w:b/>
           <w:bCs/>
         </w:rPr>
@@ -94,6 +100,7 @@
       </w:r>
       <w:r>
         <w:rPr>
+          <w:rFonts w:eastAsia="黑体"/>
           <w:b/>
           <w:bCs/>
         </w:rPr>
@@ -115,6 +122,7 @@
       </m:oMath>
       <w:r>
         <w:rPr>
+          <w:rFonts w:eastAsia="黑体"/>
           <w:b/>
           <w:bCs/>
         </w:rPr>
@@ -135,11 +143,14 @@
         </m:sSub>
       </m:oMath>
       <w:r>
+        <w:rPr>
+          <w:rFonts w:eastAsia="黑体"/>
+        </w:rPr>
         <w:t xml:space="preserve">、</w:t>
       </w:r>
       <w:r>
         <w:rPr>
-          <w:rFonts w:hint="eastAsia"/>
+          <w:rFonts w:hint="eastAsia" w:eastAsia="黑体"/>
           <w:b/>
           <w:bCs/>
         </w:rPr>
@@ -147,6 +158,7 @@
       </w:r>
       <w:r>
         <w:rPr>
+          <w:rFonts w:eastAsia="黑体"/>
           <w:b/>
           <w:bCs/>
         </w:rPr>
@@ -168,6 +180,7 @@
       </m:oMath>
       <w:r>
         <w:rPr>
+          <w:rFonts w:eastAsia="黑体"/>
           <w:b/>
           <w:bCs/>
         </w:rPr>
@@ -189,6 +202,7 @@
       </m:oMath>
       <w:r>
         <w:rPr>
+          <w:rFonts w:eastAsia="黑体"/>
           <w:b/>
           <w:bCs/>
         </w:rPr>
@@ -209,20 +223,26 @@
         </m:sSub>
       </m:oMath>
       <w:r>
+        <w:rPr>
+          <w:rFonts w:eastAsia="黑体"/>
+        </w:rPr>
         <w:t xml:space="preserve"> </w:t>
       </w:r>
       <w:r>
         <w:rPr>
-          <w:rFonts w:hint="eastAsia"/>
+          <w:rFonts w:hint="eastAsia" w:eastAsia="黑体"/>
         </w:rPr>
         <w:t xml:space="preserve">与</w:t>
       </w:r>
       <w:r>
+        <w:rPr>
+          <w:rFonts w:eastAsia="黑体"/>
+        </w:rPr>
         <w:t xml:space="preserve"> </w:t>
       </w:r>
       <w:r>
         <w:rPr>
-          <w:rFonts w:hint="eastAsia"/>
+          <w:rFonts w:hint="eastAsia" w:eastAsia="黑体"/>
           <w:b/>
           <w:bCs/>
         </w:rPr>
@@ -230,32 +250,39 @@
       </w:r>
       <w:r>
         <w:rPr>
+          <w:rFonts w:eastAsia="黑体"/>
           <w:b/>
           <w:bCs/>
         </w:rPr>
         <w:t xml:space="preserve"> A1</w:t>
       </w:r>
       <w:r>
+        <w:rPr>
+          <w:rFonts w:eastAsia="黑体"/>
+        </w:rPr>
         <w:t xml:space="preserve"> </w:t>
       </w:r>
       <w:r>
         <w:rPr>
-          <w:rFonts w:hint="eastAsia"/>
+          <w:rFonts w:hint="eastAsia" w:eastAsia="黑体"/>
         </w:rPr>
         <w:t xml:space="preserve">组成的基准电压源电路。电路共有</w:t>
       </w:r>
       <w:r>
+        <w:rPr>
+          <w:rFonts w:eastAsia="黑体"/>
+        </w:rPr>
         <w:t xml:space="preserve"> 5 </w:t>
       </w:r>
       <w:r>
         <w:rPr>
-          <w:rFonts w:hint="eastAsia"/>
+          <w:rFonts w:hint="eastAsia" w:eastAsia="黑体"/>
         </w:rPr>
         <w:t xml:space="preserve">个关键节点：</w:t>
       </w:r>
       <w:r>
         <w:rPr>
-          <w:rFonts w:hint="eastAsia"/>
+          <w:rFonts w:hint="eastAsia" w:eastAsia="黑体"/>
           <w:b/>
           <w:bCs/>
         </w:rPr>
@@ -263,6 +290,7 @@
       </w:r>
       <w:r>
         <w:rPr>
+          <w:rFonts w:eastAsia="黑体"/>
           <w:b/>
           <w:bCs/>
         </w:rPr>
@@ -270,7 +298,7 @@
       </w:r>
       <w:r>
         <w:rPr>
-          <w:rFonts w:hint="eastAsia"/>
+          <w:rFonts w:hint="eastAsia" w:eastAsia="黑体"/>
           <w:b/>
           <w:bCs/>
         </w:rPr>
@@ -278,7 +306,7 @@
       </w:r>
       <w:r>
         <w:rPr>
-          <w:rFonts w:hint="eastAsia"/>
+          <w:rFonts w:hint="eastAsia" w:eastAsia="黑体"/>
         </w:rPr>
         <w:t xml:space="preserve">（</w:t>
       </w:r>
@@ -297,15 +325,21 @@
         </m:sSub>
       </m:oMath>
       <w:r>
+        <w:rPr>
+          <w:rFonts w:eastAsia="黑体"/>
+        </w:rPr>
         <w:t xml:space="preserve"> </w:t>
       </w:r>
       <w:r>
         <w:rPr>
-          <w:rFonts w:hint="eastAsia"/>
+          <w:rFonts w:hint="eastAsia" w:eastAsia="黑体"/>
         </w:rPr>
         <w:t xml:space="preserve">的基极</w:t>
       </w:r>
       <w:r>
+        <w:rPr>
+          <w:rFonts w:eastAsia="黑体"/>
+        </w:rPr>
         <w:t xml:space="preserve"> B、</w:t>
       </w:r>
       <m:oMath>
@@ -323,26 +357,32 @@
         </m:sSub>
       </m:oMath>
       <w:r>
+        <w:rPr>
+          <w:rFonts w:eastAsia="黑体"/>
+        </w:rPr>
         <w:t xml:space="preserve"> </w:t>
       </w:r>
       <w:r>
         <w:rPr>
-          <w:rFonts w:hint="eastAsia"/>
+          <w:rFonts w:hint="eastAsia" w:eastAsia="黑体"/>
         </w:rPr>
         <w:t xml:space="preserve">的基极</w:t>
       </w:r>
       <w:r>
+        <w:rPr>
+          <w:rFonts w:eastAsia="黑体"/>
+        </w:rPr>
         <w:t xml:space="preserve"> B </w:t>
       </w:r>
       <w:r>
         <w:rPr>
-          <w:rFonts w:hint="eastAsia"/>
+          <w:rFonts w:hint="eastAsia" w:eastAsia="黑体"/>
         </w:rPr>
         <w:t xml:space="preserve">与偏置基准相连）；</w:t>
       </w:r>
       <w:r>
         <w:rPr>
-          <w:rFonts w:hint="eastAsia"/>
+          <w:rFonts w:hint="eastAsia" w:eastAsia="黑体"/>
           <w:b/>
           <w:bCs/>
         </w:rPr>
@@ -350,6 +390,7 @@
       </w:r>
       <w:r>
         <w:rPr>
+          <w:rFonts w:eastAsia="黑体"/>
           <w:b/>
           <w:bCs/>
         </w:rPr>
@@ -357,7 +398,7 @@
       </w:r>
       <w:r>
         <w:rPr>
-          <w:rFonts w:hint="eastAsia"/>
+          <w:rFonts w:hint="eastAsia" w:eastAsia="黑体"/>
           <w:b/>
           <w:bCs/>
         </w:rPr>
@@ -365,6 +406,7 @@
       </w:r>
       <w:r>
         <w:rPr>
+          <w:rFonts w:eastAsia="黑体"/>
           <w:b/>
           <w:bCs/>
         </w:rPr>
@@ -389,7 +431,7 @@
       </m:oMath>
       <w:r>
         <w:rPr>
-          <w:rFonts w:hint="eastAsia"/>
+          <w:rFonts w:hint="eastAsia" w:eastAsia="黑体"/>
         </w:rPr>
         <w:t xml:space="preserve">（</w:t>
       </w:r>
@@ -408,6 +450,9 @@
         </m:sSub>
       </m:oMath>
       <w:r>
+        <w:rPr>
+          <w:rFonts w:eastAsia="黑体"/>
+        </w:rPr>
         <w:t xml:space="preserve">、</w:t>
       </w:r>
       <m:oMath>
@@ -425,15 +470,21 @@
         </m:sSub>
       </m:oMath>
       <w:r>
+        <w:rPr>
+          <w:rFonts w:eastAsia="黑体"/>
+        </w:rPr>
         <w:t xml:space="preserve"> </w:t>
       </w:r>
       <w:r>
         <w:rPr>
-          <w:rFonts w:hint="eastAsia"/>
+          <w:rFonts w:hint="eastAsia" w:eastAsia="黑体"/>
         </w:rPr>
         <w:t xml:space="preserve">的集电极经</w:t>
       </w:r>
       <w:r>
+        <w:rPr>
+          <w:rFonts w:eastAsia="黑体"/>
+        </w:rPr>
         <w:t xml:space="preserve"> </w:t>
       </w:r>
       <m:oMath>
@@ -451,15 +502,21 @@
         </m:sSub>
       </m:oMath>
       <w:r>
+        <w:rPr>
+          <w:rFonts w:eastAsia="黑体"/>
+        </w:rPr>
         <w:t xml:space="preserve"> </w:t>
       </w:r>
       <w:r>
         <w:rPr>
-          <w:rFonts w:hint="eastAsia"/>
+          <w:rFonts w:hint="eastAsia" w:eastAsia="黑体"/>
         </w:rPr>
         <w:t xml:space="preserve">把</w:t>
       </w:r>
       <w:r>
+        <w:rPr>
+          <w:rFonts w:eastAsia="黑体"/>
+        </w:rPr>
         <w:t xml:space="preserve"> </w:t>
       </w:r>
       <m:oMath>
@@ -486,24 +543,33 @@
         </m:sSub>
       </m:oMath>
       <w:r>
+        <w:rPr>
+          <w:rFonts w:eastAsia="黑体"/>
+        </w:rPr>
         <w:t xml:space="preserve"> </w:t>
       </w:r>
       <w:r>
         <w:rPr>
-          <w:rFonts w:hint="eastAsia"/>
+          <w:rFonts w:hint="eastAsia" w:eastAsia="黑体"/>
         </w:rPr>
         <w:t xml:space="preserve">转为</w:t>
       </w:r>
       <w:r>
+        <w:rPr>
+          <w:rFonts w:eastAsia="黑体"/>
+        </w:rPr>
         <w:t xml:space="preserve"> PTAT </w:t>
       </w:r>
       <w:r>
         <w:rPr>
-          <w:rFonts w:hint="eastAsia"/>
+          <w:rFonts w:hint="eastAsia" w:eastAsia="黑体"/>
         </w:rPr>
         <w:t xml:space="preserve">电流并与</w:t>
       </w:r>
       <w:r>
+        <w:rPr>
+          <w:rFonts w:eastAsia="黑体"/>
+        </w:rPr>
         <w:t xml:space="preserve"> </w:t>
       </w:r>
       <m:oMath>
@@ -524,15 +590,21 @@
         </m:sSub>
       </m:oMath>
       <w:r>
+        <w:rPr>
+          <w:rFonts w:eastAsia="黑体"/>
+        </w:rPr>
         <w:t xml:space="preserve"> </w:t>
       </w:r>
       <w:r>
         <w:rPr>
-          <w:rFonts w:hint="eastAsia"/>
+          <w:rFonts w:hint="eastAsia" w:eastAsia="黑体"/>
         </w:rPr>
         <w:t xml:space="preserve">加权相加得到</w:t>
       </w:r>
       <w:r>
+        <w:rPr>
+          <w:rFonts w:eastAsia="黑体"/>
+        </w:rPr>
         <w:t xml:space="preserve"> </w:t>
       </w:r>
       <m:oMath>
@@ -554,31 +626,37 @@
       </m:oMath>
       <w:r>
         <w:rPr>
-          <w:rFonts w:hint="eastAsia"/>
+          <w:rFonts w:hint="eastAsia" w:eastAsia="黑体"/>
         </w:rPr>
         <w:t xml:space="preserve">，引至</w:t>
       </w:r>
       <w:r>
+        <w:rPr>
+          <w:rFonts w:eastAsia="黑体"/>
+        </w:rPr>
         <w:t xml:space="preserve"> A1 </w:t>
       </w:r>
       <w:r>
         <w:rPr>
-          <w:rFonts w:hint="eastAsia"/>
+          <w:rFonts w:hint="eastAsia" w:eastAsia="黑体"/>
         </w:rPr>
         <w:t xml:space="preserve">的</w:t>
       </w:r>
       <w:r>
+        <w:rPr>
+          <w:rFonts w:eastAsia="黑体"/>
+        </w:rPr>
         <w:t xml:space="preserve"> </w:t>
       </w:r>
       <w:r>
         <w:rPr>
-          <w:rFonts w:hint="eastAsia"/>
+          <w:rFonts w:hint="eastAsia" w:eastAsia="黑体"/>
         </w:rPr>
         <w:t xml:space="preserve">IN+）；</w:t>
       </w:r>
       <w:r>
         <w:rPr>
-          <w:rFonts w:hint="eastAsia"/>
+          <w:rFonts w:hint="eastAsia" w:eastAsia="黑体"/>
           <w:b/>
           <w:bCs/>
         </w:rPr>
@@ -586,6 +664,7 @@
       </w:r>
       <w:r>
         <w:rPr>
+          <w:rFonts w:eastAsia="黑体"/>
           <w:b/>
           <w:bCs/>
         </w:rPr>
@@ -593,7 +672,7 @@
       </w:r>
       <w:r>
         <w:rPr>
-          <w:rFonts w:hint="eastAsia"/>
+          <w:rFonts w:hint="eastAsia" w:eastAsia="黑体"/>
           <w:b/>
           <w:bCs/>
         </w:rPr>
@@ -601,20 +680,26 @@
       </w:r>
       <w:r>
         <w:rPr>
-          <w:rFonts w:hint="eastAsia"/>
+          <w:rFonts w:hint="eastAsia" w:eastAsia="黑体"/>
         </w:rPr>
         <w:t xml:space="preserve">（A1</w:t>
       </w:r>
       <w:r>
+        <w:rPr>
+          <w:rFonts w:eastAsia="黑体"/>
+        </w:rPr>
         <w:t xml:space="preserve"> </w:t>
       </w:r>
       <w:r>
         <w:rPr>
-          <w:rFonts w:hint="eastAsia"/>
+          <w:rFonts w:hint="eastAsia" w:eastAsia="黑体"/>
         </w:rPr>
         <w:t xml:space="preserve">的</w:t>
       </w:r>
       <w:r>
+        <w:rPr>
+          <w:rFonts w:eastAsia="黑体"/>
+        </w:rPr>
         <w:t xml:space="preserve"> IN−、</w:t>
       </w:r>
       <m:oMath>
@@ -632,11 +717,14 @@
         </m:sSub>
       </m:oMath>
       <w:r>
+        <w:rPr>
+          <w:rFonts w:eastAsia="黑体"/>
+        </w:rPr>
         <w:t xml:space="preserve"> </w:t>
       </w:r>
       <w:r>
         <w:rPr>
-          <w:rFonts w:hint="eastAsia"/>
+          <w:rFonts w:hint="eastAsia" w:eastAsia="黑体"/>
         </w:rPr>
         <w:t xml:space="preserve">一端、</w:t>
       </w:r>
@@ -655,17 +743,20 @@
         </m:sSub>
       </m:oMath>
       <w:r>
+        <w:rPr>
+          <w:rFonts w:eastAsia="黑体"/>
+        </w:rPr>
         <w:t xml:space="preserve"> </w:t>
       </w:r>
       <w:r>
         <w:rPr>
-          <w:rFonts w:hint="eastAsia"/>
+          <w:rFonts w:hint="eastAsia" w:eastAsia="黑体"/>
         </w:rPr>
         <w:t xml:space="preserve">一端三者相连）；</w:t>
       </w:r>
       <w:r>
         <w:rPr>
-          <w:rFonts w:hint="eastAsia"/>
+          <w:rFonts w:hint="eastAsia" w:eastAsia="黑体"/>
           <w:b/>
           <w:bCs/>
         </w:rPr>
@@ -673,6 +764,7 @@
       </w:r>
       <w:r>
         <w:rPr>
+          <w:rFonts w:eastAsia="黑体"/>
           <w:b/>
           <w:bCs/>
         </w:rPr>
@@ -680,7 +772,7 @@
       </w:r>
       <w:r>
         <w:rPr>
-          <w:rFonts w:hint="eastAsia"/>
+          <w:rFonts w:hint="eastAsia" w:eastAsia="黑体"/>
           <w:b/>
           <w:bCs/>
         </w:rPr>
@@ -688,6 +780,7 @@
       </w:r>
       <w:r>
         <w:rPr>
+          <w:rFonts w:eastAsia="黑体"/>
           <w:b/>
           <w:bCs/>
         </w:rPr>
@@ -715,29 +808,38 @@
       </m:oMath>
       <w:r>
         <w:rPr>
-          <w:rFonts w:hint="eastAsia"/>
+          <w:rFonts w:hint="eastAsia" w:eastAsia="黑体"/>
         </w:rPr>
         <w:t xml:space="preserve">（A1</w:t>
       </w:r>
       <w:r>
+        <w:rPr>
+          <w:rFonts w:eastAsia="黑体"/>
+        </w:rPr>
         <w:t xml:space="preserve"> </w:t>
       </w:r>
       <w:r>
         <w:rPr>
-          <w:rFonts w:hint="eastAsia"/>
+          <w:rFonts w:hint="eastAsia" w:eastAsia="黑体"/>
         </w:rPr>
         <w:t xml:space="preserve">的</w:t>
       </w:r>
       <w:r>
+        <w:rPr>
+          <w:rFonts w:eastAsia="黑体"/>
+        </w:rPr>
         <w:t xml:space="preserve"> OUT </w:t>
       </w:r>
       <w:r>
         <w:rPr>
-          <w:rFonts w:hint="eastAsia"/>
+          <w:rFonts w:hint="eastAsia" w:eastAsia="黑体"/>
         </w:rPr>
         <w:t xml:space="preserve">与</w:t>
       </w:r>
       <w:r>
+        <w:rPr>
+          <w:rFonts w:eastAsia="黑体"/>
+        </w:rPr>
         <w:t xml:space="preserve"> </w:t>
       </w:r>
       <m:oMath>
@@ -755,17 +857,20 @@
         </m:sSub>
       </m:oMath>
       <w:r>
+        <w:rPr>
+          <w:rFonts w:eastAsia="黑体"/>
+        </w:rPr>
         <w:t xml:space="preserve"> </w:t>
       </w:r>
       <w:r>
         <w:rPr>
-          <w:rFonts w:hint="eastAsia"/>
+          <w:rFonts w:hint="eastAsia" w:eastAsia="黑体"/>
         </w:rPr>
         <w:t xml:space="preserve">另一端相连）；</w:t>
       </w:r>
       <w:r>
         <w:rPr>
-          <w:rFonts w:hint="eastAsia"/>
+          <w:rFonts w:hint="eastAsia" w:eastAsia="黑体"/>
           <w:b/>
           <w:bCs/>
         </w:rPr>
@@ -773,6 +878,7 @@
       </w:r>
       <w:r>
         <w:rPr>
+          <w:rFonts w:eastAsia="黑体"/>
           <w:b/>
           <w:bCs/>
         </w:rPr>
@@ -780,7 +886,7 @@
       </w:r>
       <w:r>
         <w:rPr>
-          <w:rFonts w:hint="eastAsia"/>
+          <w:rFonts w:hint="eastAsia" w:eastAsia="黑体"/>
           <w:b/>
           <w:bCs/>
         </w:rPr>
@@ -788,6 +894,7 @@
       </w:r>
       <w:r>
         <w:rPr>
+          <w:rFonts w:eastAsia="黑体"/>
           <w:b/>
           <w:bCs/>
         </w:rPr>
@@ -795,7 +902,7 @@
       </w:r>
       <w:r>
         <w:rPr>
-          <w:rFonts w:hint="eastAsia"/>
+          <w:rFonts w:hint="eastAsia" w:eastAsia="黑体"/>
         </w:rPr>
         <w:t xml:space="preserve">（</w:t>
       </w:r>
@@ -814,11 +921,14 @@
         </m:sSub>
       </m:oMath>
       <w:r>
+        <w:rPr>
+          <w:rFonts w:eastAsia="黑体"/>
+        </w:rPr>
         <w:t xml:space="preserve"> </w:t>
       </w:r>
       <w:r>
         <w:rPr>
-          <w:rFonts w:hint="eastAsia"/>
+          <w:rFonts w:hint="eastAsia" w:eastAsia="黑体"/>
         </w:rPr>
         <w:t xml:space="preserve">另一端与发射极公共参考相连）。</w:t>
       </w:r>
@@ -827,7 +937,7 @@
       <w:pPr/>
       <w:r>
         <w:rPr>
-          <w:rFonts w:hint="eastAsia"/>
+          <w:rFonts w:hint="eastAsia" w:eastAsia="黑体"/>
         </w:rPr>
         <w:t xml:space="preserve">各元件管脚连接：</w:t>
       </w:r>
@@ -846,42 +956,57 @@
         </m:sSub>
       </m:oMath>
       <w:r>
+        <w:rPr>
+          <w:rFonts w:eastAsia="黑体"/>
+        </w:rPr>
         <w:t xml:space="preserve"> </w:t>
       </w:r>
       <w:r>
         <w:rPr>
-          <w:rFonts w:hint="eastAsia"/>
+          <w:rFonts w:hint="eastAsia" w:eastAsia="黑体"/>
         </w:rPr>
         <w:t xml:space="preserve">的基极</w:t>
       </w:r>
       <w:r>
+        <w:rPr>
+          <w:rFonts w:eastAsia="黑体"/>
+        </w:rPr>
         <w:t xml:space="preserve"> B </w:t>
       </w:r>
       <w:r>
         <w:rPr>
-          <w:rFonts w:hint="eastAsia"/>
+          <w:rFonts w:hint="eastAsia" w:eastAsia="黑体"/>
         </w:rPr>
         <w:t xml:space="preserve">接节点①、集电极</w:t>
       </w:r>
       <w:r>
+        <w:rPr>
+          <w:rFonts w:eastAsia="黑体"/>
+        </w:rPr>
         <w:t xml:space="preserve"> C </w:t>
       </w:r>
       <w:r>
         <w:rPr>
-          <w:rFonts w:hint="eastAsia"/>
+          <w:rFonts w:hint="eastAsia" w:eastAsia="黑体"/>
         </w:rPr>
         <w:t xml:space="preserve">接带隙电压节点②、发射极</w:t>
       </w:r>
       <w:r>
+        <w:rPr>
+          <w:rFonts w:eastAsia="黑体"/>
+        </w:rPr>
         <w:t xml:space="preserve"> E </w:t>
       </w:r>
       <w:r>
         <w:rPr>
-          <w:rFonts w:hint="eastAsia"/>
+          <w:rFonts w:hint="eastAsia" w:eastAsia="黑体"/>
         </w:rPr>
         <w:t xml:space="preserve">经</w:t>
       </w:r>
       <w:r>
+        <w:rPr>
+          <w:rFonts w:eastAsia="黑体"/>
+        </w:rPr>
         <w:t xml:space="preserve"> </w:t>
       </w:r>
       <m:oMath>
@@ -899,15 +1024,21 @@
         </m:sSub>
       </m:oMath>
       <w:r>
+        <w:rPr>
+          <w:rFonts w:eastAsia="黑体"/>
+        </w:rPr>
         <w:t xml:space="preserve"> </w:t>
       </w:r>
       <w:r>
         <w:rPr>
-          <w:rFonts w:hint="eastAsia"/>
+          <w:rFonts w:hint="eastAsia" w:eastAsia="黑体"/>
         </w:rPr>
         <w:t xml:space="preserve">与</w:t>
       </w:r>
       <w:r>
+        <w:rPr>
+          <w:rFonts w:eastAsia="黑体"/>
+        </w:rPr>
         <w:t xml:space="preserve"> </w:t>
       </w:r>
       <m:oMath>
@@ -925,11 +1056,14 @@
         </m:sSub>
       </m:oMath>
       <w:r>
+        <w:rPr>
+          <w:rFonts w:eastAsia="黑体"/>
+        </w:rPr>
         <w:t xml:space="preserve"> </w:t>
       </w:r>
       <w:r>
         <w:rPr>
-          <w:rFonts w:hint="eastAsia"/>
+          <w:rFonts w:hint="eastAsia" w:eastAsia="黑体"/>
         </w:rPr>
         <w:t xml:space="preserve">的发射极相接；</w:t>
       </w:r>
@@ -948,42 +1082,57 @@
         </m:sSub>
       </m:oMath>
       <w:r>
+        <w:rPr>
+          <w:rFonts w:eastAsia="黑体"/>
+        </w:rPr>
         <w:t xml:space="preserve"> </w:t>
       </w:r>
       <w:r>
         <w:rPr>
-          <w:rFonts w:hint="eastAsia"/>
+          <w:rFonts w:hint="eastAsia" w:eastAsia="黑体"/>
         </w:rPr>
         <w:t xml:space="preserve">的基极</w:t>
       </w:r>
       <w:r>
+        <w:rPr>
+          <w:rFonts w:eastAsia="黑体"/>
+        </w:rPr>
         <w:t xml:space="preserve"> B </w:t>
       </w:r>
       <w:r>
         <w:rPr>
-          <w:rFonts w:hint="eastAsia"/>
+          <w:rFonts w:hint="eastAsia" w:eastAsia="黑体"/>
         </w:rPr>
         <w:t xml:space="preserve">接节点①、集电极</w:t>
       </w:r>
       <w:r>
+        <w:rPr>
+          <w:rFonts w:eastAsia="黑体"/>
+        </w:rPr>
         <w:t xml:space="preserve"> C </w:t>
       </w:r>
       <w:r>
         <w:rPr>
-          <w:rFonts w:hint="eastAsia"/>
+          <w:rFonts w:hint="eastAsia" w:eastAsia="黑体"/>
         </w:rPr>
         <w:t xml:space="preserve">接带隙电压节点②、发射极</w:t>
       </w:r>
       <w:r>
+        <w:rPr>
+          <w:rFonts w:eastAsia="黑体"/>
+        </w:rPr>
         <w:t xml:space="preserve"> E </w:t>
       </w:r>
       <w:r>
         <w:rPr>
-          <w:rFonts w:hint="eastAsia"/>
+          <w:rFonts w:hint="eastAsia" w:eastAsia="黑体"/>
         </w:rPr>
         <w:t xml:space="preserve">接</w:t>
       </w:r>
       <w:r>
+        <w:rPr>
+          <w:rFonts w:eastAsia="黑体"/>
+        </w:rPr>
         <w:t xml:space="preserve"> </w:t>
       </w:r>
       <m:oMath>
@@ -1001,15 +1150,21 @@
         </m:sSub>
       </m:oMath>
       <w:r>
+        <w:rPr>
+          <w:rFonts w:eastAsia="黑体"/>
+        </w:rPr>
         <w:t xml:space="preserve"> </w:t>
       </w:r>
       <w:r>
         <w:rPr>
-          <w:rFonts w:hint="eastAsia"/>
+          <w:rFonts w:hint="eastAsia" w:eastAsia="黑体"/>
         </w:rPr>
         <w:t xml:space="preserve">另一端（因面积不同产生正温度系数</w:t>
       </w:r>
       <w:r>
+        <w:rPr>
+          <w:rFonts w:eastAsia="黑体"/>
+        </w:rPr>
         <w:t xml:space="preserve"> </w:t>
       </w:r>
       <m:oMath>
@@ -1064,7 +1219,7 @@
       </m:oMath>
       <w:r>
         <w:rPr>
-          <w:rFonts w:hint="eastAsia"/>
+          <w:rFonts w:hint="eastAsia" w:eastAsia="黑体"/>
         </w:rPr>
         <w:t xml:space="preserve">）；</w:t>
       </w:r>
@@ -1083,15 +1238,21 @@
         </m:sSub>
       </m:oMath>
       <w:r>
+        <w:rPr>
+          <w:rFonts w:eastAsia="黑体"/>
+        </w:rPr>
         <w:t xml:space="preserve"> </w:t>
       </w:r>
       <w:r>
         <w:rPr>
-          <w:rFonts w:hint="eastAsia"/>
+          <w:rFonts w:hint="eastAsia" w:eastAsia="黑体"/>
         </w:rPr>
         <w:t xml:space="preserve">一端接</w:t>
       </w:r>
       <w:r>
+        <w:rPr>
+          <w:rFonts w:eastAsia="黑体"/>
+        </w:rPr>
         <w:t xml:space="preserve"> </w:t>
       </w:r>
       <m:oMath>
@@ -1109,15 +1270,21 @@
         </m:sSub>
       </m:oMath>
       <w:r>
+        <w:rPr>
+          <w:rFonts w:eastAsia="黑体"/>
+        </w:rPr>
         <w:t xml:space="preserve"> </w:t>
       </w:r>
       <w:r>
         <w:rPr>
-          <w:rFonts w:hint="eastAsia"/>
+          <w:rFonts w:hint="eastAsia" w:eastAsia="黑体"/>
         </w:rPr>
         <w:t xml:space="preserve">的发射极、另一端接</w:t>
       </w:r>
       <w:r>
+        <w:rPr>
+          <w:rFonts w:eastAsia="黑体"/>
+        </w:rPr>
         <w:t xml:space="preserve"> </w:t>
       </w:r>
       <m:oMath>
@@ -1135,15 +1302,21 @@
         </m:sSub>
       </m:oMath>
       <w:r>
+        <w:rPr>
+          <w:rFonts w:eastAsia="黑体"/>
+        </w:rPr>
         <w:t xml:space="preserve"> </w:t>
       </w:r>
       <w:r>
         <w:rPr>
-          <w:rFonts w:hint="eastAsia"/>
+          <w:rFonts w:hint="eastAsia" w:eastAsia="黑体"/>
         </w:rPr>
         <w:t xml:space="preserve">的发射极，两端跨出</w:t>
       </w:r>
       <w:r>
+        <w:rPr>
+          <w:rFonts w:eastAsia="黑体"/>
+        </w:rPr>
         <w:t xml:space="preserve"> </w:t>
       </w:r>
       <m:oMath>
@@ -1171,7 +1344,7 @@
       </m:oMath>
       <w:r>
         <w:rPr>
-          <w:rFonts w:hint="eastAsia"/>
+          <w:rFonts w:hint="eastAsia" w:eastAsia="黑体"/>
         </w:rPr>
         <w:t xml:space="preserve">；</w:t>
       </w:r>
@@ -1190,20 +1363,26 @@
         </m:sSub>
       </m:oMath>
       <w:r>
+        <w:rPr>
+          <w:rFonts w:eastAsia="黑体"/>
+        </w:rPr>
         <w:t xml:space="preserve"> </w:t>
       </w:r>
       <w:r>
         <w:rPr>
-          <w:rFonts w:hint="eastAsia"/>
+          <w:rFonts w:hint="eastAsia" w:eastAsia="黑体"/>
         </w:rPr>
         <w:t xml:space="preserve">一端接反相输入节点③、另一端接地节点</w:t>
       </w:r>
       <w:r>
+        <w:rPr>
+          <w:rFonts w:eastAsia="黑体"/>
+        </w:rPr>
         <w:t xml:space="preserve"> </w:t>
       </w:r>
       <w:r>
         <w:rPr>
-          <w:rFonts w:hint="eastAsia"/>
+          <w:rFonts w:hint="eastAsia" w:eastAsia="黑体"/>
         </w:rPr>
         <w:t xml:space="preserve">GND；</w:t>
       </w:r>
@@ -1222,90 +1401,118 @@
         </m:sSub>
       </m:oMath>
       <w:r>
+        <w:rPr>
+          <w:rFonts w:eastAsia="黑体"/>
+        </w:rPr>
         <w:t xml:space="preserve"> </w:t>
       </w:r>
       <w:r>
         <w:rPr>
-          <w:rFonts w:hint="eastAsia"/>
+          <w:rFonts w:hint="eastAsia" w:eastAsia="黑体"/>
         </w:rPr>
         <w:t xml:space="preserve">一端接反相输入节点③、另一端接输出节点④；</w:t>
       </w:r>
       <w:r>
         <w:rPr>
+          <w:rFonts w:eastAsia="黑体"/>
           <w:b/>
           <w:bCs/>
         </w:rPr>
         <w:t xml:space="preserve">A1</w:t>
       </w:r>
       <w:r>
+        <w:rPr>
+          <w:rFonts w:eastAsia="黑体"/>
+        </w:rPr>
         <w:t xml:space="preserve"> </w:t>
       </w:r>
       <w:r>
         <w:rPr>
-          <w:rFonts w:hint="eastAsia"/>
+          <w:rFonts w:hint="eastAsia" w:eastAsia="黑体"/>
         </w:rPr>
         <w:t xml:space="preserve">的</w:t>
       </w:r>
       <w:r>
+        <w:rPr>
+          <w:rFonts w:eastAsia="黑体"/>
+        </w:rPr>
         <w:t xml:space="preserve"> IN+ </w:t>
       </w:r>
       <w:r>
         <w:rPr>
-          <w:rFonts w:hint="eastAsia"/>
+          <w:rFonts w:hint="eastAsia" w:eastAsia="黑体"/>
         </w:rPr>
         <w:t xml:space="preserve">接带隙电压节点②、IN−</w:t>
       </w:r>
       <w:r>
+        <w:rPr>
+          <w:rFonts w:eastAsia="黑体"/>
+        </w:rPr>
         <w:t xml:space="preserve"> </w:t>
       </w:r>
       <w:r>
         <w:rPr>
-          <w:rFonts w:hint="eastAsia"/>
+          <w:rFonts w:hint="eastAsia" w:eastAsia="黑体"/>
         </w:rPr>
         <w:t xml:space="preserve">接反相输入节点③、OUT</w:t>
       </w:r>
       <w:r>
+        <w:rPr>
+          <w:rFonts w:eastAsia="黑体"/>
+        </w:rPr>
         <w:t xml:space="preserve"> </w:t>
       </w:r>
       <w:r>
         <w:rPr>
-          <w:rFonts w:hint="eastAsia"/>
+          <w:rFonts w:hint="eastAsia" w:eastAsia="黑体"/>
         </w:rPr>
         <w:t xml:space="preserve">接输出节点④、正电源脚</w:t>
       </w:r>
       <w:r>
+        <w:rPr>
+          <w:rFonts w:eastAsia="黑体"/>
+        </w:rPr>
         <w:t xml:space="preserve"> V+ </w:t>
       </w:r>
       <w:r>
         <w:rPr>
-          <w:rFonts w:hint="eastAsia"/>
+          <w:rFonts w:hint="eastAsia" w:eastAsia="黑体"/>
         </w:rPr>
         <w:t xml:space="preserve">接</w:t>
       </w:r>
       <w:r>
+        <w:rPr>
+          <w:rFonts w:eastAsia="黑体"/>
+        </w:rPr>
         <w:t xml:space="preserve"> </w:t>
       </w:r>
       <w:r>
         <w:rPr>
-          <w:rFonts w:hint="eastAsia"/>
+          <w:rFonts w:hint="eastAsia" w:eastAsia="黑体"/>
         </w:rPr>
         <w:t xml:space="preserve">+VCC、负电源脚</w:t>
       </w:r>
       <w:r>
+        <w:rPr>
+          <w:rFonts w:eastAsia="黑体"/>
+        </w:rPr>
         <w:t xml:space="preserve"> V− </w:t>
       </w:r>
       <w:r>
         <w:rPr>
-          <w:rFonts w:hint="eastAsia"/>
+          <w:rFonts w:hint="eastAsia" w:eastAsia="黑体"/>
         </w:rPr>
         <w:t xml:space="preserve">接</w:t>
       </w:r>
       <w:r>
+        <w:rPr>
+          <w:rFonts w:eastAsia="黑体"/>
+        </w:rPr>
         <w:t xml:space="preserve"> </w:t>
       </w:r>
       <w:r>
         <w:rPr>
-          <w:rFonts w:hint="eastAsia"/>
+          <w:rFonts w:hint="eastAsia" w:eastAsia="黑体"/>
         </w:rPr>
         <w:t xml:space="preserve">−VEE（或地）。</w:t>
       </w:r>
@@ -1314,20 +1521,26 @@
       <w:pPr/>
       <w:r>
         <w:rPr>
-          <w:rFonts w:hint="eastAsia"/>
+          <w:rFonts w:hint="eastAsia" w:eastAsia="黑体"/>
         </w:rPr>
         <w:t xml:space="preserve">由此构成”面积比</w:t>
       </w:r>
       <w:r>
+        <w:rPr>
+          <w:rFonts w:eastAsia="黑体"/>
+        </w:rPr>
         <w:t xml:space="preserve"> N:1 </w:t>
       </w:r>
       <w:r>
         <w:rPr>
-          <w:rFonts w:hint="eastAsia"/>
+          <w:rFonts w:hint="eastAsia" w:eastAsia="黑体"/>
         </w:rPr>
         <w:t xml:space="preserve">的两管</w:t>
       </w:r>
       <w:r>
+        <w:rPr>
+          <w:rFonts w:eastAsia="黑体"/>
+        </w:rPr>
         <w:t xml:space="preserve"> </w:t>
       </w:r>
       <m:oMath>
@@ -1345,6 +1558,9 @@
         </m:sSub>
       </m:oMath>
       <w:r>
+        <w:rPr>
+          <w:rFonts w:eastAsia="黑体"/>
+        </w:rPr>
         <w:t xml:space="preserve">/</w:t>
       </w:r>
       <m:oMath>
@@ -1362,15 +1578,21 @@
         </m:sSub>
       </m:oMath>
       <w:r>
+        <w:rPr>
+          <w:rFonts w:eastAsia="黑体"/>
+        </w:rPr>
         <w:t xml:space="preserve"> </w:t>
       </w:r>
       <w:r>
         <w:rPr>
-          <w:rFonts w:hint="eastAsia"/>
+          <w:rFonts w:hint="eastAsia" w:eastAsia="黑体"/>
         </w:rPr>
         <w:t xml:space="preserve">在</w:t>
       </w:r>
       <w:r>
+        <w:rPr>
+          <w:rFonts w:eastAsia="黑体"/>
+        </w:rPr>
         <w:t xml:space="preserve"> </w:t>
       </w:r>
       <m:oMath>
@@ -1388,15 +1610,21 @@
         </m:sSub>
       </m:oMath>
       <w:r>
+        <w:rPr>
+          <w:rFonts w:eastAsia="黑体"/>
+        </w:rPr>
         <w:t xml:space="preserve"> </w:t>
       </w:r>
       <w:r>
         <w:rPr>
-          <w:rFonts w:hint="eastAsia"/>
+          <w:rFonts w:hint="eastAsia" w:eastAsia="黑体"/>
         </w:rPr>
         <w:t xml:space="preserve">上提供正温度系数</w:t>
       </w:r>
       <w:r>
+        <w:rPr>
+          <w:rFonts w:eastAsia="黑体"/>
+        </w:rPr>
         <w:t xml:space="preserve"> </w:t>
       </w:r>
       <m:oMath>
@@ -1424,11 +1652,14 @@
       </m:oMath>
       <w:r>
         <w:rPr>
-          <w:rFonts w:hint="eastAsia"/>
+          <w:rFonts w:hint="eastAsia" w:eastAsia="黑体"/>
         </w:rPr>
         <w:t xml:space="preserve">、与负温度系数</w:t>
       </w:r>
       <w:r>
+        <w:rPr>
+          <w:rFonts w:eastAsia="黑体"/>
+        </w:rPr>
         <w:t xml:space="preserve"> </w:t>
       </w:r>
       <m:oMath>
@@ -1449,15 +1680,21 @@
         </m:sSub>
       </m:oMath>
       <w:r>
+        <w:rPr>
+          <w:rFonts w:eastAsia="黑体"/>
+        </w:rPr>
         <w:t xml:space="preserve"> </w:t>
       </w:r>
       <w:r>
         <w:rPr>
-          <w:rFonts w:hint="eastAsia"/>
+          <w:rFonts w:hint="eastAsia" w:eastAsia="黑体"/>
         </w:rPr>
         <w:t xml:space="preserve">加权相加得</w:t>
       </w:r>
       <w:r>
+        <w:rPr>
+          <w:rFonts w:eastAsia="黑体"/>
+        </w:rPr>
         <w:t xml:space="preserve"> </w:t>
       </w:r>
       <m:oMath>
@@ -1498,11 +1735,14 @@
       </m:oMath>
       <w:r>
         <w:rPr>
-          <w:rFonts w:hint="eastAsia"/>
+          <w:rFonts w:hint="eastAsia" w:eastAsia="黑体"/>
         </w:rPr>
         <w:t xml:space="preserve">，再由</w:t>
       </w:r>
       <w:r>
+        <w:rPr>
+          <w:rFonts w:eastAsia="黑体"/>
+        </w:rPr>
         <w:t xml:space="preserve"> </w:t>
       </w:r>
       <m:oMath>
@@ -1520,6 +1760,9 @@
         </m:sSub>
       </m:oMath>
       <w:r>
+        <w:rPr>
+          <w:rFonts w:eastAsia="黑体"/>
+        </w:rPr>
         <w:t xml:space="preserve">/</w:t>
       </w:r>
       <m:oMath>
@@ -1537,15 +1780,21 @@
         </m:sSub>
       </m:oMath>
       <w:r>
+        <w:rPr>
+          <w:rFonts w:eastAsia="黑体"/>
+        </w:rPr>
         <w:t xml:space="preserve"> </w:t>
       </w:r>
       <w:r>
         <w:rPr>
-          <w:rFonts w:hint="eastAsia"/>
+          <w:rFonts w:hint="eastAsia" w:eastAsia="黑体"/>
         </w:rPr>
         <w:t xml:space="preserve">同相放大”的带隙基准组态，输出</w:t>
       </w:r>
       <w:r>
+        <w:rPr>
+          <w:rFonts w:eastAsia="黑体"/>
+        </w:rPr>
         <w:t xml:space="preserve"> </w:t>
       </w:r>
       <m:oMath>
@@ -1642,7 +1891,7 @@
       </m:oMath>
       <w:r>
         <w:rPr>
-          <w:rFonts w:hint="eastAsia"/>
+          <w:rFonts w:hint="eastAsia" w:eastAsia="黑体"/>
         </w:rPr>
         <w:t xml:space="preserve">，一阶温度漂移被抵消。</w:t>
       </w:r>
@@ -1655,7 +1904,7 @@
       </w:pPr>
       <w:r>
         <w:rPr>
-          <w:rFonts w:hint="eastAsia"/>
+          <w:rFonts w:hint="eastAsia" w:eastAsia="黑体"/>
         </w:rPr>
         <w:t xml:space="preserve">工作原理</w:t>
       </w:r>
@@ -1666,11 +1915,14 @@
       </w:pPr>
       <w:r>
         <w:rPr>
-          <w:rFonts w:hint="eastAsia"/>
+          <w:rFonts w:hint="eastAsia" w:eastAsia="黑体"/>
         </w:rPr>
         <w:t xml:space="preserve">两只工作在不同电流密度下的晶体管，其基射极电压差</w:t>
       </w:r>
       <w:r>
+        <w:rPr>
+          <w:rFonts w:eastAsia="黑体"/>
+        </w:rPr>
         <w:t xml:space="preserve"> </w:t>
       </w:r>
       <m:oMath>
@@ -1724,15 +1976,21 @@
         </m:r>
       </m:oMath>
       <w:r>
+        <w:rPr>
+          <w:rFonts w:eastAsia="黑体"/>
+        </w:rPr>
         <w:t xml:space="preserve"> </w:t>
       </w:r>
       <w:r>
         <w:rPr>
-          <w:rFonts w:hint="eastAsia"/>
+          <w:rFonts w:hint="eastAsia" w:eastAsia="黑体"/>
         </w:rPr>
         <w:t xml:space="preserve">随温度线性升高（正温度系数，PTAT），而基射极电压</w:t>
       </w:r>
       <w:r>
+        <w:rPr>
+          <w:rFonts w:eastAsia="黑体"/>
+        </w:rPr>
         <w:t xml:space="preserve"> </w:t>
       </w:r>
       <m:oMath>
@@ -1753,15 +2011,21 @@
         </m:sSub>
       </m:oMath>
       <w:r>
+        <w:rPr>
+          <w:rFonts w:eastAsia="黑体"/>
+        </w:rPr>
         <w:t xml:space="preserve"> </w:t>
       </w:r>
       <w:r>
         <w:rPr>
-          <w:rFonts w:hint="eastAsia"/>
+          <w:rFonts w:hint="eastAsia" w:eastAsia="黑体"/>
         </w:rPr>
         <w:t xml:space="preserve">随温度线性下降（负温度系数，CTAT）。二者按比例加权合成，消去一阶温度项，得到与温度无关的带隙电压</w:t>
       </w:r>
       <w:r>
+        <w:rPr>
+          <w:rFonts w:eastAsia="黑体"/>
+        </w:rPr>
         <w:t xml:space="preserve"> </w:t>
       </w:r>
       <m:oMath>
@@ -1801,6 +2065,9 @@
         </m:r>
       </m:oMath>
       <w:r>
+        <w:rPr>
+          <w:rFonts w:eastAsia="黑体"/>
+        </w:rPr>
         <w:t xml:space="preserve">。</w:t>
       </w:r>
     </w:p>
@@ -1812,7 +2079,7 @@
       </w:pPr>
       <w:r>
         <w:rPr>
-          <w:rFonts w:hint="eastAsia"/>
+          <w:rFonts w:hint="eastAsia" w:eastAsia="黑体"/>
         </w:rPr>
         <w:t xml:space="preserve">关键计算公式</w:t>
       </w:r>
@@ -1825,11 +2092,14 @@
         </w:numPr>
       </w:pPr>
       <w:r>
+        <w:rPr>
+          <w:rFonts w:eastAsia="黑体"/>
+        </w:rPr>
         <w:t xml:space="preserve">PTAT </w:t>
       </w:r>
       <w:r>
         <w:rPr>
-          <w:rFonts w:hint="eastAsia"/>
+          <w:rFonts w:hint="eastAsia" w:eastAsia="黑体"/>
         </w:rPr>
         <w:t xml:space="preserve">电压差（</w:t>
       </w:r>
@@ -1839,11 +2109,14 @@
         </m:r>
       </m:oMath>
       <w:r>
+        <w:rPr>
+          <w:rFonts w:eastAsia="黑体"/>
+        </w:rPr>
         <w:t xml:space="preserve"> </w:t>
       </w:r>
       <w:r>
         <w:rPr>
-          <w:rFonts w:hint="eastAsia"/>
+          <w:rFonts w:hint="eastAsia" w:eastAsia="黑体"/>
         </w:rPr>
         <w:t xml:space="preserve">为面积比）：</w:t>
       </w:r>
@@ -1918,7 +2191,7 @@
       </w:pPr>
       <w:r>
         <w:rPr>
-          <w:rFonts w:hint="eastAsia"/>
+          <w:rFonts w:hint="eastAsia" w:eastAsia="黑体"/>
         </w:rPr>
         <w:t xml:space="preserve">热电压：</w:t>
       </w:r>
@@ -1981,7 +2254,7 @@
       </w:pPr>
       <w:r>
         <w:rPr>
-          <w:rFonts w:hint="eastAsia"/>
+          <w:rFonts w:hint="eastAsia" w:eastAsia="黑体"/>
         </w:rPr>
         <w:t xml:space="preserve">带隙输出电压（</w:t>
       </w:r>
@@ -1991,11 +2264,14 @@
         </m:r>
       </m:oMath>
       <w:r>
+        <w:rPr>
+          <w:rFonts w:eastAsia="黑体"/>
+        </w:rPr>
         <w:t xml:space="preserve"> </w:t>
       </w:r>
       <w:r>
         <w:rPr>
-          <w:rFonts w:hint="eastAsia"/>
+          <w:rFonts w:hint="eastAsia" w:eastAsia="黑体"/>
         </w:rPr>
         <w:t xml:space="preserve">为加权系数）：</w:t>
       </w:r>
@@ -2094,11 +2370,14 @@
       </w:pPr>
       <w:r>
         <w:rPr>
-          <w:rFonts w:hint="eastAsia"/>
+          <w:rFonts w:hint="eastAsia" w:eastAsia="黑体"/>
         </w:rPr>
         <w:t xml:space="preserve">一阶温度补偿条件（使</w:t>
       </w:r>
       <w:r>
+        <w:rPr>
+          <w:rFonts w:eastAsia="黑体"/>
+        </w:rPr>
         <w:t xml:space="preserve"> </w:t>
       </w:r>
       <m:oMath>
@@ -2150,7 +2429,7 @@
       </m:oMath>
       <w:r>
         <w:rPr>
-          <w:rFonts w:hint="eastAsia"/>
+          <w:rFonts w:hint="eastAsia" w:eastAsia="黑体"/>
         </w:rPr>
         <w:t xml:space="preserve">）：</w:t>
       </w:r>
@@ -2271,7 +2550,7 @@
       </w:pPr>
       <w:r>
         <w:rPr>
-          <w:rFonts w:hint="eastAsia"/>
+          <w:rFonts w:hint="eastAsia" w:eastAsia="黑体"/>
         </w:rPr>
         <w:t xml:space="preserve">经放大后的基准输出（</w:t>
       </w:r>
@@ -2308,11 +2587,14 @@
         </m:sSub>
       </m:oMath>
       <w:r>
+        <w:rPr>
+          <w:rFonts w:eastAsia="黑体"/>
+        </w:rPr>
         <w:t xml:space="preserve"> </w:t>
       </w:r>
       <w:r>
         <w:rPr>
-          <w:rFonts w:hint="eastAsia"/>
+          <w:rFonts w:hint="eastAsia" w:eastAsia="黑体"/>
         </w:rPr>
         <w:t xml:space="preserve">为反馈增益）：</w:t>
       </w:r>
@@ -2452,7 +2734,7 @@
             </w:pPr>
             <w:r>
               <w:rPr>
-                <w:rFonts w:hint="eastAsia"/>
+                <w:rFonts w:hint="eastAsia" w:eastAsia="黑体"/>
               </w:rPr>
               <w:t xml:space="preserve">符号</w:t>
             </w:r>
@@ -2466,7 +2748,7 @@
             </w:pPr>
             <w:r>
               <w:rPr>
-                <w:rFonts w:hint="eastAsia"/>
+                <w:rFonts w:hint="eastAsia" w:eastAsia="黑体"/>
               </w:rPr>
               <w:t xml:space="preserve">含义</w:t>
             </w:r>
@@ -2480,7 +2762,7 @@
             </w:pPr>
             <w:r>
               <w:rPr>
-                <w:rFonts w:hint="eastAsia"/>
+                <w:rFonts w:hint="eastAsia" w:eastAsia="黑体"/>
               </w:rPr>
               <w:t xml:space="preserve">单位</w:t>
             </w:r>
@@ -2512,6 +2794,9 @@
               </m:sSub>
             </m:oMath>
             <w:r>
+              <w:rPr>
+                <w:rFonts w:eastAsia="黑体"/>
+              </w:rPr>
               <w:t xml:space="preserve">​</w:t>
             </w:r>
           </w:p>
@@ -2524,7 +2809,7 @@
             </w:pPr>
             <w:r>
               <w:rPr>
-                <w:rFonts w:hint="eastAsia"/>
+                <w:rFonts w:hint="eastAsia" w:eastAsia="黑体"/>
               </w:rPr>
               <w:t xml:space="preserve">基射极电压</w:t>
             </w:r>
@@ -2537,6 +2822,9 @@
               <w:pStyle w:val="Compact"/>
             </w:pPr>
             <w:r>
+              <w:rPr>
+                <w:rFonts w:eastAsia="黑体"/>
+              </w:rPr>
               <w:t xml:space="preserve">V</w:t>
             </w:r>
           </w:p>
@@ -2573,6 +2861,9 @@
               </m:sSub>
             </m:oMath>
             <w:r>
+              <w:rPr>
+                <w:rFonts w:eastAsia="黑体"/>
+              </w:rPr>
               <w:t xml:space="preserve">​</w:t>
             </w:r>
           </w:p>
@@ -2585,7 +2876,7 @@
             </w:pPr>
             <w:r>
               <w:rPr>
-                <w:rFonts w:hint="eastAsia"/>
+                <w:rFonts w:hint="eastAsia" w:eastAsia="黑体"/>
               </w:rPr>
               <w:t xml:space="preserve">两管基射极电压差</w:t>
             </w:r>
@@ -2598,6 +2889,9 @@
               <w:pStyle w:val="Compact"/>
             </w:pPr>
             <w:r>
+              <w:rPr>
+                <w:rFonts w:eastAsia="黑体"/>
+              </w:rPr>
               <w:t xml:space="preserve">V</w:t>
             </w:r>
           </w:p>
@@ -2625,6 +2919,9 @@
               </m:sSub>
             </m:oMath>
             <w:r>
+              <w:rPr>
+                <w:rFonts w:eastAsia="黑体"/>
+              </w:rPr>
               <w:t xml:space="preserve">​</w:t>
             </w:r>
           </w:p>
@@ -2637,16 +2934,19 @@
             </w:pPr>
             <w:r>
               <w:rPr>
-                <w:rFonts w:hint="eastAsia"/>
+                <w:rFonts w:hint="eastAsia" w:eastAsia="黑体"/>
               </w:rPr>
               <w:t xml:space="preserve">热电压（室温约</w:t>
             </w:r>
             <w:r>
+              <w:rPr>
+                <w:rFonts w:eastAsia="黑体"/>
+              </w:rPr>
               <w:t xml:space="preserve"> 26 </w:t>
             </w:r>
             <w:r>
               <w:rPr>
-                <w:rFonts w:hint="eastAsia"/>
+                <w:rFonts w:hint="eastAsia" w:eastAsia="黑体"/>
               </w:rPr>
               <w:t xml:space="preserve">mV）</w:t>
             </w:r>
@@ -2659,6 +2959,9 @@
               <w:pStyle w:val="Compact"/>
             </w:pPr>
             <w:r>
+              <w:rPr>
+                <w:rFonts w:eastAsia="黑体"/>
+              </w:rPr>
               <w:t xml:space="preserve">V</w:t>
             </w:r>
           </w:p>
@@ -2677,6 +2980,9 @@
               </m:r>
             </m:oMath>
             <w:r>
+              <w:rPr>
+                <w:rFonts w:eastAsia="黑体"/>
+              </w:rPr>
               <w:t xml:space="preserve">​</w:t>
             </w:r>
           </w:p>
@@ -2689,7 +2995,7 @@
             </w:pPr>
             <w:r>
               <w:rPr>
-                <w:rFonts w:hint="eastAsia"/>
+                <w:rFonts w:hint="eastAsia" w:eastAsia="黑体"/>
               </w:rPr>
               <w:t xml:space="preserve">玻尔兹曼常数（</w:t>
             </w:r>
@@ -2724,7 +3030,7 @@
             </m:oMath>
             <w:r>
               <w:rPr>
-                <w:rFonts w:hint="eastAsia"/>
+                <w:rFonts w:hint="eastAsia" w:eastAsia="黑体"/>
               </w:rPr>
               <w:t xml:space="preserve">）</w:t>
             </w:r>
@@ -2737,6 +3043,9 @@
               <w:pStyle w:val="Compact"/>
             </w:pPr>
             <w:r>
+              <w:rPr>
+                <w:rFonts w:eastAsia="黑体"/>
+              </w:rPr>
               <w:t xml:space="preserve">J/K</w:t>
             </w:r>
           </w:p>
@@ -2755,6 +3064,9 @@
               </m:r>
             </m:oMath>
             <w:r>
+              <w:rPr>
+                <w:rFonts w:eastAsia="黑体"/>
+              </w:rPr>
               <w:t xml:space="preserve">​</w:t>
             </w:r>
           </w:p>
@@ -2767,7 +3079,7 @@
             </w:pPr>
             <w:r>
               <w:rPr>
-                <w:rFonts w:hint="eastAsia"/>
+                <w:rFonts w:hint="eastAsia" w:eastAsia="黑体"/>
               </w:rPr>
               <w:t xml:space="preserve">电子电荷（</w:t>
             </w:r>
@@ -2802,7 +3114,7 @@
             </m:oMath>
             <w:r>
               <w:rPr>
-                <w:rFonts w:hint="eastAsia"/>
+                <w:rFonts w:hint="eastAsia" w:eastAsia="黑体"/>
               </w:rPr>
               <w:t xml:space="preserve">）</w:t>
             </w:r>
@@ -2815,6 +3127,9 @@
               <w:pStyle w:val="Compact"/>
             </w:pPr>
             <w:r>
+              <w:rPr>
+                <w:rFonts w:eastAsia="黑体"/>
+              </w:rPr>
               <w:t xml:space="preserve">C</w:t>
             </w:r>
           </w:p>
@@ -2833,6 +3148,9 @@
               </m:r>
             </m:oMath>
             <w:r>
+              <w:rPr>
+                <w:rFonts w:eastAsia="黑体"/>
+              </w:rPr>
               <w:t xml:space="preserve">​</w:t>
             </w:r>
           </w:p>
@@ -2845,7 +3163,7 @@
             </w:pPr>
             <w:r>
               <w:rPr>
-                <w:rFonts w:hint="eastAsia"/>
+                <w:rFonts w:hint="eastAsia" w:eastAsia="黑体"/>
               </w:rPr>
               <w:t xml:space="preserve">晶体管面积比</w:t>
             </w:r>
@@ -2858,6 +3176,9 @@
               <w:pStyle w:val="Compact"/>
             </w:pPr>
             <w:r>
+              <w:rPr>
+                <w:rFonts w:eastAsia="黑体"/>
+              </w:rPr>
               <w:t xml:space="preserve">—</w:t>
             </w:r>
           </w:p>
@@ -2888,6 +3209,9 @@
               </m:sSub>
             </m:oMath>
             <w:r>
+              <w:rPr>
+                <w:rFonts w:eastAsia="黑体"/>
+              </w:rPr>
               <w:t xml:space="preserve">​</w:t>
             </w:r>
           </w:p>
@@ -2900,16 +3224,19 @@
             </w:pPr>
             <w:r>
               <w:rPr>
-                <w:rFonts w:hint="eastAsia"/>
+                <w:rFonts w:hint="eastAsia" w:eastAsia="黑体"/>
               </w:rPr>
               <w:t xml:space="preserve">带隙基准电压（约</w:t>
             </w:r>
             <w:r>
+              <w:rPr>
+                <w:rFonts w:eastAsia="黑体"/>
+              </w:rPr>
               <w:t xml:space="preserve"> 1.2 </w:t>
             </w:r>
             <w:r>
               <w:rPr>
-                <w:rFonts w:hint="eastAsia"/>
+                <w:rFonts w:hint="eastAsia" w:eastAsia="黑体"/>
               </w:rPr>
               <w:t xml:space="preserve">V）</w:t>
             </w:r>
@@ -2922,6 +3249,9 @@
               <w:pStyle w:val="Compact"/>
             </w:pPr>
             <w:r>
+              <w:rPr>
+                <w:rFonts w:eastAsia="黑体"/>
+              </w:rPr>
               <w:t xml:space="preserve">V</w:t>
             </w:r>
           </w:p>
@@ -2936,7 +3266,7 @@
       </w:pPr>
       <w:r>
         <w:rPr>
-          <w:rFonts w:hint="eastAsia"/>
+          <w:rFonts w:hint="eastAsia" w:eastAsia="黑体"/>
         </w:rPr>
         <w:t xml:space="preserve">元件调整影响</w:t>
       </w:r>
@@ -2951,7 +3281,7 @@
       </w:pPr>
       <w:r>
         <w:rPr>
-          <w:rFonts w:hint="eastAsia"/>
+          <w:rFonts w:hint="eastAsia" w:eastAsia="黑体"/>
           <w:b/>
           <w:bCs/>
         </w:rPr>
@@ -2959,18 +3289,28 @@
       </w:r>
       <w:r>
         <w:rPr>
+          <w:rFonts w:eastAsia="黑体"/>
           <w:b/>
           <w:bCs/>
         </w:rPr>
         <w:t xml:space="preserve"> N ↑</w:t>
       </w:r>
       <w:r>
+        <w:rPr>
+          <w:rFonts w:eastAsia="黑体"/>
+        </w:rPr>
         <w:t xml:space="preserve"> </w:t>
       </w:r>
       <w:r>
+        <w:rPr>
+          <w:rFonts w:eastAsia="黑体"/>
+        </w:rPr>
         <w:t xml:space="preserve">→</w:t>
       </w:r>
       <w:r>
+        <w:rPr>
+          <w:rFonts w:eastAsia="黑体"/>
+        </w:rPr>
         <w:t xml:space="preserve"> </w:t>
       </w:r>
       <m:oMath>
@@ -2997,15 +3337,21 @@
         </m:sSub>
       </m:oMath>
       <w:r>
+        <w:rPr>
+          <w:rFonts w:eastAsia="黑体"/>
+        </w:rPr>
         <w:t xml:space="preserve"> </w:t>
       </w:r>
       <w:r>
         <w:rPr>
-          <w:rFonts w:hint="eastAsia"/>
+          <w:rFonts w:hint="eastAsia" w:eastAsia="黑体"/>
         </w:rPr>
         <w:t xml:space="preserve">增大，正温度系数分量增强，可与更高</w:t>
       </w:r>
       <w:r>
+        <w:rPr>
+          <w:rFonts w:eastAsia="黑体"/>
+        </w:rPr>
         <w:t xml:space="preserve"> </w:t>
       </w:r>
       <m:oMath>
@@ -3026,11 +3372,14 @@
         </m:sSub>
       </m:oMath>
       <w:r>
+        <w:rPr>
+          <w:rFonts w:eastAsia="黑体"/>
+        </w:rPr>
         <w:t xml:space="preserve"> </w:t>
       </w:r>
       <w:r>
         <w:rPr>
-          <w:rFonts w:hint="eastAsia"/>
+          <w:rFonts w:hint="eastAsia" w:eastAsia="黑体"/>
         </w:rPr>
         <w:t xml:space="preserve">匹配。</w:t>
       </w:r>
@@ -3045,7 +3394,7 @@
       </w:pPr>
       <w:r>
         <w:rPr>
-          <w:rFonts w:hint="eastAsia"/>
+          <w:rFonts w:hint="eastAsia" w:eastAsia="黑体"/>
           <w:b/>
           <w:bCs/>
         </w:rPr>
@@ -3053,6 +3402,7 @@
       </w:r>
       <w:r>
         <w:rPr>
+          <w:rFonts w:eastAsia="黑体"/>
           <w:b/>
           <w:bCs/>
         </w:rPr>
@@ -3065,7 +3415,7 @@
       </m:oMath>
       <w:r>
         <w:rPr>
-          <w:rFonts w:hint="eastAsia"/>
+          <w:rFonts w:hint="eastAsia" w:eastAsia="黑体"/>
           <w:b/>
           <w:bCs/>
         </w:rPr>
@@ -3073,6 +3423,7 @@
       </w:r>
       <w:r>
         <w:rPr>
+          <w:rFonts w:eastAsia="黑体"/>
           <w:b/>
           <w:bCs/>
         </w:rPr>
@@ -3080,21 +3431,27 @@
       </w:r>
       <w:r>
         <w:rPr>
-          <w:rFonts w:hint="eastAsia"/>
+          <w:rFonts w:hint="eastAsia" w:eastAsia="黑体"/>
           <w:b/>
           <w:bCs/>
         </w:rPr>
         <w:t xml:space="preserve">等比例）↑</w:t>
       </w:r>
       <w:r>
+        <w:rPr>
+          <w:rFonts w:eastAsia="黑体"/>
+        </w:rPr>
         <w:t xml:space="preserve"> </w:t>
       </w:r>
       <w:r>
+        <w:rPr>
+          <w:rFonts w:eastAsia="黑体"/>
+        </w:rPr>
         <w:t xml:space="preserve">→ </w:t>
       </w:r>
       <w:r>
         <w:rPr>
-          <w:rFonts w:hint="eastAsia"/>
+          <w:rFonts w:hint="eastAsia" w:eastAsia="黑体"/>
         </w:rPr>
         <w:t xml:space="preserve">输出电压升高，需重新匹配温度补偿点。</w:t>
       </w:r>
@@ -3109,21 +3466,27 @@
       </w:pPr>
       <w:r>
         <w:rPr>
-          <w:rFonts w:hint="eastAsia"/>
+          <w:rFonts w:hint="eastAsia" w:eastAsia="黑体"/>
           <w:b/>
           <w:bCs/>
         </w:rPr>
         <w:t xml:space="preserve">电阻比例失配</w:t>
       </w:r>
       <w:r>
+        <w:rPr>
+          <w:rFonts w:eastAsia="黑体"/>
+        </w:rPr>
         <w:t xml:space="preserve"> </w:t>
       </w:r>
       <w:r>
+        <w:rPr>
+          <w:rFonts w:eastAsia="黑体"/>
+        </w:rPr>
         <w:t xml:space="preserve">→ </w:t>
       </w:r>
       <w:r>
         <w:rPr>
-          <w:rFonts w:hint="eastAsia"/>
+          <w:rFonts w:hint="eastAsia" w:eastAsia="黑体"/>
         </w:rPr>
         <w:t xml:space="preserve">温度补偿点偏移，温漂增大。</w:t>
       </w:r>
@@ -3138,21 +3501,27 @@
       </w:pPr>
       <w:r>
         <w:rPr>
-          <w:rFonts w:hint="eastAsia"/>
+          <w:rFonts w:hint="eastAsia" w:eastAsia="黑体"/>
           <w:b/>
           <w:bCs/>
         </w:rPr>
         <w:t xml:space="preserve">电阻温度系数</w:t>
       </w:r>
       <w:r>
+        <w:rPr>
+          <w:rFonts w:eastAsia="黑体"/>
+        </w:rPr>
         <w:t xml:space="preserve"> </w:t>
       </w:r>
       <w:r>
+        <w:rPr>
+          <w:rFonts w:eastAsia="黑体"/>
+        </w:rPr>
         <w:t xml:space="preserve">→ </w:t>
       </w:r>
       <w:r>
         <w:rPr>
-          <w:rFonts w:hint="eastAsia"/>
+          <w:rFonts w:hint="eastAsia" w:eastAsia="黑体"/>
         </w:rPr>
         <w:t xml:space="preserve">影响高阶补偿精度，精密设计需用同类型匹配电阻。</w:t>
       </w:r>
@@ -3165,7 +3534,7 @@
       </w:pPr>
       <w:r>
         <w:rPr>
-          <w:rFonts w:hint="eastAsia"/>
+          <w:rFonts w:hint="eastAsia" w:eastAsia="黑体"/>
         </w:rPr>
         <w:t xml:space="preserve">典型参数示例</w:t>
       </w:r>
@@ -3180,11 +3549,14 @@
       </w:pPr>
       <w:r>
         <w:rPr>
-          <w:rFonts w:hint="eastAsia"/>
+          <w:rFonts w:hint="eastAsia" w:eastAsia="黑体"/>
         </w:rPr>
         <w:t xml:space="preserve">取</w:t>
       </w:r>
       <w:r>
+        <w:rPr>
+          <w:rFonts w:eastAsia="黑体"/>
+        </w:rPr>
         <w:t xml:space="preserve"> </w:t>
       </w:r>
       <m:oMath>
@@ -3202,6 +3574,9 @@
         </m:r>
       </m:oMath>
       <w:r>
+        <w:rPr>
+          <w:rFonts w:eastAsia="黑体"/>
+        </w:rPr>
         <w:t xml:space="preserve">、</w:t>
       </w:r>
       <m:oMath>
@@ -3230,7 +3605,7 @@
       </m:oMath>
       <w:r>
         <w:rPr>
-          <w:rFonts w:hint="eastAsia"/>
+          <w:rFonts w:hint="eastAsia" w:eastAsia="黑体"/>
         </w:rPr>
         <w:t xml:space="preserve">：</w:t>
       </w:r>
@@ -3269,7 +3644,7 @@
       </m:oMath>
       <w:r>
         <w:rPr>
-          <w:rFonts w:hint="eastAsia"/>
+          <w:rFonts w:hint="eastAsia" w:eastAsia="黑体"/>
         </w:rPr>
         <w:t xml:space="preserve">，</w:t>
       </w:r>
@@ -3358,6 +3733,9 @@
         </m:r>
       </m:oMath>
       <w:r>
+        <w:rPr>
+          <w:rFonts w:eastAsia="黑体"/>
+        </w:rPr>
         <w:t xml:space="preserve">。</w:t>
       </w:r>
     </w:p>
@@ -3371,11 +3749,14 @@
       </w:pPr>
       <w:r>
         <w:rPr>
-          <w:rFonts w:hint="eastAsia"/>
+          <w:rFonts w:hint="eastAsia" w:eastAsia="黑体"/>
         </w:rPr>
         <w:t xml:space="preserve">取</w:t>
       </w:r>
       <w:r>
+        <w:rPr>
+          <w:rFonts w:eastAsia="黑体"/>
+        </w:rPr>
         <w:t xml:space="preserve"> </w:t>
       </w:r>
       <m:oMath>
@@ -3416,11 +3797,14 @@
       </m:oMath>
       <w:r>
         <w:rPr>
-          <w:rFonts w:hint="eastAsia"/>
+          <w:rFonts w:hint="eastAsia" w:eastAsia="黑体"/>
         </w:rPr>
         <w:t xml:space="preserve">，若加权系数</w:t>
       </w:r>
       <w:r>
+        <w:rPr>
+          <w:rFonts w:eastAsia="黑体"/>
+        </w:rPr>
         <w:t xml:space="preserve"> </w:t>
       </w:r>
       <m:oMath>
@@ -3439,7 +3823,7 @@
       </m:oMath>
       <w:r>
         <w:rPr>
-          <w:rFonts w:hint="eastAsia"/>
+          <w:rFonts w:hint="eastAsia" w:eastAsia="黑体"/>
         </w:rPr>
         <w:t xml:space="preserve">：</w:t>
       </w:r>
@@ -3507,6 +3891,9 @@
         </m:r>
       </m:oMath>
       <w:r>
+        <w:rPr>
+          <w:rFonts w:eastAsia="黑体"/>
+        </w:rPr>
         <w:t xml:space="preserve">。</w:t>
       </w:r>
     </w:p>
@@ -3518,7 +3905,7 @@
       </w:pPr>
       <w:r>
         <w:rPr>
-          <w:rFonts w:hint="eastAsia"/>
+          <w:rFonts w:hint="eastAsia" w:eastAsia="黑体"/>
         </w:rPr>
         <w:t xml:space="preserve">常见器件型号</w:t>
       </w:r>
@@ -3533,7 +3920,7 @@
       </w:pPr>
       <w:r>
         <w:rPr>
-          <w:rFonts w:hint="eastAsia"/>
+          <w:rFonts w:hint="eastAsia" w:eastAsia="黑体"/>
         </w:rPr>
         <w:t xml:space="preserve">集成带隙基准：TL431、LM4040、REF30xx、ADR3433。</w:t>
       </w:r>
@@ -3548,7 +3935,7 @@
       </w:pPr>
       <w:r>
         <w:rPr>
-          <w:rFonts w:hint="eastAsia"/>
+          <w:rFonts w:hint="eastAsia" w:eastAsia="黑体"/>
         </w:rPr>
         <w:t xml:space="preserve">精密带隙：LT6654、MAX6070、REF50xx。</w:t>
       </w:r>
@@ -3563,16 +3950,19 @@
       </w:pPr>
       <w:r>
         <w:rPr>
-          <w:rFonts w:hint="eastAsia"/>
+          <w:rFonts w:hint="eastAsia" w:eastAsia="黑体"/>
         </w:rPr>
         <w:t xml:space="preserve">内部集成带隙的稳压器：LM317、78xx、LDO</w:t>
       </w:r>
       <w:r>
+        <w:rPr>
+          <w:rFonts w:eastAsia="黑体"/>
+        </w:rPr>
         <w:t xml:space="preserve"> </w:t>
       </w:r>
       <w:r>
         <w:rPr>
-          <w:rFonts w:hint="eastAsia"/>
+          <w:rFonts w:hint="eastAsia" w:eastAsia="黑体"/>
         </w:rPr>
         <w:t xml:space="preserve">各类。</w:t>
       </w:r>
@@ -3585,7 +3975,7 @@
       </w:pPr>
       <w:r>
         <w:rPr>
-          <w:rFonts w:hint="eastAsia"/>
+          <w:rFonts w:hint="eastAsia" w:eastAsia="黑体"/>
         </w:rPr>
         <w:t xml:space="preserve">注意事项</w:t>
       </w:r>
@@ -3600,7 +3990,7 @@
       </w:pPr>
       <w:r>
         <w:rPr>
-          <w:rFonts w:hint="eastAsia"/>
+          <w:rFonts w:hint="eastAsia" w:eastAsia="黑体"/>
         </w:rPr>
         <w:t xml:space="preserve">带隙基准实现温漂抵消需要精确的电阻比例与晶体管匹配，通常依赖集成电路版图而非分立实现。</w:t>
       </w:r>
@@ -3615,19 +4005,19 @@
       </w:pPr>
       <w:r>
         <w:rPr>
-          <w:rFonts w:hint="eastAsia"/>
+          <w:rFonts w:hint="eastAsia" w:eastAsia="黑体"/>
         </w:rPr>
         <w:t xml:space="preserve">一阶补偿后仍存在高阶温度曲率（</w:t>
       </w:r>
       <w:r>
         <w:rPr>
-          <w:rFonts w:hint="eastAsia"/>
+          <w:rFonts w:hint="eastAsia" w:eastAsia="黑体"/>
         </w:rPr>
         <w:t xml:space="preserve">“弓形”</w:t>
       </w:r>
       <w:r>
         <w:rPr>
-          <w:rFonts w:hint="eastAsia"/>
+          <w:rFonts w:hint="eastAsia" w:eastAsia="黑体"/>
         </w:rPr>
         <w:t xml:space="preserve">特性），精密场合需曲率校正。</w:t>
       </w:r>
@@ -3642,7 +4032,7 @@
       </w:pPr>
       <w:r>
         <w:rPr>
-          <w:rFonts w:hint="eastAsia"/>
+          <w:rFonts w:hint="eastAsia" w:eastAsia="黑体"/>
         </w:rPr>
         <w:t xml:space="preserve">分立搭棚难以达到手册性能，工程上直接选用集成带隙基准芯片。</w:t>
       </w:r>
@@ -3655,7 +4045,7 @@
       </w:pPr>
       <w:r>
         <w:rPr>
-          <w:rFonts w:hint="eastAsia"/>
+          <w:rFonts w:hint="eastAsia" w:eastAsia="黑体"/>
         </w:rPr>
         <w:t xml:space="preserve">参考资料</w:t>
       </w:r>
@@ -3669,6 +4059,9 @@
         </w:numPr>
       </w:pPr>
       <w:r>
+        <w:rPr>
+          <w:rFonts w:eastAsia="黑体"/>
+        </w:rPr>
         <w:t xml:space="preserve">Wikipedia: Bandgap voltage reference。</w:t>
       </w:r>
     </w:p>
@@ -3682,7 +4075,7 @@
       </w:pPr>
       <w:r>
         <w:rPr>
-          <w:rFonts w:hint="eastAsia"/>
+          <w:rFonts w:hint="eastAsia" w:eastAsia="黑体"/>
         </w:rPr>
         <w:t xml:space="preserve">《模拟集成电路设计》（拉扎维，Razavi）。</w:t>
       </w:r>
@@ -3697,7 +4090,7 @@
       </w:pPr>
       <w:r>
         <w:rPr>
-          <w:rFonts w:hint="eastAsia"/>
+          <w:rFonts w:hint="eastAsia" w:eastAsia="黑体"/>
         </w:rPr>
         <w:t xml:space="preserve">《模拟电子技术基础》（童诗白、华成英）。</w:t>
       </w:r>
@@ -3711,11 +4104,11 @@
       </w:pPr>
       <w:r>
         <w:rPr>
-          <w:rFonts w:ascii="Times New Roman" w:hAnsi="Times New Roman"/>
+          <w:rFonts w:ascii="Times New Roman" w:hAnsi="Times New Roman" w:eastAsia="黑体"/>
           <w:color w:val="555555"/>
           <w:sz w:val="21"/>
         </w:rPr>
-        <w:t>材料收集者：杜文杰</w:t>
+        <w:t>材料收集者：杜文杰，WX手机：19519196569，QQ:3478827729</w:t>
       </w:r>
     </w:p>
     <w:sectPr>
@@ -3735,7 +4128,7 @@
 </file>
 
 <file path=word/footer1.xml><?xml version="1.0" encoding="utf-8"?>
-<w:ftr xmlns:m="http://schemas.openxmlformats.org/officeDocument/2006/math" xmlns:mc="http://schemas.openxmlformats.org/markup-compatibility/2006" xmlns:mo="http://schemas.microsoft.com/office/mac/office/2008/main" xmlns:mv="urn:schemas-microsoft-com:mac:vml" xmlns:o="urn:schemas-microsoft-com:office:office" xmlns:r="http://schemas.openxmlformats.org/officeDocument/2006/relationships" xmlns:v="urn:schemas-microsoft-com:vml" xmlns:w10="urn:schemas-microsoft-com:office:word" xmlns:w14="http://schemas.microsoft.com/office/word/2010/wordml" xmlns:w="http://schemas.openxmlformats.org/wordprocessingml/2006/main" xmlns:wne="http://schemas.microsoft.com/office/word/2006/wordml" xmlns:wp14="http://schemas.microsoft.com/office/word/2010/wordprocessingDrawing" xmlns:wp="http://schemas.openxmlformats.org/drawingml/2006/wordprocessingDrawing" xmlns:wpc="http://schemas.microsoft.com/office/word/2010/wordprocessingCanvas" xmlns:wpg="http://schemas.microsoft.com/office/word/2010/wordprocessingGroup" xmlns:wpi="http://schemas.microsoft.com/office/word/2010/wordprocessingInk" xmlns:wps="http://schemas.microsoft.com/office/word/2010/wordprocessingShape" mc:Ignorable="w14 wp14">
+<w:ftr xmlns:mc="http://schemas.openxmlformats.org/markup-compatibility/2006" xmlns:w="http://schemas.openxmlformats.org/wordprocessingml/2006/main" xmlns:m="http://schemas.openxmlformats.org/officeDocument/2006/math" xmlns:mo="http://schemas.microsoft.com/office/mac/office/2008/main" xmlns:mv="urn:schemas-microsoft-com:mac:vml" xmlns:o="urn:schemas-microsoft-com:office:office" xmlns:r="http://schemas.openxmlformats.org/officeDocument/2006/relationships" xmlns:v="urn:schemas-microsoft-com:vml" xmlns:w10="urn:schemas-microsoft-com:office:word" xmlns:w14="http://schemas.microsoft.com/office/word/2010/wordml" xmlns:wne="http://schemas.microsoft.com/office/word/2006/wordml" xmlns:wp14="http://schemas.microsoft.com/office/word/2010/wordprocessingDrawing" xmlns:wp="http://schemas.openxmlformats.org/drawingml/2006/wordprocessingDrawing" xmlns:wpc="http://schemas.microsoft.com/office/word/2010/wordprocessingCanvas" xmlns:wpg="http://schemas.microsoft.com/office/word/2010/wordprocessingGroup" xmlns:wpi="http://schemas.microsoft.com/office/word/2010/wordprocessingInk" xmlns:wps="http://schemas.microsoft.com/office/word/2010/wordprocessingShape" mc:Ignorable="w14 wp14">
   <w:p>
     <w:pPr>
       <w:pStyle w:val="Footer"/>
@@ -3743,12 +4136,14 @@
     </w:pPr>
     <w:r>
       <w:rPr>
+        <w:rFonts w:eastAsia="黑体"/>
         <w:sz w:val="18"/>
       </w:rPr>
       <w:t xml:space="preserve">第 </w:t>
     </w:r>
     <w:r>
       <w:rPr>
+        <w:rFonts w:eastAsia="黑体"/>
         <w:sz w:val="18"/>
       </w:rPr>
       <w:fldChar w:fldCharType="begin"/>
@@ -3757,6 +4152,7 @@
     </w:r>
     <w:r>
       <w:rPr>
+        <w:rFonts w:eastAsia="黑体"/>
         <w:sz w:val="18"/>
       </w:rPr>
       <w:t xml:space="preserve"> 页</w:t>
@@ -3770,6 +4166,9 @@
   <w:footnote w:type="continuationSeparator" w:id="0">
     <w:p>
       <w:r>
+        <w:rPr>
+          <w:rFonts w:eastAsia="黑体"/>
+        </w:rPr>
         <w:continuationSeparator/>
       </w:r>
     </w:p>
@@ -3777,6 +4176,9 @@
   <w:footnote w:type="separator" w:id="-1">
     <w:p>
       <w:r>
+        <w:rPr>
+          <w:rFonts w:eastAsia="黑体"/>
+        </w:rPr>
         <w:separator/>
       </w:r>
     </w:p>
@@ -3785,7 +4187,7 @@
 </file>
 
 <file path=word/header1.xml><?xml version="1.0" encoding="utf-8"?>
-<w:hdr xmlns:m="http://schemas.openxmlformats.org/officeDocument/2006/math" xmlns:mc="http://schemas.openxmlformats.org/markup-compatibility/2006" xmlns:mo="http://schemas.microsoft.com/office/mac/office/2008/main" xmlns:mv="urn:schemas-microsoft-com:mac:vml" xmlns:o="urn:schemas-microsoft-com:office:office" xmlns:r="http://schemas.openxmlformats.org/officeDocument/2006/relationships" xmlns:v="urn:schemas-microsoft-com:vml" xmlns:w10="urn:schemas-microsoft-com:office:word" xmlns:w14="http://schemas.microsoft.com/office/word/2010/wordml" xmlns:w="http://schemas.openxmlformats.org/wordprocessingml/2006/main" xmlns:wne="http://schemas.microsoft.com/office/word/2006/wordml" xmlns:wp14="http://schemas.microsoft.com/office/word/2010/wordprocessingDrawing" xmlns:wp="http://schemas.openxmlformats.org/drawingml/2006/wordprocessingDrawing" xmlns:wpc="http://schemas.microsoft.com/office/word/2010/wordprocessingCanvas" xmlns:wpg="http://schemas.microsoft.com/office/word/2010/wordprocessingGroup" xmlns:wpi="http://schemas.microsoft.com/office/word/2010/wordprocessingInk" xmlns:wps="http://schemas.microsoft.com/office/word/2010/wordprocessingShape" mc:Ignorable="w14 wp14">
+<w:hdr xmlns:mc="http://schemas.openxmlformats.org/markup-compatibility/2006" xmlns:w="http://schemas.openxmlformats.org/wordprocessingml/2006/main" xmlns:m="http://schemas.openxmlformats.org/officeDocument/2006/math" xmlns:mo="http://schemas.microsoft.com/office/mac/office/2008/main" xmlns:mv="urn:schemas-microsoft-com:mac:vml" xmlns:o="urn:schemas-microsoft-com:office:office" xmlns:r="http://schemas.openxmlformats.org/officeDocument/2006/relationships" xmlns:v="urn:schemas-microsoft-com:vml" xmlns:w10="urn:schemas-microsoft-com:office:word" xmlns:w14="http://schemas.microsoft.com/office/word/2010/wordml" xmlns:wne="http://schemas.microsoft.com/office/word/2006/wordml" xmlns:wp14="http://schemas.microsoft.com/office/word/2010/wordprocessingDrawing" xmlns:wp="http://schemas.openxmlformats.org/drawingml/2006/wordprocessingDrawing" xmlns:wpc="http://schemas.microsoft.com/office/word/2010/wordprocessingCanvas" xmlns:wpg="http://schemas.microsoft.com/office/word/2010/wordprocessingGroup" xmlns:wpi="http://schemas.microsoft.com/office/word/2010/wordprocessingInk" xmlns:wps="http://schemas.microsoft.com/office/word/2010/wordprocessingShape" mc:Ignorable="w14 wp14">
   <w:p>
     <w:pPr>
       <w:pStyle w:val="Header"/>
@@ -3793,7 +4195,7 @@
     </w:pPr>
     <w:r>
       <w:rPr>
-        <w:rFonts w:ascii="Times New Roman" w:hAnsi="Times New Roman"/>
+        <w:rFonts w:ascii="Times New Roman" w:hAnsi="Times New Roman" w:eastAsia="黑体"/>
         <w:sz w:val="18"/>
         <w:rFonts w:eastAsia="黑体"/>
         <w:rFonts w:eastAsia="黑体"/>
@@ -3805,7 +4207,7 @@
 </file>
 
 <file path=word/numbering.xml><?xml version="1.0" encoding="utf-8"?>
-<w:numbering xmlns:m="http://schemas.openxmlformats.org/officeDocument/2006/math" xmlns:mc="http://schemas.openxmlformats.org/markup-compatibility/2006" xmlns:mo="http://schemas.microsoft.com/office/mac/office/2008/main" xmlns:mv="urn:schemas-microsoft-com:mac:vml" xmlns:o="urn:schemas-microsoft-com:office:office" xmlns:r="http://schemas.openxmlformats.org/officeDocument/2006/relationships" xmlns:v="urn:schemas-microsoft-com:vml" xmlns:w="http://schemas.openxmlformats.org/wordprocessingml/2006/main" xmlns:w10="urn:schemas-microsoft-com:office:word" xmlns:w14="http://schemas.microsoft.com/office/word/2010/wordml" xmlns:wne="http://schemas.microsoft.com/office/word/2006/wordml" xmlns:wp="http://schemas.openxmlformats.org/drawingml/2006/wordprocessingDrawing" xmlns:wp14="http://schemas.microsoft.com/office/word/2010/wordprocessingDrawing" xmlns:wpc="http://schemas.microsoft.com/office/word/2010/wordprocessingCanvas" xmlns:wpg="http://schemas.microsoft.com/office/word/2010/wordprocessingGroup" xmlns:wpi="http://schemas.microsoft.com/office/word/2010/wordprocessingInk" xmlns:wps="http://schemas.microsoft.com/office/word/2010/wordprocessingShape" mc:Ignorable="w14 wp14">
+<w:numbering xmlns:mc="http://schemas.openxmlformats.org/markup-compatibility/2006" xmlns:w="http://schemas.openxmlformats.org/wordprocessingml/2006/main" xmlns:m="http://schemas.openxmlformats.org/officeDocument/2006/math" xmlns:mo="http://schemas.microsoft.com/office/mac/office/2008/main" xmlns:mv="urn:schemas-microsoft-com:mac:vml" xmlns:o="urn:schemas-microsoft-com:office:office" xmlns:r="http://schemas.openxmlformats.org/officeDocument/2006/relationships" xmlns:v="urn:schemas-microsoft-com:vml" xmlns:w10="urn:schemas-microsoft-com:office:word" xmlns:w14="http://schemas.microsoft.com/office/word/2010/wordml" xmlns:wne="http://schemas.microsoft.com/office/word/2006/wordml" xmlns:wp="http://schemas.openxmlformats.org/drawingml/2006/wordprocessingDrawing" xmlns:wp14="http://schemas.microsoft.com/office/word/2010/wordprocessingDrawing" xmlns:wpc="http://schemas.microsoft.com/office/word/2010/wordprocessingCanvas" xmlns:wpg="http://schemas.microsoft.com/office/word/2010/wordprocessingGroup" xmlns:wpi="http://schemas.microsoft.com/office/word/2010/wordprocessingInk" xmlns:wps="http://schemas.microsoft.com/office/word/2010/wordprocessingShape" mc:Ignorable="w14 wp14">
   <w:abstractNum w:abstractNumId="0">
     <w:nsid w:val="FFFFFF7C"/>
     <w:multiLevelType w:val="singleLevel"/>
@@ -3892,7 +4294,7 @@
         <w:ind w:hanging="360" w:left="1440"/>
       </w:pPr>
       <w:rPr>
-        <w:rFonts w:ascii="Symbol" w:hAnsi="Symbol" w:hint="default"/>
+        <w:rFonts w:ascii="Symbol" w:hAnsi="Symbol" w:hint="default" w:eastAsia="黑体"/>
       </w:rPr>
     </w:lvl>
   </w:abstractNum>
@@ -3913,7 +4315,7 @@
         <w:ind w:hanging="360" w:left="1080"/>
       </w:pPr>
       <w:rPr>
-        <w:rFonts w:ascii="Symbol" w:hAnsi="Symbol" w:hint="default"/>
+        <w:rFonts w:ascii="Symbol" w:hAnsi="Symbol" w:hint="default" w:eastAsia="黑体"/>
       </w:rPr>
     </w:lvl>
   </w:abstractNum>
@@ -3934,7 +4336,7 @@
         <w:ind w:hanging="360" w:left="720"/>
       </w:pPr>
       <w:rPr>
-        <w:rFonts w:ascii="Symbol" w:hAnsi="Symbol" w:hint="default"/>
+        <w:rFonts w:ascii="Symbol" w:hAnsi="Symbol" w:hint="default" w:eastAsia="黑体"/>
       </w:rPr>
     </w:lvl>
   </w:abstractNum>
@@ -3973,7 +4375,7 @@
         <w:ind w:hanging="360" w:left="360"/>
       </w:pPr>
       <w:rPr>
-        <w:rFonts w:ascii="Symbol" w:hAnsi="Symbol" w:hint="default"/>
+        <w:rFonts w:ascii="Symbol" w:hAnsi="Symbol" w:hint="default" w:eastAsia="黑体"/>
       </w:rPr>
     </w:lvl>
   </w:abstractNum>
@@ -4064,7 +4466,7 @@
         <w:ind w:left="720" w:hanging="360"/>
       </w:pPr>
       <w:rPr>
-        <w:rFonts w:ascii="Symbol" w:hAnsi="Symbol" w:cs="Symbol" w:hint="default"/>
+        <w:rFonts w:ascii="Symbol" w:hAnsi="Symbol" w:cs="Symbol" w:hint="default" w:eastAsia="黑体"/>
       </w:rPr>
     </w:lvl>
     <w:lvl w:ilvl="1">
@@ -4075,7 +4477,7 @@
         <w:ind w:left="1440" w:hanging="360"/>
       </w:pPr>
       <w:rPr>
-        <w:rFonts w:ascii="Courier New" w:hAnsi="Courier New" w:cs="Courier New" w:hint="default"/>
+        <w:rFonts w:ascii="Courier New" w:hAnsi="Courier New" w:cs="Courier New" w:hint="default" w:eastAsia="黑体"/>
       </w:rPr>
     </w:lvl>
     <w:lvl w:ilvl="2">
@@ -4086,7 +4488,7 @@
         <w:ind w:left="2160" w:hanging="360"/>
       </w:pPr>
       <w:rPr>
-        <w:rFonts w:ascii="Wingdings" w:hAnsi="Wingdings" w:cs="Wingdings" w:hint="default"/>
+        <w:rFonts w:ascii="Wingdings" w:hAnsi="Wingdings" w:cs="Wingdings" w:hint="default" w:eastAsia="黑体"/>
       </w:rPr>
     </w:lvl>
     <w:lvl w:ilvl="3">
@@ -4097,7 +4499,7 @@
         <w:ind w:left="2880" w:hanging="360"/>
       </w:pPr>
       <w:rPr>
-        <w:rFonts w:ascii="Symbol" w:hAnsi="Symbol" w:cs="Symbol" w:hint="default"/>
+        <w:rFonts w:ascii="Symbol" w:hAnsi="Symbol" w:cs="Symbol" w:hint="default" w:eastAsia="黑体"/>
       </w:rPr>
     </w:lvl>
     <w:lvl w:ilvl="4">
@@ -4108,7 +4510,7 @@
         <w:ind w:left="3600" w:hanging="360"/>
       </w:pPr>
       <w:rPr>
-        <w:rFonts w:ascii="Courier New" w:hAnsi="Courier New" w:cs="Courier New" w:hint="default"/>
+        <w:rFonts w:ascii="Courier New" w:hAnsi="Courier New" w:cs="Courier New" w:hint="default" w:eastAsia="黑体"/>
       </w:rPr>
     </w:lvl>
     <w:lvl w:ilvl="5">
@@ -4119,7 +4521,7 @@
         <w:ind w:left="4320" w:hanging="360"/>
       </w:pPr>
       <w:rPr>
-        <w:rFonts w:ascii="Wingdings" w:hAnsi="Wingdings" w:cs="Wingdings" w:hint="default"/>
+        <w:rFonts w:ascii="Wingdings" w:hAnsi="Wingdings" w:cs="Wingdings" w:hint="default" w:eastAsia="黑体"/>
       </w:rPr>
     </w:lvl>
     <w:lvl w:ilvl="6">
@@ -4130,7 +4532,7 @@
         <w:ind w:left="5040" w:hanging="360"/>
       </w:pPr>
       <w:rPr>
-        <w:rFonts w:ascii="Symbol" w:hAnsi="Symbol" w:cs="Symbol" w:hint="default"/>
+        <w:rFonts w:ascii="Symbol" w:hAnsi="Symbol" w:cs="Symbol" w:hint="default" w:eastAsia="黑体"/>
       </w:rPr>
     </w:lvl>
     <w:lvl w:ilvl="7">
@@ -4141,7 +4543,7 @@
         <w:ind w:left="5760" w:hanging="360"/>
       </w:pPr>
       <w:rPr>
-        <w:rFonts w:ascii="Courier New" w:hAnsi="Courier New" w:cs="Courier New" w:hint="default"/>
+        <w:rFonts w:ascii="Courier New" w:hAnsi="Courier New" w:cs="Courier New" w:hint="default" w:eastAsia="黑体"/>
       </w:rPr>
     </w:lvl>
     <w:lvl w:ilvl="8">
@@ -4152,7 +4554,7 @@
         <w:ind w:left="6480" w:hanging="360"/>
       </w:pPr>
       <w:rPr>
-        <w:rFonts w:ascii="Wingdings" w:hAnsi="Wingdings" w:cs="Wingdings" w:hint="default"/>
+        <w:rFonts w:ascii="Wingdings" w:hAnsi="Wingdings" w:cs="Wingdings" w:hint="default" w:eastAsia="黑体"/>
       </w:rPr>
     </w:lvl>
   </w:abstractNum>
@@ -4208,11 +4610,11 @@
 </file>
 
 <file path=word/styles.xml><?xml version="1.0" encoding="utf-8"?>
-<w:styles xmlns:mc="http://schemas.openxmlformats.org/markup-compatibility/2006" xmlns:r="http://schemas.openxmlformats.org/officeDocument/2006/relationships" xmlns:w="http://schemas.openxmlformats.org/wordprocessingml/2006/main" xmlns:w14="http://schemas.microsoft.com/office/word/2010/wordml" mc:Ignorable="w14">
+<w:styles xmlns:mc="http://schemas.openxmlformats.org/markup-compatibility/2006" xmlns:w="http://schemas.openxmlformats.org/wordprocessingml/2006/main" xmlns:r="http://schemas.openxmlformats.org/officeDocument/2006/relationships" xmlns:w14="http://schemas.microsoft.com/office/word/2010/wordml" mc:Ignorable="w14">
   <w:docDefaults>
     <w:rPrDefault>
       <w:rPr>
-        <w:rFonts w:asciiTheme="minorHAnsi" w:cstheme="minorBidi" w:eastAsiaTheme="minorEastAsia" w:hAnsiTheme="minorHAnsi"/>
+        <w:rFonts w:asciiTheme="minorHAnsi" w:cstheme="minorBidi" w:hAnsiTheme="minorHAnsi" w:eastAsia="黑体"/>
         <w:sz w:val="22"/>
         <w:szCs w:val="22"/>
         <w:lang w:bidi="ar-SA" w:eastAsia="en-US" w:val="en-US"/>
@@ -4434,7 +4836,7 @@
       <w:outlineLvl w:val="0"/>
     </w:pPr>
     <w:rPr>
-      <w:rFonts w:ascii="Times New Roman" w:asciiTheme="majorHAnsi" w:cstheme="majorBidi" w:eastAsia="黑体" w:eastAsiaTheme="majorEastAsia" w:hAnsi="Times New Roman" w:hAnsiTheme="majorHAnsi"/>
+      <w:rFonts w:ascii="Times New Roman" w:asciiTheme="majorHAnsi" w:cstheme="majorBidi" w:eastAsia="黑体" w:hAnsi="Times New Roman" w:hAnsiTheme="majorHAnsi"/>
       <w:b/>
       <w:bCs/>
       <w:color w:val="1F3864"/>
@@ -4458,7 +4860,7 @@
       <w:outlineLvl w:val="1"/>
     </w:pPr>
     <w:rPr>
-      <w:rFonts w:ascii="Times New Roman" w:asciiTheme="majorHAnsi" w:cstheme="majorBidi" w:eastAsia="黑体" w:eastAsiaTheme="majorEastAsia" w:hAnsi="Times New Roman" w:hAnsiTheme="majorHAnsi"/>
+      <w:rFonts w:ascii="Times New Roman" w:asciiTheme="majorHAnsi" w:cstheme="majorBidi" w:eastAsia="黑体" w:hAnsi="Times New Roman" w:hAnsiTheme="majorHAnsi"/>
       <w:b/>
       <w:bCs/>
       <w:color w:val="2E4E7E"/>
@@ -4482,7 +4884,7 @@
       <w:outlineLvl w:val="2"/>
     </w:pPr>
     <w:rPr>
-      <w:rFonts w:ascii="Times New Roman" w:asciiTheme="majorHAnsi" w:cstheme="majorBidi" w:eastAsia="黑体" w:eastAsiaTheme="majorEastAsia" w:hAnsi="Times New Roman" w:hAnsiTheme="majorHAnsi"/>
+      <w:rFonts w:ascii="Times New Roman" w:asciiTheme="majorHAnsi" w:cstheme="majorBidi" w:eastAsia="黑体" w:hAnsi="Times New Roman" w:hAnsiTheme="majorHAnsi"/>
       <w:b/>
       <w:bCs/>
       <w:color w:val="2E4E7E"/>
@@ -4506,7 +4908,7 @@
       <w:outlineLvl w:val="3"/>
     </w:pPr>
     <w:rPr>
-      <w:rFonts w:ascii="Times New Roman" w:asciiTheme="majorHAnsi" w:cstheme="majorBidi" w:eastAsia="黑体" w:eastAsiaTheme="majorEastAsia" w:hAnsi="Times New Roman" w:hAnsiTheme="majorHAnsi"/>
+      <w:rFonts w:ascii="Times New Roman" w:asciiTheme="majorHAnsi" w:cstheme="majorBidi" w:eastAsia="黑体" w:hAnsi="Times New Roman" w:hAnsiTheme="majorHAnsi"/>
       <w:b/>
       <w:bCs/>
       <w:i/>
@@ -4532,7 +4934,7 @@
       <w:outlineLvl w:val="4"/>
     </w:pPr>
     <w:rPr>
-      <w:rFonts w:ascii="Times New Roman" w:asciiTheme="majorHAnsi" w:cstheme="majorBidi" w:eastAsia="黑体" w:eastAsiaTheme="majorEastAsia" w:hAnsi="Times New Roman" w:hAnsiTheme="majorHAnsi"/>
+      <w:rFonts w:ascii="Times New Roman" w:asciiTheme="majorHAnsi" w:cstheme="majorBidi" w:eastAsia="黑体" w:hAnsi="Times New Roman" w:hAnsiTheme="majorHAnsi"/>
       <w:b/>
       <w:color w:val="333333"/>
       <w:sz w:val="22"/>
@@ -4555,7 +4957,7 @@
       <w:outlineLvl w:val="5"/>
     </w:pPr>
     <w:rPr>
-      <w:rFonts w:asciiTheme="majorHAnsi" w:cstheme="majorBidi" w:eastAsiaTheme="majorEastAsia" w:hAnsiTheme="majorHAnsi"/>
+      <w:rFonts w:asciiTheme="majorHAnsi" w:cstheme="majorBidi" w:hAnsiTheme="majorHAnsi" w:eastAsia="黑体"/>
       <w:i/>
       <w:iCs/>
       <w:color w:themeColor="accent1" w:themeShade="7F" w:val="243F60"/>
@@ -4578,7 +4980,7 @@
       <w:outlineLvl w:val="6"/>
     </w:pPr>
     <w:rPr>
-      <w:rFonts w:asciiTheme="majorHAnsi" w:cstheme="majorBidi" w:eastAsiaTheme="majorEastAsia" w:hAnsiTheme="majorHAnsi"/>
+      <w:rFonts w:asciiTheme="majorHAnsi" w:cstheme="majorBidi" w:hAnsiTheme="majorHAnsi" w:eastAsia="黑体"/>
       <w:i/>
       <w:iCs/>
       <w:color w:themeColor="text1" w:themeTint="BF" w:val="404040"/>
@@ -4601,7 +5003,7 @@
       <w:outlineLvl w:val="7"/>
     </w:pPr>
     <w:rPr>
-      <w:rFonts w:asciiTheme="majorHAnsi" w:cstheme="majorBidi" w:eastAsiaTheme="majorEastAsia" w:hAnsiTheme="majorHAnsi"/>
+      <w:rFonts w:asciiTheme="majorHAnsi" w:cstheme="majorBidi" w:hAnsiTheme="majorHAnsi" w:eastAsia="黑体"/>
       <w:color w:themeColor="accent1" w:val="4F81BD"/>
       <w:sz w:val="20"/>
       <w:szCs w:val="20"/>
@@ -4624,7 +5026,7 @@
       <w:outlineLvl w:val="8"/>
     </w:pPr>
     <w:rPr>
-      <w:rFonts w:asciiTheme="majorHAnsi" w:cstheme="majorBidi" w:eastAsiaTheme="majorEastAsia" w:hAnsiTheme="majorHAnsi"/>
+      <w:rFonts w:asciiTheme="majorHAnsi" w:cstheme="majorBidi" w:hAnsiTheme="majorHAnsi" w:eastAsia="黑体"/>
       <w:i/>
       <w:iCs/>
       <w:color w:themeColor="text1" w:themeTint="BF" w:val="404040"/>
@@ -4675,7 +5077,7 @@
     <w:uiPriority w:val="9"/>
     <w:rsid w:val="00FC693F"/>
     <w:rPr>
-      <w:rFonts w:asciiTheme="majorHAnsi" w:cstheme="majorBidi" w:eastAsiaTheme="majorEastAsia" w:hAnsiTheme="majorHAnsi"/>
+      <w:rFonts w:asciiTheme="majorHAnsi" w:cstheme="majorBidi" w:hAnsiTheme="majorHAnsi" w:eastAsia="黑体"/>
       <w:b/>
       <w:bCs/>
       <w:color w:themeColor="accent1" w:themeShade="BF" w:val="365F91"/>
@@ -4690,7 +5092,7 @@
     <w:uiPriority w:val="9"/>
     <w:rsid w:val="00FC693F"/>
     <w:rPr>
-      <w:rFonts w:asciiTheme="majorHAnsi" w:cstheme="majorBidi" w:eastAsiaTheme="majorEastAsia" w:hAnsiTheme="majorHAnsi"/>
+      <w:rFonts w:asciiTheme="majorHAnsi" w:cstheme="majorBidi" w:hAnsiTheme="majorHAnsi" w:eastAsia="黑体"/>
       <w:b/>
       <w:bCs/>
       <w:color w:themeColor="accent1" w:val="4F81BD"/>
@@ -4705,7 +5107,7 @@
     <w:uiPriority w:val="9"/>
     <w:rsid w:val="00FC693F"/>
     <w:rPr>
-      <w:rFonts w:asciiTheme="majorHAnsi" w:cstheme="majorBidi" w:eastAsiaTheme="majorEastAsia" w:hAnsiTheme="majorHAnsi"/>
+      <w:rFonts w:asciiTheme="majorHAnsi" w:cstheme="majorBidi" w:hAnsiTheme="majorHAnsi" w:eastAsia="黑体"/>
       <w:b/>
       <w:bCs/>
       <w:color w:themeColor="accent1" w:val="4F81BD"/>
@@ -4728,7 +5130,7 @@
       <w:contextualSpacing/>
     </w:pPr>
     <w:rPr>
-      <w:rFonts w:ascii="Times New Roman" w:asciiTheme="majorHAnsi" w:cstheme="majorBidi" w:eastAsia="黑体" w:eastAsiaTheme="majorEastAsia" w:hAnsi="Times New Roman" w:hAnsiTheme="majorHAnsi"/>
+      <w:rFonts w:ascii="Times New Roman" w:asciiTheme="majorHAnsi" w:cstheme="majorBidi" w:eastAsia="黑体" w:hAnsi="Times New Roman" w:hAnsiTheme="majorHAnsi"/>
       <w:b/>
       <w:color w:val="1F3864"/>
       <w:spacing w:val="5"/>
@@ -4744,7 +5146,7 @@
     <w:uiPriority w:val="10"/>
     <w:rsid w:val="00FC693F"/>
     <w:rPr>
-      <w:rFonts w:asciiTheme="majorHAnsi" w:cstheme="majorBidi" w:eastAsiaTheme="majorEastAsia" w:hAnsiTheme="majorHAnsi"/>
+      <w:rFonts w:asciiTheme="majorHAnsi" w:cstheme="majorBidi" w:hAnsiTheme="majorHAnsi" w:eastAsia="黑体"/>
       <w:color w:themeColor="text2" w:themeShade="BF" w:val="17365D"/>
       <w:spacing w:val="5"/>
       <w:kern w:val="28"/>
@@ -4766,7 +5168,7 @@
       </w:numPr>
     </w:pPr>
     <w:rPr>
-      <w:rFonts w:asciiTheme="majorHAnsi" w:cstheme="majorBidi" w:eastAsiaTheme="majorEastAsia" w:hAnsiTheme="majorHAnsi"/>
+      <w:rFonts w:asciiTheme="majorHAnsi" w:cstheme="majorBidi" w:hAnsiTheme="majorHAnsi" w:eastAsia="黑体"/>
       <w:i/>
       <w:iCs/>
       <w:color w:themeColor="accent1" w:val="4F81BD"/>
@@ -4782,7 +5184,7 @@
     <w:uiPriority w:val="11"/>
     <w:rsid w:val="00FC693F"/>
     <w:rPr>
-      <w:rFonts w:asciiTheme="majorHAnsi" w:cstheme="majorBidi" w:eastAsiaTheme="majorEastAsia" w:hAnsiTheme="majorHAnsi"/>
+      <w:rFonts w:asciiTheme="majorHAnsi" w:cstheme="majorBidi" w:hAnsiTheme="majorHAnsi" w:eastAsia="黑体"/>
       <w:i/>
       <w:iCs/>
       <w:color w:themeColor="accent1" w:val="4F81BD"/>
@@ -4849,6 +5251,7 @@
       <w:spacing w:after="120"/>
     </w:pPr>
     <w:rPr>
+      <w:rFonts w:eastAsia="黑体"/>
       <w:sz w:val="16"/>
       <w:szCs w:val="16"/>
     </w:rPr>
@@ -4860,6 +5263,7 @@
     <w:uiPriority w:val="99"/>
     <w:rsid w:val="00AA1D8D"/>
     <w:rPr>
+      <w:rFonts w:eastAsia="黑体"/>
       <w:sz w:val="16"/>
       <w:szCs w:val="16"/>
     </w:rPr>
@@ -5029,7 +5433,7 @@
       </w:tabs>
     </w:pPr>
     <w:rPr>
-      <w:rFonts w:ascii="Courier" w:hAnsi="Courier"/>
+      <w:rFonts w:ascii="Courier" w:hAnsi="Courier" w:eastAsia="黑体"/>
       <w:sz w:val="20"/>
       <w:szCs w:val="20"/>
     </w:rPr>
@@ -5041,7 +5445,7 @@
     <w:uiPriority w:val="99"/>
     <w:rsid w:val="0029639D"/>
     <w:rPr>
-      <w:rFonts w:ascii="Courier" w:hAnsi="Courier"/>
+      <w:rFonts w:ascii="Courier" w:hAnsi="Courier" w:eastAsia="黑体"/>
       <w:sz w:val="20"/>
       <w:szCs w:val="20"/>
     </w:rPr>
@@ -5077,6 +5481,7 @@
     <w:uiPriority w:val="29"/>
     <w:rsid w:val="00FC693F"/>
     <w:rPr>
+      <w:rFonts w:eastAsia="黑体"/>
       <w:i/>
       <w:iCs/>
       <w:color w:themeColor="text1" w:val="000000"/>
@@ -5090,7 +5495,7 @@
     <w:semiHidden/>
     <w:rsid w:val="00FC693F"/>
     <w:rPr>
-      <w:rFonts w:asciiTheme="majorHAnsi" w:cstheme="majorBidi" w:eastAsiaTheme="majorEastAsia" w:hAnsiTheme="majorHAnsi"/>
+      <w:rFonts w:asciiTheme="majorHAnsi" w:cstheme="majorBidi" w:hAnsiTheme="majorHAnsi" w:eastAsia="黑体"/>
       <w:b/>
       <w:bCs/>
       <w:i/>
@@ -5106,7 +5511,7 @@
     <w:semiHidden/>
     <w:rsid w:val="00FC693F"/>
     <w:rPr>
-      <w:rFonts w:asciiTheme="majorHAnsi" w:cstheme="majorBidi" w:eastAsiaTheme="majorEastAsia" w:hAnsiTheme="majorHAnsi"/>
+      <w:rFonts w:asciiTheme="majorHAnsi" w:cstheme="majorBidi" w:hAnsiTheme="majorHAnsi" w:eastAsia="黑体"/>
       <w:color w:themeColor="accent1" w:themeShade="7F" w:val="243F60"/>
     </w:rPr>
   </w:style>
@@ -5118,7 +5523,7 @@
     <w:semiHidden/>
     <w:rsid w:val="00FC693F"/>
     <w:rPr>
-      <w:rFonts w:asciiTheme="majorHAnsi" w:cstheme="majorBidi" w:eastAsiaTheme="majorEastAsia" w:hAnsiTheme="majorHAnsi"/>
+      <w:rFonts w:asciiTheme="majorHAnsi" w:cstheme="majorBidi" w:hAnsiTheme="majorHAnsi" w:eastAsia="黑体"/>
       <w:i/>
       <w:iCs/>
       <w:color w:themeColor="accent1" w:themeShade="7F" w:val="243F60"/>
@@ -5132,7 +5537,7 @@
     <w:semiHidden/>
     <w:rsid w:val="00FC693F"/>
     <w:rPr>
-      <w:rFonts w:asciiTheme="majorHAnsi" w:cstheme="majorBidi" w:eastAsiaTheme="majorEastAsia" w:hAnsiTheme="majorHAnsi"/>
+      <w:rFonts w:asciiTheme="majorHAnsi" w:cstheme="majorBidi" w:hAnsiTheme="majorHAnsi" w:eastAsia="黑体"/>
       <w:i/>
       <w:iCs/>
       <w:color w:themeColor="text1" w:themeTint="BF" w:val="404040"/>
@@ -5146,7 +5551,7 @@
     <w:semiHidden/>
     <w:rsid w:val="00FC693F"/>
     <w:rPr>
-      <w:rFonts w:asciiTheme="majorHAnsi" w:cstheme="majorBidi" w:eastAsiaTheme="majorEastAsia" w:hAnsiTheme="majorHAnsi"/>
+      <w:rFonts w:asciiTheme="majorHAnsi" w:cstheme="majorBidi" w:hAnsiTheme="majorHAnsi" w:eastAsia="黑体"/>
       <w:color w:themeColor="accent1" w:val="4F81BD"/>
       <w:sz w:val="20"/>
       <w:szCs w:val="20"/>
@@ -5160,7 +5565,7 @@
     <w:semiHidden/>
     <w:rsid w:val="00FC693F"/>
     <w:rPr>
-      <w:rFonts w:asciiTheme="majorHAnsi" w:cstheme="majorBidi" w:eastAsiaTheme="majorEastAsia" w:hAnsiTheme="majorHAnsi"/>
+      <w:rFonts w:asciiTheme="majorHAnsi" w:cstheme="majorBidi" w:hAnsiTheme="majorHAnsi" w:eastAsia="黑体"/>
       <w:i/>
       <w:iCs/>
       <w:color w:themeColor="text1" w:themeTint="BF" w:val="404040"/>
@@ -5181,6 +5586,7 @@
       <w:spacing w:line="240" w:lineRule="auto"/>
     </w:pPr>
     <w:rPr>
+      <w:rFonts w:eastAsia="黑体"/>
       <w:b/>
       <w:bCs/>
       <w:color w:themeColor="accent1" w:val="4F81BD"/>
@@ -5195,6 +5601,7 @@
     <w:qFormat/>
     <w:rsid w:val="00FC693F"/>
     <w:rPr>
+      <w:rFonts w:eastAsia="黑体"/>
       <w:b/>
       <w:bCs/>
     </w:rPr>
@@ -5206,6 +5613,7 @@
     <w:qFormat/>
     <w:rsid w:val="00FC693F"/>
     <w:rPr>
+      <w:rFonts w:eastAsia="黑体"/>
       <w:i/>
       <w:iCs/>
     </w:rPr>
@@ -5226,6 +5634,7 @@
       <w:ind w:left="936" w:right="936"/>
     </w:pPr>
     <w:rPr>
+      <w:rFonts w:eastAsia="黑体"/>
       <w:b/>
       <w:bCs/>
       <w:i/>
@@ -5240,6 +5649,7 @@
     <w:uiPriority w:val="30"/>
     <w:rsid w:val="00FC693F"/>
     <w:rPr>
+      <w:rFonts w:eastAsia="黑体"/>
       <w:b/>
       <w:bCs/>
       <w:i/>
@@ -5254,6 +5664,7 @@
     <w:qFormat/>
     <w:rsid w:val="00FC693F"/>
     <w:rPr>
+      <w:rFonts w:eastAsia="黑体"/>
       <w:i/>
       <w:iCs/>
       <w:color w:themeColor="text1" w:themeTint="7F" w:val="808080"/>
@@ -5266,6 +5677,7 @@
     <w:qFormat/>
     <w:rsid w:val="00FC693F"/>
     <w:rPr>
+      <w:rFonts w:eastAsia="黑体"/>
       <w:b/>
       <w:bCs/>
       <w:i/>
@@ -5280,6 +5692,7 @@
     <w:qFormat/>
     <w:rsid w:val="00FC693F"/>
     <w:rPr>
+      <w:rFonts w:eastAsia="黑体"/>
       <w:smallCaps/>
       <w:color w:themeColor="accent2" w:val="C0504D"/>
       <w:u w:val="single"/>
@@ -5292,6 +5705,7 @@
     <w:qFormat/>
     <w:rsid w:val="00FC693F"/>
     <w:rPr>
+      <w:rFonts w:eastAsia="黑体"/>
       <w:b/>
       <w:bCs/>
       <w:smallCaps/>
@@ -5307,6 +5721,7 @@
     <w:qFormat/>
     <w:rsid w:val="00FC693F"/>
     <w:rPr>
+      <w:rFonts w:eastAsia="黑体"/>
       <w:b/>
       <w:bCs/>
       <w:smallCaps/>
@@ -5361,6 +5776,7 @@
       <w:spacing w:after="0" w:line="240" w:lineRule="auto"/>
     </w:pPr>
     <w:rPr>
+      <w:rFonts w:eastAsia="黑体"/>
       <w:color w:themeColor="text1" w:themeShade="BF" w:val="000000"/>
     </w:rPr>
     <w:tblPr>
@@ -5383,6 +5799,7 @@
         <w:spacing w:after="0" w:before="0" w:line="240" w:lineRule="auto"/>
       </w:pPr>
       <w:rPr>
+        <w:rFonts w:eastAsia="黑体"/>
         <w:b/>
         <w:bCs/>
       </w:rPr>
@@ -5403,6 +5820,7 @@
         <w:spacing w:after="0" w:before="0" w:line="240" w:lineRule="auto"/>
       </w:pPr>
       <w:rPr>
+        <w:rFonts w:eastAsia="黑体"/>
         <w:b/>
         <w:bCs/>
       </w:rPr>
@@ -5420,12 +5838,14 @@
     </w:tblStylePr>
     <w:tblStylePr w:type="firstCol">
       <w:rPr>
+        <w:rFonts w:eastAsia="黑体"/>
         <w:b/>
         <w:bCs/>
       </w:rPr>
     </w:tblStylePr>
     <w:tblStylePr w:type="lastCol">
       <w:rPr>
+        <w:rFonts w:eastAsia="黑体"/>
         <w:b/>
         <w:bCs/>
       </w:rPr>
@@ -5464,6 +5884,7 @@
       <w:spacing w:after="0" w:line="240" w:lineRule="auto"/>
     </w:pPr>
     <w:rPr>
+      <w:rFonts w:eastAsia="黑体"/>
       <w:color w:themeColor="accent1" w:themeShade="BF" w:val="365F91"/>
     </w:rPr>
     <w:tblPr>
@@ -5486,6 +5907,7 @@
         <w:spacing w:after="0" w:before="0" w:line="240" w:lineRule="auto"/>
       </w:pPr>
       <w:rPr>
+        <w:rFonts w:eastAsia="黑体"/>
         <w:b/>
         <w:bCs/>
       </w:rPr>
@@ -5506,6 +5928,7 @@
         <w:spacing w:after="0" w:before="0" w:line="240" w:lineRule="auto"/>
       </w:pPr>
       <w:rPr>
+        <w:rFonts w:eastAsia="黑体"/>
         <w:b/>
         <w:bCs/>
       </w:rPr>
@@ -5523,12 +5946,14 @@
     </w:tblStylePr>
     <w:tblStylePr w:type="firstCol">
       <w:rPr>
+        <w:rFonts w:eastAsia="黑体"/>
         <w:b/>
         <w:bCs/>
       </w:rPr>
     </w:tblStylePr>
     <w:tblStylePr w:type="lastCol">
       <w:rPr>
+        <w:rFonts w:eastAsia="黑体"/>
         <w:b/>
         <w:bCs/>
       </w:rPr>
@@ -5567,6 +5992,7 @@
       <w:spacing w:after="0" w:line="240" w:lineRule="auto"/>
     </w:pPr>
     <w:rPr>
+      <w:rFonts w:eastAsia="黑体"/>
       <w:color w:themeColor="accent2" w:themeShade="BF" w:val="943634"/>
     </w:rPr>
     <w:tblPr>
@@ -5589,6 +6015,7 @@
         <w:spacing w:after="0" w:before="0" w:line="240" w:lineRule="auto"/>
       </w:pPr>
       <w:rPr>
+        <w:rFonts w:eastAsia="黑体"/>
         <w:b/>
         <w:bCs/>
       </w:rPr>
@@ -5609,6 +6036,7 @@
         <w:spacing w:after="0" w:before="0" w:line="240" w:lineRule="auto"/>
       </w:pPr>
       <w:rPr>
+        <w:rFonts w:eastAsia="黑体"/>
         <w:b/>
         <w:bCs/>
       </w:rPr>
@@ -5626,12 +6054,14 @@
     </w:tblStylePr>
     <w:tblStylePr w:type="firstCol">
       <w:rPr>
+        <w:rFonts w:eastAsia="黑体"/>
         <w:b/>
         <w:bCs/>
       </w:rPr>
     </w:tblStylePr>
     <w:tblStylePr w:type="lastCol">
       <w:rPr>
+        <w:rFonts w:eastAsia="黑体"/>
         <w:b/>
         <w:bCs/>
       </w:rPr>
@@ -5670,6 +6100,7 @@
       <w:spacing w:after="0" w:line="240" w:lineRule="auto"/>
     </w:pPr>
     <w:rPr>
+      <w:rFonts w:eastAsia="黑体"/>
       <w:color w:themeColor="accent3" w:themeShade="BF" w:val="76923C"/>
     </w:rPr>
     <w:tblPr>
@@ -5692,6 +6123,7 @@
         <w:spacing w:after="0" w:before="0" w:line="240" w:lineRule="auto"/>
       </w:pPr>
       <w:rPr>
+        <w:rFonts w:eastAsia="黑体"/>
         <w:b/>
         <w:bCs/>
       </w:rPr>
@@ -5712,6 +6144,7 @@
         <w:spacing w:after="0" w:before="0" w:line="240" w:lineRule="auto"/>
       </w:pPr>
       <w:rPr>
+        <w:rFonts w:eastAsia="黑体"/>
         <w:b/>
         <w:bCs/>
       </w:rPr>
@@ -5729,12 +6162,14 @@
     </w:tblStylePr>
     <w:tblStylePr w:type="firstCol">
       <w:rPr>
+        <w:rFonts w:eastAsia="黑体"/>
         <w:b/>
         <w:bCs/>
       </w:rPr>
     </w:tblStylePr>
     <w:tblStylePr w:type="lastCol">
       <w:rPr>
+        <w:rFonts w:eastAsia="黑体"/>
         <w:b/>
         <w:bCs/>
       </w:rPr>
@@ -5773,6 +6208,7 @@
       <w:spacing w:after="0" w:line="240" w:lineRule="auto"/>
     </w:pPr>
     <w:rPr>
+      <w:rFonts w:eastAsia="黑体"/>
       <w:color w:themeColor="accent4" w:themeShade="BF" w:val="5F497A"/>
     </w:rPr>
     <w:tblPr>
@@ -5795,6 +6231,7 @@
         <w:spacing w:after="0" w:before="0" w:line="240" w:lineRule="auto"/>
       </w:pPr>
       <w:rPr>
+        <w:rFonts w:eastAsia="黑体"/>
         <w:b/>
         <w:bCs/>
       </w:rPr>
@@ -5815,6 +6252,7 @@
         <w:spacing w:after="0" w:before="0" w:line="240" w:lineRule="auto"/>
       </w:pPr>
       <w:rPr>
+        <w:rFonts w:eastAsia="黑体"/>
         <w:b/>
         <w:bCs/>
       </w:rPr>
@@ -5832,12 +6270,14 @@
     </w:tblStylePr>
     <w:tblStylePr w:type="firstCol">
       <w:rPr>
+        <w:rFonts w:eastAsia="黑体"/>
         <w:b/>
         <w:bCs/>
       </w:rPr>
     </w:tblStylePr>
     <w:tblStylePr w:type="lastCol">
       <w:rPr>
+        <w:rFonts w:eastAsia="黑体"/>
         <w:b/>
         <w:bCs/>
       </w:rPr>
@@ -5876,6 +6316,7 @@
       <w:spacing w:after="0" w:line="240" w:lineRule="auto"/>
     </w:pPr>
     <w:rPr>
+      <w:rFonts w:eastAsia="黑体"/>
       <w:color w:themeColor="accent5" w:themeShade="BF" w:val="31849B"/>
     </w:rPr>
     <w:tblPr>
@@ -5898,6 +6339,7 @@
         <w:spacing w:after="0" w:before="0" w:line="240" w:lineRule="auto"/>
       </w:pPr>
       <w:rPr>
+        <w:rFonts w:eastAsia="黑体"/>
         <w:b/>
         <w:bCs/>
       </w:rPr>
@@ -5918,6 +6360,7 @@
         <w:spacing w:after="0" w:before="0" w:line="240" w:lineRule="auto"/>
       </w:pPr>
       <w:rPr>
+        <w:rFonts w:eastAsia="黑体"/>
         <w:b/>
         <w:bCs/>
       </w:rPr>
@@ -5935,12 +6378,14 @@
     </w:tblStylePr>
     <w:tblStylePr w:type="firstCol">
       <w:rPr>
+        <w:rFonts w:eastAsia="黑体"/>
         <w:b/>
         <w:bCs/>
       </w:rPr>
     </w:tblStylePr>
     <w:tblStylePr w:type="lastCol">
       <w:rPr>
+        <w:rFonts w:eastAsia="黑体"/>
         <w:b/>
         <w:bCs/>
       </w:rPr>
@@ -5979,6 +6424,7 @@
       <w:spacing w:after="0" w:line="240" w:lineRule="auto"/>
     </w:pPr>
     <w:rPr>
+      <w:rFonts w:eastAsia="黑体"/>
       <w:color w:themeColor="accent6" w:themeShade="BF" w:val="E36C0A"/>
     </w:rPr>
     <w:tblPr>
@@ -6001,6 +6447,7 @@
         <w:spacing w:after="0" w:before="0" w:line="240" w:lineRule="auto"/>
       </w:pPr>
       <w:rPr>
+        <w:rFonts w:eastAsia="黑体"/>
         <w:b/>
         <w:bCs/>
       </w:rPr>
@@ -6021,6 +6468,7 @@
         <w:spacing w:after="0" w:before="0" w:line="240" w:lineRule="auto"/>
       </w:pPr>
       <w:rPr>
+        <w:rFonts w:eastAsia="黑体"/>
         <w:b/>
         <w:bCs/>
       </w:rPr>
@@ -6038,12 +6486,14 @@
     </w:tblStylePr>
     <w:tblStylePr w:type="firstCol">
       <w:rPr>
+        <w:rFonts w:eastAsia="黑体"/>
         <w:b/>
         <w:bCs/>
       </w:rPr>
     </w:tblStylePr>
     <w:tblStylePr w:type="lastCol">
       <w:rPr>
+        <w:rFonts w:eastAsia="黑体"/>
         <w:b/>
         <w:bCs/>
       </w:rPr>
@@ -6103,6 +6553,7 @@
         <w:spacing w:after="0" w:before="0" w:line="240" w:lineRule="auto"/>
       </w:pPr>
       <w:rPr>
+        <w:rFonts w:eastAsia="黑体"/>
         <w:b/>
         <w:bCs/>
         <w:color w:themeColor="background1" w:val="FFFFFF"/>
@@ -6117,6 +6568,7 @@
         <w:spacing w:after="0" w:before="0" w:line="240" w:lineRule="auto"/>
       </w:pPr>
       <w:rPr>
+        <w:rFonts w:eastAsia="黑体"/>
         <w:b/>
         <w:bCs/>
       </w:rPr>
@@ -6132,12 +6584,14 @@
     </w:tblStylePr>
     <w:tblStylePr w:type="firstCol">
       <w:rPr>
+        <w:rFonts w:eastAsia="黑体"/>
         <w:b/>
         <w:bCs/>
       </w:rPr>
     </w:tblStylePr>
     <w:tblStylePr w:type="lastCol">
       <w:rPr>
+        <w:rFonts w:eastAsia="黑体"/>
         <w:b/>
         <w:bCs/>
       </w:rPr>
@@ -6195,6 +6649,7 @@
         <w:spacing w:after="0" w:before="0" w:line="240" w:lineRule="auto"/>
       </w:pPr>
       <w:rPr>
+        <w:rFonts w:eastAsia="黑体"/>
         <w:b/>
         <w:bCs/>
         <w:color w:themeColor="background1" w:val="FFFFFF"/>
@@ -6209,6 +6664,7 @@
         <w:spacing w:after="0" w:before="0" w:line="240" w:lineRule="auto"/>
       </w:pPr>
       <w:rPr>
+        <w:rFonts w:eastAsia="黑体"/>
         <w:b/>
         <w:bCs/>
       </w:rPr>
@@ -6224,12 +6680,14 @@
     </w:tblStylePr>
     <w:tblStylePr w:type="firstCol">
       <w:rPr>
+        <w:rFonts w:eastAsia="黑体"/>
         <w:b/>
         <w:bCs/>
       </w:rPr>
     </w:tblStylePr>
     <w:tblStylePr w:type="lastCol">
       <w:rPr>
+        <w:rFonts w:eastAsia="黑体"/>
         <w:b/>
         <w:bCs/>
       </w:rPr>
@@ -6287,6 +6745,7 @@
         <w:spacing w:after="0" w:before="0" w:line="240" w:lineRule="auto"/>
       </w:pPr>
       <w:rPr>
+        <w:rFonts w:eastAsia="黑体"/>
         <w:b/>
         <w:bCs/>
         <w:color w:themeColor="background1" w:val="FFFFFF"/>
@@ -6301,6 +6760,7 @@
         <w:spacing w:after="0" w:before="0" w:line="240" w:lineRule="auto"/>
       </w:pPr>
       <w:rPr>
+        <w:rFonts w:eastAsia="黑体"/>
         <w:b/>
         <w:bCs/>
       </w:rPr>
@@ -6316,12 +6776,14 @@
     </w:tblStylePr>
     <w:tblStylePr w:type="firstCol">
       <w:rPr>
+        <w:rFonts w:eastAsia="黑体"/>
         <w:b/>
         <w:bCs/>
       </w:rPr>
     </w:tblStylePr>
     <w:tblStylePr w:type="lastCol">
       <w:rPr>
+        <w:rFonts w:eastAsia="黑体"/>
         <w:b/>
         <w:bCs/>
       </w:rPr>
@@ -6379,6 +6841,7 @@
         <w:spacing w:after="0" w:before="0" w:line="240" w:lineRule="auto"/>
       </w:pPr>
       <w:rPr>
+        <w:rFonts w:eastAsia="黑体"/>
         <w:b/>
         <w:bCs/>
         <w:color w:themeColor="background1" w:val="FFFFFF"/>
@@ -6393,6 +6856,7 @@
         <w:spacing w:after="0" w:before="0" w:line="240" w:lineRule="auto"/>
       </w:pPr>
       <w:rPr>
+        <w:rFonts w:eastAsia="黑体"/>
         <w:b/>
         <w:bCs/>
       </w:rPr>
@@ -6408,12 +6872,14 @@
     </w:tblStylePr>
     <w:tblStylePr w:type="firstCol">
       <w:rPr>
+        <w:rFonts w:eastAsia="黑体"/>
         <w:b/>
         <w:bCs/>
       </w:rPr>
     </w:tblStylePr>
     <w:tblStylePr w:type="lastCol">
       <w:rPr>
+        <w:rFonts w:eastAsia="黑体"/>
         <w:b/>
         <w:bCs/>
       </w:rPr>
@@ -6471,6 +6937,7 @@
         <w:spacing w:after="0" w:before="0" w:line="240" w:lineRule="auto"/>
       </w:pPr>
       <w:rPr>
+        <w:rFonts w:eastAsia="黑体"/>
         <w:b/>
         <w:bCs/>
         <w:color w:themeColor="background1" w:val="FFFFFF"/>
@@ -6485,6 +6952,7 @@
         <w:spacing w:after="0" w:before="0" w:line="240" w:lineRule="auto"/>
       </w:pPr>
       <w:rPr>
+        <w:rFonts w:eastAsia="黑体"/>
         <w:b/>
         <w:bCs/>
       </w:rPr>
@@ -6500,12 +6968,14 @@
     </w:tblStylePr>
     <w:tblStylePr w:type="firstCol">
       <w:rPr>
+        <w:rFonts w:eastAsia="黑体"/>
         <w:b/>
         <w:bCs/>
       </w:rPr>
     </w:tblStylePr>
     <w:tblStylePr w:type="lastCol">
       <w:rPr>
+        <w:rFonts w:eastAsia="黑体"/>
         <w:b/>
         <w:bCs/>
       </w:rPr>
@@ -6563,6 +7033,7 @@
         <w:spacing w:after="0" w:before="0" w:line="240" w:lineRule="auto"/>
       </w:pPr>
       <w:rPr>
+        <w:rFonts w:eastAsia="黑体"/>
         <w:b/>
         <w:bCs/>
         <w:color w:themeColor="background1" w:val="FFFFFF"/>
@@ -6577,6 +7048,7 @@
         <w:spacing w:after="0" w:before="0" w:line="240" w:lineRule="auto"/>
       </w:pPr>
       <w:rPr>
+        <w:rFonts w:eastAsia="黑体"/>
         <w:b/>
         <w:bCs/>
       </w:rPr>
@@ -6592,12 +7064,14 @@
     </w:tblStylePr>
     <w:tblStylePr w:type="firstCol">
       <w:rPr>
+        <w:rFonts w:eastAsia="黑体"/>
         <w:b/>
         <w:bCs/>
       </w:rPr>
     </w:tblStylePr>
     <w:tblStylePr w:type="lastCol">
       <w:rPr>
+        <w:rFonts w:eastAsia="黑体"/>
         <w:b/>
         <w:bCs/>
       </w:rPr>
@@ -6655,6 +7129,7 @@
         <w:spacing w:after="0" w:before="0" w:line="240" w:lineRule="auto"/>
       </w:pPr>
       <w:rPr>
+        <w:rFonts w:eastAsia="黑体"/>
         <w:b/>
         <w:bCs/>
         <w:color w:themeColor="background1" w:val="FFFFFF"/>
@@ -6669,6 +7144,7 @@
         <w:spacing w:after="0" w:before="0" w:line="240" w:lineRule="auto"/>
       </w:pPr>
       <w:rPr>
+        <w:rFonts w:eastAsia="黑体"/>
         <w:b/>
         <w:bCs/>
       </w:rPr>
@@ -6684,12 +7160,14 @@
     </w:tblStylePr>
     <w:tblStylePr w:type="firstCol">
       <w:rPr>
+        <w:rFonts w:eastAsia="黑体"/>
         <w:b/>
         <w:bCs/>
       </w:rPr>
     </w:tblStylePr>
     <w:tblStylePr w:type="lastCol">
       <w:rPr>
+        <w:rFonts w:eastAsia="黑体"/>
         <w:b/>
         <w:bCs/>
       </w:rPr>
@@ -6749,7 +7227,7 @@
         <w:spacing w:after="0" w:before="0" w:line="240" w:lineRule="auto"/>
       </w:pPr>
       <w:rPr>
-        <w:rFonts w:asciiTheme="majorHAnsi" w:cstheme="majorBidi" w:eastAsiaTheme="majorEastAsia" w:hAnsiTheme="majorHAnsi"/>
+        <w:rFonts w:asciiTheme="majorHAnsi" w:cstheme="majorBidi" w:hAnsiTheme="majorHAnsi" w:eastAsia="黑体"/>
         <w:b/>
         <w:bCs/>
       </w:rPr>
@@ -6770,7 +7248,7 @@
         <w:spacing w:after="0" w:before="0" w:line="240" w:lineRule="auto"/>
       </w:pPr>
       <w:rPr>
-        <w:rFonts w:asciiTheme="majorHAnsi" w:cstheme="majorBidi" w:eastAsiaTheme="majorEastAsia" w:hAnsiTheme="majorHAnsi"/>
+        <w:rFonts w:asciiTheme="majorHAnsi" w:cstheme="majorBidi" w:hAnsiTheme="majorHAnsi" w:eastAsia="黑体"/>
         <w:b/>
         <w:bCs/>
       </w:rPr>
@@ -6788,14 +7266,14 @@
     </w:tblStylePr>
     <w:tblStylePr w:type="firstCol">
       <w:rPr>
-        <w:rFonts w:asciiTheme="majorHAnsi" w:cstheme="majorBidi" w:eastAsiaTheme="majorEastAsia" w:hAnsiTheme="majorHAnsi"/>
+        <w:rFonts w:asciiTheme="majorHAnsi" w:cstheme="majorBidi" w:hAnsiTheme="majorHAnsi" w:eastAsia="黑体"/>
         <w:b/>
         <w:bCs/>
       </w:rPr>
     </w:tblStylePr>
     <w:tblStylePr w:type="lastCol">
       <w:rPr>
-        <w:rFonts w:asciiTheme="majorHAnsi" w:cstheme="majorBidi" w:eastAsiaTheme="majorEastAsia" w:hAnsiTheme="majorHAnsi"/>
+        <w:rFonts w:asciiTheme="majorHAnsi" w:cstheme="majorBidi" w:hAnsiTheme="majorHAnsi" w:eastAsia="黑体"/>
         <w:b/>
         <w:bCs/>
       </w:rPr>
@@ -6879,7 +7357,7 @@
         <w:spacing w:after="0" w:before="0" w:line="240" w:lineRule="auto"/>
       </w:pPr>
       <w:rPr>
-        <w:rFonts w:asciiTheme="majorHAnsi" w:cstheme="majorBidi" w:eastAsiaTheme="majorEastAsia" w:hAnsiTheme="majorHAnsi"/>
+        <w:rFonts w:asciiTheme="majorHAnsi" w:cstheme="majorBidi" w:hAnsiTheme="majorHAnsi" w:eastAsia="黑体"/>
         <w:b/>
         <w:bCs/>
       </w:rPr>
@@ -6900,7 +7378,7 @@
         <w:spacing w:after="0" w:before="0" w:line="240" w:lineRule="auto"/>
       </w:pPr>
       <w:rPr>
-        <w:rFonts w:asciiTheme="majorHAnsi" w:cstheme="majorBidi" w:eastAsiaTheme="majorEastAsia" w:hAnsiTheme="majorHAnsi"/>
+        <w:rFonts w:asciiTheme="majorHAnsi" w:cstheme="majorBidi" w:hAnsiTheme="majorHAnsi" w:eastAsia="黑体"/>
         <w:b/>
         <w:bCs/>
       </w:rPr>
@@ -6918,14 +7396,14 @@
     </w:tblStylePr>
     <w:tblStylePr w:type="firstCol">
       <w:rPr>
-        <w:rFonts w:asciiTheme="majorHAnsi" w:cstheme="majorBidi" w:eastAsiaTheme="majorEastAsia" w:hAnsiTheme="majorHAnsi"/>
+        <w:rFonts w:asciiTheme="majorHAnsi" w:cstheme="majorBidi" w:hAnsiTheme="majorHAnsi" w:eastAsia="黑体"/>
         <w:b/>
         <w:bCs/>
       </w:rPr>
     </w:tblStylePr>
     <w:tblStylePr w:type="lastCol">
       <w:rPr>
-        <w:rFonts w:asciiTheme="majorHAnsi" w:cstheme="majorBidi" w:eastAsiaTheme="majorEastAsia" w:hAnsiTheme="majorHAnsi"/>
+        <w:rFonts w:asciiTheme="majorHAnsi" w:cstheme="majorBidi" w:hAnsiTheme="majorHAnsi" w:eastAsia="黑体"/>
         <w:b/>
         <w:bCs/>
       </w:rPr>
@@ -7009,7 +7487,7 @@
         <w:spacing w:after="0" w:before="0" w:line="240" w:lineRule="auto"/>
       </w:pPr>
       <w:rPr>
-        <w:rFonts w:asciiTheme="majorHAnsi" w:cstheme="majorBidi" w:eastAsiaTheme="majorEastAsia" w:hAnsiTheme="majorHAnsi"/>
+        <w:rFonts w:asciiTheme="majorHAnsi" w:cstheme="majorBidi" w:hAnsiTheme="majorHAnsi" w:eastAsia="黑体"/>
         <w:b/>
         <w:bCs/>
       </w:rPr>
@@ -7030,7 +7508,7 @@
         <w:spacing w:after="0" w:before="0" w:line="240" w:lineRule="auto"/>
       </w:pPr>
       <w:rPr>
-        <w:rFonts w:asciiTheme="majorHAnsi" w:cstheme="majorBidi" w:eastAsiaTheme="majorEastAsia" w:hAnsiTheme="majorHAnsi"/>
+        <w:rFonts w:asciiTheme="majorHAnsi" w:cstheme="majorBidi" w:hAnsiTheme="majorHAnsi" w:eastAsia="黑体"/>
         <w:b/>
         <w:bCs/>
       </w:rPr>
@@ -7048,14 +7526,14 @@
     </w:tblStylePr>
     <w:tblStylePr w:type="firstCol">
       <w:rPr>
-        <w:rFonts w:asciiTheme="majorHAnsi" w:cstheme="majorBidi" w:eastAsiaTheme="majorEastAsia" w:hAnsiTheme="majorHAnsi"/>
+        <w:rFonts w:asciiTheme="majorHAnsi" w:cstheme="majorBidi" w:hAnsiTheme="majorHAnsi" w:eastAsia="黑体"/>
         <w:b/>
         <w:bCs/>
       </w:rPr>
     </w:tblStylePr>
     <w:tblStylePr w:type="lastCol">
       <w:rPr>
-        <w:rFonts w:asciiTheme="majorHAnsi" w:cstheme="majorBidi" w:eastAsiaTheme="majorEastAsia" w:hAnsiTheme="majorHAnsi"/>
+        <w:rFonts w:asciiTheme="majorHAnsi" w:cstheme="majorBidi" w:hAnsiTheme="majorHAnsi" w:eastAsia="黑体"/>
         <w:b/>
         <w:bCs/>
       </w:rPr>
@@ -7139,7 +7617,7 @@
         <w:spacing w:after="0" w:before="0" w:line="240" w:lineRule="auto"/>
       </w:pPr>
       <w:rPr>
-        <w:rFonts w:asciiTheme="majorHAnsi" w:cstheme="majorBidi" w:eastAsiaTheme="majorEastAsia" w:hAnsiTheme="majorHAnsi"/>
+        <w:rFonts w:asciiTheme="majorHAnsi" w:cstheme="majorBidi" w:hAnsiTheme="majorHAnsi" w:eastAsia="黑体"/>
         <w:b/>
         <w:bCs/>
       </w:rPr>
@@ -7160,7 +7638,7 @@
         <w:spacing w:after="0" w:before="0" w:line="240" w:lineRule="auto"/>
       </w:pPr>
       <w:rPr>
-        <w:rFonts w:asciiTheme="majorHAnsi" w:cstheme="majorBidi" w:eastAsiaTheme="majorEastAsia" w:hAnsiTheme="majorHAnsi"/>
+        <w:rFonts w:asciiTheme="majorHAnsi" w:cstheme="majorBidi" w:hAnsiTheme="majorHAnsi" w:eastAsia="黑体"/>
         <w:b/>
         <w:bCs/>
       </w:rPr>
@@ -7178,14 +7656,14 @@
     </w:tblStylePr>
     <w:tblStylePr w:type="firstCol">
       <w:rPr>
-        <w:rFonts w:asciiTheme="majorHAnsi" w:cstheme="majorBidi" w:eastAsiaTheme="majorEastAsia" w:hAnsiTheme="majorHAnsi"/>
+        <w:rFonts w:asciiTheme="majorHAnsi" w:cstheme="majorBidi" w:hAnsiTheme="majorHAnsi" w:eastAsia="黑体"/>
         <w:b/>
         <w:bCs/>
       </w:rPr>
     </w:tblStylePr>
     <w:tblStylePr w:type="lastCol">
       <w:rPr>
-        <w:rFonts w:asciiTheme="majorHAnsi" w:cstheme="majorBidi" w:eastAsiaTheme="majorEastAsia" w:hAnsiTheme="majorHAnsi"/>
+        <w:rFonts w:asciiTheme="majorHAnsi" w:cstheme="majorBidi" w:hAnsiTheme="majorHAnsi" w:eastAsia="黑体"/>
         <w:b/>
         <w:bCs/>
       </w:rPr>
@@ -7269,7 +7747,7 @@
         <w:spacing w:after="0" w:before="0" w:line="240" w:lineRule="auto"/>
       </w:pPr>
       <w:rPr>
-        <w:rFonts w:asciiTheme="majorHAnsi" w:cstheme="majorBidi" w:eastAsiaTheme="majorEastAsia" w:hAnsiTheme="majorHAnsi"/>
+        <w:rFonts w:asciiTheme="majorHAnsi" w:cstheme="majorBidi" w:hAnsiTheme="majorHAnsi" w:eastAsia="黑体"/>
         <w:b/>
         <w:bCs/>
       </w:rPr>
@@ -7290,7 +7768,7 @@
         <w:spacing w:after="0" w:before="0" w:line="240" w:lineRule="auto"/>
       </w:pPr>
       <w:rPr>
-        <w:rFonts w:asciiTheme="majorHAnsi" w:cstheme="majorBidi" w:eastAsiaTheme="majorEastAsia" w:hAnsiTheme="majorHAnsi"/>
+        <w:rFonts w:asciiTheme="majorHAnsi" w:cstheme="majorBidi" w:hAnsiTheme="majorHAnsi" w:eastAsia="黑体"/>
         <w:b/>
         <w:bCs/>
       </w:rPr>
@@ -7308,14 +7786,14 @@
     </w:tblStylePr>
     <w:tblStylePr w:type="firstCol">
       <w:rPr>
-        <w:rFonts w:asciiTheme="majorHAnsi" w:cstheme="majorBidi" w:eastAsiaTheme="majorEastAsia" w:hAnsiTheme="majorHAnsi"/>
+        <w:rFonts w:asciiTheme="majorHAnsi" w:cstheme="majorBidi" w:hAnsiTheme="majorHAnsi" w:eastAsia="黑体"/>
         <w:b/>
         <w:bCs/>
       </w:rPr>
     </w:tblStylePr>
     <w:tblStylePr w:type="lastCol">
       <w:rPr>
-        <w:rFonts w:asciiTheme="majorHAnsi" w:cstheme="majorBidi" w:eastAsiaTheme="majorEastAsia" w:hAnsiTheme="majorHAnsi"/>
+        <w:rFonts w:asciiTheme="majorHAnsi" w:cstheme="majorBidi" w:hAnsiTheme="majorHAnsi" w:eastAsia="黑体"/>
         <w:b/>
         <w:bCs/>
       </w:rPr>
@@ -7399,7 +7877,7 @@
         <w:spacing w:after="0" w:before="0" w:line="240" w:lineRule="auto"/>
       </w:pPr>
       <w:rPr>
-        <w:rFonts w:asciiTheme="majorHAnsi" w:cstheme="majorBidi" w:eastAsiaTheme="majorEastAsia" w:hAnsiTheme="majorHAnsi"/>
+        <w:rFonts w:asciiTheme="majorHAnsi" w:cstheme="majorBidi" w:hAnsiTheme="majorHAnsi" w:eastAsia="黑体"/>
         <w:b/>
         <w:bCs/>
       </w:rPr>
@@ -7420,7 +7898,7 @@
         <w:spacing w:after="0" w:before="0" w:line="240" w:lineRule="auto"/>
       </w:pPr>
       <w:rPr>
-        <w:rFonts w:asciiTheme="majorHAnsi" w:cstheme="majorBidi" w:eastAsiaTheme="majorEastAsia" w:hAnsiTheme="majorHAnsi"/>
+        <w:rFonts w:asciiTheme="majorHAnsi" w:cstheme="majorBidi" w:hAnsiTheme="majorHAnsi" w:eastAsia="黑体"/>
         <w:b/>
         <w:bCs/>
       </w:rPr>
@@ -7438,14 +7916,14 @@
     </w:tblStylePr>
     <w:tblStylePr w:type="firstCol">
       <w:rPr>
-        <w:rFonts w:asciiTheme="majorHAnsi" w:cstheme="majorBidi" w:eastAsiaTheme="majorEastAsia" w:hAnsiTheme="majorHAnsi"/>
+        <w:rFonts w:asciiTheme="majorHAnsi" w:cstheme="majorBidi" w:hAnsiTheme="majorHAnsi" w:eastAsia="黑体"/>
         <w:b/>
         <w:bCs/>
       </w:rPr>
     </w:tblStylePr>
     <w:tblStylePr w:type="lastCol">
       <w:rPr>
-        <w:rFonts w:asciiTheme="majorHAnsi" w:cstheme="majorBidi" w:eastAsiaTheme="majorEastAsia" w:hAnsiTheme="majorHAnsi"/>
+        <w:rFonts w:asciiTheme="majorHAnsi" w:cstheme="majorBidi" w:hAnsiTheme="majorHAnsi" w:eastAsia="黑体"/>
         <w:b/>
         <w:bCs/>
       </w:rPr>
@@ -7529,7 +8007,7 @@
         <w:spacing w:after="0" w:before="0" w:line="240" w:lineRule="auto"/>
       </w:pPr>
       <w:rPr>
-        <w:rFonts w:asciiTheme="majorHAnsi" w:cstheme="majorBidi" w:eastAsiaTheme="majorEastAsia" w:hAnsiTheme="majorHAnsi"/>
+        <w:rFonts w:asciiTheme="majorHAnsi" w:cstheme="majorBidi" w:hAnsiTheme="majorHAnsi" w:eastAsia="黑体"/>
         <w:b/>
         <w:bCs/>
       </w:rPr>
@@ -7550,7 +8028,7 @@
         <w:spacing w:after="0" w:before="0" w:line="240" w:lineRule="auto"/>
       </w:pPr>
       <w:rPr>
-        <w:rFonts w:asciiTheme="majorHAnsi" w:cstheme="majorBidi" w:eastAsiaTheme="majorEastAsia" w:hAnsiTheme="majorHAnsi"/>
+        <w:rFonts w:asciiTheme="majorHAnsi" w:cstheme="majorBidi" w:hAnsiTheme="majorHAnsi" w:eastAsia="黑体"/>
         <w:b/>
         <w:bCs/>
       </w:rPr>
@@ -7568,14 +8046,14 @@
     </w:tblStylePr>
     <w:tblStylePr w:type="firstCol">
       <w:rPr>
-        <w:rFonts w:asciiTheme="majorHAnsi" w:cstheme="majorBidi" w:eastAsiaTheme="majorEastAsia" w:hAnsiTheme="majorHAnsi"/>
+        <w:rFonts w:asciiTheme="majorHAnsi" w:cstheme="majorBidi" w:hAnsiTheme="majorHAnsi" w:eastAsia="黑体"/>
         <w:b/>
         <w:bCs/>
       </w:rPr>
     </w:tblStylePr>
     <w:tblStylePr w:type="lastCol">
       <w:rPr>
-        <w:rFonts w:asciiTheme="majorHAnsi" w:cstheme="majorBidi" w:eastAsiaTheme="majorEastAsia" w:hAnsiTheme="majorHAnsi"/>
+        <w:rFonts w:asciiTheme="majorHAnsi" w:cstheme="majorBidi" w:hAnsiTheme="majorHAnsi" w:eastAsia="黑体"/>
         <w:b/>
         <w:bCs/>
       </w:rPr>
@@ -7658,6 +8136,7 @@
         <w:spacing w:after="0" w:before="0" w:line="240" w:lineRule="auto"/>
       </w:pPr>
       <w:rPr>
+        <w:rFonts w:eastAsia="黑体"/>
         <w:b/>
         <w:bCs/>
         <w:color w:themeColor="background1" w:val="FFFFFF"/>
@@ -7680,6 +8159,7 @@
         <w:spacing w:after="0" w:before="0" w:line="240" w:lineRule="auto"/>
       </w:pPr>
       <w:rPr>
+        <w:rFonts w:eastAsia="黑体"/>
         <w:b/>
         <w:bCs/>
       </w:rPr>
@@ -7697,12 +8177,14 @@
     </w:tblStylePr>
     <w:tblStylePr w:type="firstCol">
       <w:rPr>
+        <w:rFonts w:eastAsia="黑体"/>
         <w:b/>
         <w:bCs/>
       </w:rPr>
     </w:tblStylePr>
     <w:tblStylePr w:type="lastCol">
       <w:rPr>
+        <w:rFonts w:eastAsia="黑体"/>
         <w:b/>
         <w:bCs/>
       </w:rPr>
@@ -7764,6 +8246,7 @@
         <w:spacing w:after="0" w:before="0" w:line="240" w:lineRule="auto"/>
       </w:pPr>
       <w:rPr>
+        <w:rFonts w:eastAsia="黑体"/>
         <w:b/>
         <w:bCs/>
         <w:color w:themeColor="background1" w:val="FFFFFF"/>
@@ -7786,6 +8269,7 @@
         <w:spacing w:after="0" w:before="0" w:line="240" w:lineRule="auto"/>
       </w:pPr>
       <w:rPr>
+        <w:rFonts w:eastAsia="黑体"/>
         <w:b/>
         <w:bCs/>
       </w:rPr>
@@ -7803,12 +8287,14 @@
     </w:tblStylePr>
     <w:tblStylePr w:type="firstCol">
       <w:rPr>
+        <w:rFonts w:eastAsia="黑体"/>
         <w:b/>
         <w:bCs/>
       </w:rPr>
     </w:tblStylePr>
     <w:tblStylePr w:type="lastCol">
       <w:rPr>
+        <w:rFonts w:eastAsia="黑体"/>
         <w:b/>
         <w:bCs/>
       </w:rPr>
@@ -7870,6 +8356,7 @@
         <w:spacing w:after="0" w:before="0" w:line="240" w:lineRule="auto"/>
       </w:pPr>
       <w:rPr>
+        <w:rFonts w:eastAsia="黑体"/>
         <w:b/>
         <w:bCs/>
         <w:color w:themeColor="background1" w:val="FFFFFF"/>
@@ -7892,6 +8379,7 @@
         <w:spacing w:after="0" w:before="0" w:line="240" w:lineRule="auto"/>
       </w:pPr>
       <w:rPr>
+        <w:rFonts w:eastAsia="黑体"/>
         <w:b/>
         <w:bCs/>
       </w:rPr>
@@ -7909,12 +8397,14 @@
     </w:tblStylePr>
     <w:tblStylePr w:type="firstCol">
       <w:rPr>
+        <w:rFonts w:eastAsia="黑体"/>
         <w:b/>
         <w:bCs/>
       </w:rPr>
     </w:tblStylePr>
     <w:tblStylePr w:type="lastCol">
       <w:rPr>
+        <w:rFonts w:eastAsia="黑体"/>
         <w:b/>
         <w:bCs/>
       </w:rPr>
@@ -7976,6 +8466,7 @@
         <w:spacing w:after="0" w:before="0" w:line="240" w:lineRule="auto"/>
       </w:pPr>
       <w:rPr>
+        <w:rFonts w:eastAsia="黑体"/>
         <w:b/>
         <w:bCs/>
         <w:color w:themeColor="background1" w:val="FFFFFF"/>
@@ -7998,6 +8489,7 @@
         <w:spacing w:after="0" w:before="0" w:line="240" w:lineRule="auto"/>
       </w:pPr>
       <w:rPr>
+        <w:rFonts w:eastAsia="黑体"/>
         <w:b/>
         <w:bCs/>
       </w:rPr>
@@ -8015,12 +8507,14 @@
     </w:tblStylePr>
     <w:tblStylePr w:type="firstCol">
       <w:rPr>
+        <w:rFonts w:eastAsia="黑体"/>
         <w:b/>
         <w:bCs/>
       </w:rPr>
     </w:tblStylePr>
     <w:tblStylePr w:type="lastCol">
       <w:rPr>
+        <w:rFonts w:eastAsia="黑体"/>
         <w:b/>
         <w:bCs/>
       </w:rPr>
@@ -8082,6 +8576,7 @@
         <w:spacing w:after="0" w:before="0" w:line="240" w:lineRule="auto"/>
       </w:pPr>
       <w:rPr>
+        <w:rFonts w:eastAsia="黑体"/>
         <w:b/>
         <w:bCs/>
         <w:color w:themeColor="background1" w:val="FFFFFF"/>
@@ -8104,6 +8599,7 @@
         <w:spacing w:after="0" w:before="0" w:line="240" w:lineRule="auto"/>
       </w:pPr>
       <w:rPr>
+        <w:rFonts w:eastAsia="黑体"/>
         <w:b/>
         <w:bCs/>
       </w:rPr>
@@ -8121,12 +8617,14 @@
     </w:tblStylePr>
     <w:tblStylePr w:type="firstCol">
       <w:rPr>
+        <w:rFonts w:eastAsia="黑体"/>
         <w:b/>
         <w:bCs/>
       </w:rPr>
     </w:tblStylePr>
     <w:tblStylePr w:type="lastCol">
       <w:rPr>
+        <w:rFonts w:eastAsia="黑体"/>
         <w:b/>
         <w:bCs/>
       </w:rPr>
@@ -8188,6 +8686,7 @@
         <w:spacing w:after="0" w:before="0" w:line="240" w:lineRule="auto"/>
       </w:pPr>
       <w:rPr>
+        <w:rFonts w:eastAsia="黑体"/>
         <w:b/>
         <w:bCs/>
         <w:color w:themeColor="background1" w:val="FFFFFF"/>
@@ -8210,6 +8709,7 @@
         <w:spacing w:after="0" w:before="0" w:line="240" w:lineRule="auto"/>
       </w:pPr>
       <w:rPr>
+        <w:rFonts w:eastAsia="黑体"/>
         <w:b/>
         <w:bCs/>
       </w:rPr>
@@ -8227,12 +8727,14 @@
     </w:tblStylePr>
     <w:tblStylePr w:type="firstCol">
       <w:rPr>
+        <w:rFonts w:eastAsia="黑体"/>
         <w:b/>
         <w:bCs/>
       </w:rPr>
     </w:tblStylePr>
     <w:tblStylePr w:type="lastCol">
       <w:rPr>
+        <w:rFonts w:eastAsia="黑体"/>
         <w:b/>
         <w:bCs/>
       </w:rPr>
@@ -8294,6 +8796,7 @@
         <w:spacing w:after="0" w:before="0" w:line="240" w:lineRule="auto"/>
       </w:pPr>
       <w:rPr>
+        <w:rFonts w:eastAsia="黑体"/>
         <w:b/>
         <w:bCs/>
         <w:color w:themeColor="background1" w:val="FFFFFF"/>
@@ -8316,6 +8819,7 @@
         <w:spacing w:after="0" w:before="0" w:line="240" w:lineRule="auto"/>
       </w:pPr>
       <w:rPr>
+        <w:rFonts w:eastAsia="黑体"/>
         <w:b/>
         <w:bCs/>
       </w:rPr>
@@ -8333,12 +8837,14 @@
     </w:tblStylePr>
     <w:tblStylePr w:type="firstCol">
       <w:rPr>
+        <w:rFonts w:eastAsia="黑体"/>
         <w:b/>
         <w:bCs/>
       </w:rPr>
     </w:tblStylePr>
     <w:tblStylePr w:type="lastCol">
       <w:rPr>
+        <w:rFonts w:eastAsia="黑体"/>
         <w:b/>
         <w:bCs/>
       </w:rPr>
@@ -8397,6 +8903,7 @@
         <w:spacing w:after="0" w:before="0" w:line="240" w:lineRule="auto"/>
       </w:pPr>
       <w:rPr>
+        <w:rFonts w:eastAsia="黑体"/>
         <w:b/>
         <w:bCs/>
         <w:color w:themeColor="background1" w:val="FFFFFF"/>
@@ -8419,6 +8926,7 @@
         <w:spacing w:after="0" w:before="0" w:line="240" w:lineRule="auto"/>
       </w:pPr>
       <w:rPr>
+        <w:rFonts w:eastAsia="黑体"/>
         <w:color w:val="auto"/>
       </w:rPr>
       <w:tblPr/>
@@ -8436,6 +8944,7 @@
     </w:tblStylePr>
     <w:tblStylePr w:type="firstCol">
       <w:rPr>
+        <w:rFonts w:eastAsia="黑体"/>
         <w:b/>
         <w:bCs/>
         <w:color w:themeColor="background1" w:val="FFFFFF"/>
@@ -8455,6 +8964,7 @@
     </w:tblStylePr>
     <w:tblStylePr w:type="lastCol">
       <w:rPr>
+        <w:rFonts w:eastAsia="黑体"/>
         <w:b/>
         <w:bCs/>
         <w:color w:themeColor="background1" w:val="FFFFFF"/>
@@ -8503,6 +9013,7 @@
     </w:tblStylePr>
     <w:tblStylePr w:type="nwCell">
       <w:rPr>
+        <w:rFonts w:eastAsia="黑体"/>
         <w:color w:themeColor="background1" w:val="FFFFFF"/>
       </w:rPr>
       <w:tblPr/>
@@ -8546,6 +9057,7 @@
         <w:spacing w:after="0" w:before="0" w:line="240" w:lineRule="auto"/>
       </w:pPr>
       <w:rPr>
+        <w:rFonts w:eastAsia="黑体"/>
         <w:b/>
         <w:bCs/>
         <w:color w:themeColor="background1" w:val="FFFFFF"/>
@@ -8568,6 +9080,7 @@
         <w:spacing w:after="0" w:before="0" w:line="240" w:lineRule="auto"/>
       </w:pPr>
       <w:rPr>
+        <w:rFonts w:eastAsia="黑体"/>
         <w:color w:val="auto"/>
       </w:rPr>
       <w:tblPr/>
@@ -8585,6 +9098,7 @@
     </w:tblStylePr>
     <w:tblStylePr w:type="firstCol">
       <w:rPr>
+        <w:rFonts w:eastAsia="黑体"/>
         <w:b/>
         <w:bCs/>
         <w:color w:themeColor="background1" w:val="FFFFFF"/>
@@ -8604,6 +9118,7 @@
     </w:tblStylePr>
     <w:tblStylePr w:type="lastCol">
       <w:rPr>
+        <w:rFonts w:eastAsia="黑体"/>
         <w:b/>
         <w:bCs/>
         <w:color w:themeColor="background1" w:val="FFFFFF"/>
@@ -8652,6 +9167,7 @@
     </w:tblStylePr>
     <w:tblStylePr w:type="nwCell">
       <w:rPr>
+        <w:rFonts w:eastAsia="黑体"/>
         <w:color w:themeColor="background1" w:val="FFFFFF"/>
       </w:rPr>
       <w:tblPr/>
@@ -8695,6 +9211,7 @@
         <w:spacing w:after="0" w:before="0" w:line="240" w:lineRule="auto"/>
       </w:pPr>
       <w:rPr>
+        <w:rFonts w:eastAsia="黑体"/>
         <w:b/>
         <w:bCs/>
         <w:color w:themeColor="background1" w:val="FFFFFF"/>
@@ -8717,6 +9234,7 @@
         <w:spacing w:after="0" w:before="0" w:line="240" w:lineRule="auto"/>
       </w:pPr>
       <w:rPr>
+        <w:rFonts w:eastAsia="黑体"/>
         <w:color w:val="auto"/>
       </w:rPr>
       <w:tblPr/>
@@ -8734,6 +9252,7 @@
     </w:tblStylePr>
     <w:tblStylePr w:type="firstCol">
       <w:rPr>
+        <w:rFonts w:eastAsia="黑体"/>
         <w:b/>
         <w:bCs/>
         <w:color w:themeColor="background1" w:val="FFFFFF"/>
@@ -8753,6 +9272,7 @@
     </w:tblStylePr>
     <w:tblStylePr w:type="lastCol">
       <w:rPr>
+        <w:rFonts w:eastAsia="黑体"/>
         <w:b/>
         <w:bCs/>
         <w:color w:themeColor="background1" w:val="FFFFFF"/>
@@ -8801,6 +9321,7 @@
     </w:tblStylePr>
     <w:tblStylePr w:type="nwCell">
       <w:rPr>
+        <w:rFonts w:eastAsia="黑体"/>
         <w:color w:themeColor="background1" w:val="FFFFFF"/>
       </w:rPr>
       <w:tblPr/>
@@ -8844,6 +9365,7 @@
         <w:spacing w:after="0" w:before="0" w:line="240" w:lineRule="auto"/>
       </w:pPr>
       <w:rPr>
+        <w:rFonts w:eastAsia="黑体"/>
         <w:b/>
         <w:bCs/>
         <w:color w:themeColor="background1" w:val="FFFFFF"/>
@@ -8866,6 +9388,7 @@
         <w:spacing w:after="0" w:before="0" w:line="240" w:lineRule="auto"/>
       </w:pPr>
       <w:rPr>
+        <w:rFonts w:eastAsia="黑体"/>
         <w:color w:val="auto"/>
       </w:rPr>
       <w:tblPr/>
@@ -8883,6 +9406,7 @@
     </w:tblStylePr>
     <w:tblStylePr w:type="firstCol">
       <w:rPr>
+        <w:rFonts w:eastAsia="黑体"/>
         <w:b/>
         <w:bCs/>
         <w:color w:themeColor="background1" w:val="FFFFFF"/>
@@ -8902,6 +9426,7 @@
     </w:tblStylePr>
     <w:tblStylePr w:type="lastCol">
       <w:rPr>
+        <w:rFonts w:eastAsia="黑体"/>
         <w:b/>
         <w:bCs/>
         <w:color w:themeColor="background1" w:val="FFFFFF"/>
@@ -8950,6 +9475,7 @@
     </w:tblStylePr>
     <w:tblStylePr w:type="nwCell">
       <w:rPr>
+        <w:rFonts w:eastAsia="黑体"/>
         <w:color w:themeColor="background1" w:val="FFFFFF"/>
       </w:rPr>
       <w:tblPr/>
@@ -8993,6 +9519,7 @@
         <w:spacing w:after="0" w:before="0" w:line="240" w:lineRule="auto"/>
       </w:pPr>
       <w:rPr>
+        <w:rFonts w:eastAsia="黑体"/>
         <w:b/>
         <w:bCs/>
         <w:color w:themeColor="background1" w:val="FFFFFF"/>
@@ -9015,6 +9542,7 @@
         <w:spacing w:after="0" w:before="0" w:line="240" w:lineRule="auto"/>
       </w:pPr>
       <w:rPr>
+        <w:rFonts w:eastAsia="黑体"/>
         <w:color w:val="auto"/>
       </w:rPr>
       <w:tblPr/>
@@ -9032,6 +9560,7 @@
     </w:tblStylePr>
     <w:tblStylePr w:type="firstCol">
       <w:rPr>
+        <w:rFonts w:eastAsia="黑体"/>
         <w:b/>
         <w:bCs/>
         <w:color w:themeColor="background1" w:val="FFFFFF"/>
@@ -9051,6 +9580,7 @@
     </w:tblStylePr>
     <w:tblStylePr w:type="lastCol">
       <w:rPr>
+        <w:rFonts w:eastAsia="黑体"/>
         <w:b/>
         <w:bCs/>
         <w:color w:themeColor="background1" w:val="FFFFFF"/>
@@ -9099,6 +9629,7 @@
     </w:tblStylePr>
     <w:tblStylePr w:type="nwCell">
       <w:rPr>
+        <w:rFonts w:eastAsia="黑体"/>
         <w:color w:themeColor="background1" w:val="FFFFFF"/>
       </w:rPr>
       <w:tblPr/>
@@ -9142,6 +9673,7 @@
         <w:spacing w:after="0" w:before="0" w:line="240" w:lineRule="auto"/>
       </w:pPr>
       <w:rPr>
+        <w:rFonts w:eastAsia="黑体"/>
         <w:b/>
         <w:bCs/>
         <w:color w:themeColor="background1" w:val="FFFFFF"/>
@@ -9164,6 +9696,7 @@
         <w:spacing w:after="0" w:before="0" w:line="240" w:lineRule="auto"/>
       </w:pPr>
       <w:rPr>
+        <w:rFonts w:eastAsia="黑体"/>
         <w:color w:val="auto"/>
       </w:rPr>
       <w:tblPr/>
@@ -9181,6 +9714,7 @@
     </w:tblStylePr>
     <w:tblStylePr w:type="firstCol">
       <w:rPr>
+        <w:rFonts w:eastAsia="黑体"/>
         <w:b/>
         <w:bCs/>
         <w:color w:themeColor="background1" w:val="FFFFFF"/>
@@ -9200,6 +9734,7 @@
     </w:tblStylePr>
     <w:tblStylePr w:type="lastCol">
       <w:rPr>
+        <w:rFonts w:eastAsia="黑体"/>
         <w:b/>
         <w:bCs/>
         <w:color w:themeColor="background1" w:val="FFFFFF"/>
@@ -9248,6 +9783,7 @@
     </w:tblStylePr>
     <w:tblStylePr w:type="nwCell">
       <w:rPr>
+        <w:rFonts w:eastAsia="黑体"/>
         <w:color w:themeColor="background1" w:val="FFFFFF"/>
       </w:rPr>
       <w:tblPr/>
@@ -9291,6 +9827,7 @@
         <w:spacing w:after="0" w:before="0" w:line="240" w:lineRule="auto"/>
       </w:pPr>
       <w:rPr>
+        <w:rFonts w:eastAsia="黑体"/>
         <w:b/>
         <w:bCs/>
         <w:color w:themeColor="background1" w:val="FFFFFF"/>
@@ -9313,6 +9850,7 @@
         <w:spacing w:after="0" w:before="0" w:line="240" w:lineRule="auto"/>
       </w:pPr>
       <w:rPr>
+        <w:rFonts w:eastAsia="黑体"/>
         <w:color w:val="auto"/>
       </w:rPr>
       <w:tblPr/>
@@ -9330,6 +9868,7 @@
     </w:tblStylePr>
     <w:tblStylePr w:type="firstCol">
       <w:rPr>
+        <w:rFonts w:eastAsia="黑体"/>
         <w:b/>
         <w:bCs/>
         <w:color w:themeColor="background1" w:val="FFFFFF"/>
@@ -9349,6 +9888,7 @@
     </w:tblStylePr>
     <w:tblStylePr w:type="lastCol">
       <w:rPr>
+        <w:rFonts w:eastAsia="黑体"/>
         <w:b/>
         <w:bCs/>
         <w:color w:themeColor="background1" w:val="FFFFFF"/>
@@ -9397,6 +9937,7 @@
     </w:tblStylePr>
     <w:tblStylePr w:type="nwCell">
       <w:rPr>
+        <w:rFonts w:eastAsia="黑体"/>
         <w:color w:themeColor="background1" w:val="FFFFFF"/>
       </w:rPr>
       <w:tblPr/>
@@ -9421,6 +9962,7 @@
       <w:spacing w:after="0" w:line="240" w:lineRule="auto"/>
     </w:pPr>
     <w:rPr>
+      <w:rFonts w:eastAsia="黑体"/>
       <w:color w:themeColor="text1" w:val="000000"/>
     </w:rPr>
     <w:tblPr>
@@ -9440,7 +9982,7 @@
     </w:tblPr>
     <w:tblStylePr w:type="firstRow">
       <w:rPr>
-        <w:rFonts w:asciiTheme="majorHAnsi" w:cstheme="majorBidi" w:eastAsiaTheme="majorEastAsia" w:hAnsiTheme="majorHAnsi"/>
+        <w:rFonts w:asciiTheme="majorHAnsi" w:cstheme="majorBidi" w:hAnsiTheme="majorHAnsi" w:eastAsia="黑体"/>
       </w:rPr>
       <w:tblPr/>
       <w:tcPr>
@@ -9452,6 +9994,7 @@
     </w:tblStylePr>
     <w:tblStylePr w:type="lastRow">
       <w:rPr>
+        <w:rFonts w:eastAsia="黑体"/>
         <w:b/>
         <w:bCs/>
         <w:color w:themeColor="text2" w:val="1F497D"/>
@@ -9466,12 +10009,14 @@
     </w:tblStylePr>
     <w:tblStylePr w:type="firstCol">
       <w:rPr>
+        <w:rFonts w:eastAsia="黑体"/>
         <w:b/>
         <w:bCs/>
       </w:rPr>
     </w:tblStylePr>
     <w:tblStylePr w:type="lastCol">
       <w:rPr>
+        <w:rFonts w:eastAsia="黑体"/>
         <w:b/>
         <w:bCs/>
       </w:rPr>
@@ -9505,6 +10050,7 @@
       <w:spacing w:after="0" w:line="240" w:lineRule="auto"/>
     </w:pPr>
     <w:rPr>
+      <w:rFonts w:eastAsia="黑体"/>
       <w:color w:themeColor="text1" w:val="000000"/>
     </w:rPr>
     <w:tblPr>
@@ -9524,7 +10070,7 @@
     </w:tblPr>
     <w:tblStylePr w:type="firstRow">
       <w:rPr>
-        <w:rFonts w:asciiTheme="majorHAnsi" w:cstheme="majorBidi" w:eastAsiaTheme="majorEastAsia" w:hAnsiTheme="majorHAnsi"/>
+        <w:rFonts w:asciiTheme="majorHAnsi" w:cstheme="majorBidi" w:hAnsiTheme="majorHAnsi" w:eastAsia="黑体"/>
       </w:rPr>
       <w:tblPr/>
       <w:tcPr>
@@ -9536,6 +10082,7 @@
     </w:tblStylePr>
     <w:tblStylePr w:type="lastRow">
       <w:rPr>
+        <w:rFonts w:eastAsia="黑体"/>
         <w:b/>
         <w:bCs/>
         <w:color w:themeColor="text2" w:val="1F497D"/>
@@ -9550,12 +10097,14 @@
     </w:tblStylePr>
     <w:tblStylePr w:type="firstCol">
       <w:rPr>
+        <w:rFonts w:eastAsia="黑体"/>
         <w:b/>
         <w:bCs/>
       </w:rPr>
     </w:tblStylePr>
     <w:tblStylePr w:type="lastCol">
       <w:rPr>
+        <w:rFonts w:eastAsia="黑体"/>
         <w:b/>
         <w:bCs/>
       </w:rPr>
@@ -9589,6 +10138,7 @@
       <w:spacing w:after="0" w:line="240" w:lineRule="auto"/>
     </w:pPr>
     <w:rPr>
+      <w:rFonts w:eastAsia="黑体"/>
       <w:color w:themeColor="text1" w:val="000000"/>
     </w:rPr>
     <w:tblPr>
@@ -9608,7 +10158,7 @@
     </w:tblPr>
     <w:tblStylePr w:type="firstRow">
       <w:rPr>
-        <w:rFonts w:asciiTheme="majorHAnsi" w:cstheme="majorBidi" w:eastAsiaTheme="majorEastAsia" w:hAnsiTheme="majorHAnsi"/>
+        <w:rFonts w:asciiTheme="majorHAnsi" w:cstheme="majorBidi" w:hAnsiTheme="majorHAnsi" w:eastAsia="黑体"/>
       </w:rPr>
       <w:tblPr/>
       <w:tcPr>
@@ -9620,6 +10170,7 @@
     </w:tblStylePr>
     <w:tblStylePr w:type="lastRow">
       <w:rPr>
+        <w:rFonts w:eastAsia="黑体"/>
         <w:b/>
         <w:bCs/>
         <w:color w:themeColor="text2" w:val="1F497D"/>
@@ -9634,12 +10185,14 @@
     </w:tblStylePr>
     <w:tblStylePr w:type="firstCol">
       <w:rPr>
+        <w:rFonts w:eastAsia="黑体"/>
         <w:b/>
         <w:bCs/>
       </w:rPr>
     </w:tblStylePr>
     <w:tblStylePr w:type="lastCol">
       <w:rPr>
+        <w:rFonts w:eastAsia="黑体"/>
         <w:b/>
         <w:bCs/>
       </w:rPr>
@@ -9673,6 +10226,7 @@
       <w:spacing w:after="0" w:line="240" w:lineRule="auto"/>
     </w:pPr>
     <w:rPr>
+      <w:rFonts w:eastAsia="黑体"/>
       <w:color w:themeColor="text1" w:val="000000"/>
     </w:rPr>
     <w:tblPr>
@@ -9692,7 +10246,7 @@
     </w:tblPr>
     <w:tblStylePr w:type="firstRow">
       <w:rPr>
-        <w:rFonts w:asciiTheme="majorHAnsi" w:cstheme="majorBidi" w:eastAsiaTheme="majorEastAsia" w:hAnsiTheme="majorHAnsi"/>
+        <w:rFonts w:asciiTheme="majorHAnsi" w:cstheme="majorBidi" w:hAnsiTheme="majorHAnsi" w:eastAsia="黑体"/>
       </w:rPr>
       <w:tblPr/>
       <w:tcPr>
@@ -9704,6 +10258,7 @@
     </w:tblStylePr>
     <w:tblStylePr w:type="lastRow">
       <w:rPr>
+        <w:rFonts w:eastAsia="黑体"/>
         <w:b/>
         <w:bCs/>
         <w:color w:themeColor="text2" w:val="1F497D"/>
@@ -9718,12 +10273,14 @@
     </w:tblStylePr>
     <w:tblStylePr w:type="firstCol">
       <w:rPr>
+        <w:rFonts w:eastAsia="黑体"/>
         <w:b/>
         <w:bCs/>
       </w:rPr>
     </w:tblStylePr>
     <w:tblStylePr w:type="lastCol">
       <w:rPr>
+        <w:rFonts w:eastAsia="黑体"/>
         <w:b/>
         <w:bCs/>
       </w:rPr>
@@ -9757,6 +10314,7 @@
       <w:spacing w:after="0" w:line="240" w:lineRule="auto"/>
     </w:pPr>
     <w:rPr>
+      <w:rFonts w:eastAsia="黑体"/>
       <w:color w:themeColor="text1" w:val="000000"/>
     </w:rPr>
     <w:tblPr>
@@ -9776,7 +10334,7 @@
     </w:tblPr>
     <w:tblStylePr w:type="firstRow">
       <w:rPr>
-        <w:rFonts w:asciiTheme="majorHAnsi" w:cstheme="majorBidi" w:eastAsiaTheme="majorEastAsia" w:hAnsiTheme="majorHAnsi"/>
+        <w:rFonts w:asciiTheme="majorHAnsi" w:cstheme="majorBidi" w:hAnsiTheme="majorHAnsi" w:eastAsia="黑体"/>
       </w:rPr>
       <w:tblPr/>
       <w:tcPr>
@@ -9788,6 +10346,7 @@
     </w:tblStylePr>
     <w:tblStylePr w:type="lastRow">
       <w:rPr>
+        <w:rFonts w:eastAsia="黑体"/>
         <w:b/>
         <w:bCs/>
         <w:color w:themeColor="text2" w:val="1F497D"/>
@@ -9802,12 +10361,14 @@
     </w:tblStylePr>
     <w:tblStylePr w:type="firstCol">
       <w:rPr>
+        <w:rFonts w:eastAsia="黑体"/>
         <w:b/>
         <w:bCs/>
       </w:rPr>
     </w:tblStylePr>
     <w:tblStylePr w:type="lastCol">
       <w:rPr>
+        <w:rFonts w:eastAsia="黑体"/>
         <w:b/>
         <w:bCs/>
       </w:rPr>
@@ -9841,6 +10402,7 @@
       <w:spacing w:after="0" w:line="240" w:lineRule="auto"/>
     </w:pPr>
     <w:rPr>
+      <w:rFonts w:eastAsia="黑体"/>
       <w:color w:themeColor="text1" w:val="000000"/>
     </w:rPr>
     <w:tblPr>
@@ -9860,7 +10422,7 @@
     </w:tblPr>
     <w:tblStylePr w:type="firstRow">
       <w:rPr>
-        <w:rFonts w:asciiTheme="majorHAnsi" w:cstheme="majorBidi" w:eastAsiaTheme="majorEastAsia" w:hAnsiTheme="majorHAnsi"/>
+        <w:rFonts w:asciiTheme="majorHAnsi" w:cstheme="majorBidi" w:hAnsiTheme="majorHAnsi" w:eastAsia="黑体"/>
       </w:rPr>
       <w:tblPr/>
       <w:tcPr>
@@ -9872,6 +10434,7 @@
     </w:tblStylePr>
     <w:tblStylePr w:type="lastRow">
       <w:rPr>
+        <w:rFonts w:eastAsia="黑体"/>
         <w:b/>
         <w:bCs/>
         <w:color w:themeColor="text2" w:val="1F497D"/>
@@ -9886,12 +10449,14 @@
     </w:tblStylePr>
     <w:tblStylePr w:type="firstCol">
       <w:rPr>
+        <w:rFonts w:eastAsia="黑体"/>
         <w:b/>
         <w:bCs/>
       </w:rPr>
     </w:tblStylePr>
     <w:tblStylePr w:type="lastCol">
       <w:rPr>
+        <w:rFonts w:eastAsia="黑体"/>
         <w:b/>
         <w:bCs/>
       </w:rPr>
@@ -9925,6 +10490,7 @@
       <w:spacing w:after="0" w:line="240" w:lineRule="auto"/>
     </w:pPr>
     <w:rPr>
+      <w:rFonts w:eastAsia="黑体"/>
       <w:color w:themeColor="text1" w:val="000000"/>
     </w:rPr>
     <w:tblPr>
@@ -9944,7 +10510,7 @@
     </w:tblPr>
     <w:tblStylePr w:type="firstRow">
       <w:rPr>
-        <w:rFonts w:asciiTheme="majorHAnsi" w:cstheme="majorBidi" w:eastAsiaTheme="majorEastAsia" w:hAnsiTheme="majorHAnsi"/>
+        <w:rFonts w:asciiTheme="majorHAnsi" w:cstheme="majorBidi" w:hAnsiTheme="majorHAnsi" w:eastAsia="黑体"/>
       </w:rPr>
       <w:tblPr/>
       <w:tcPr>
@@ -9956,6 +10522,7 @@
     </w:tblStylePr>
     <w:tblStylePr w:type="lastRow">
       <w:rPr>
+        <w:rFonts w:eastAsia="黑体"/>
         <w:b/>
         <w:bCs/>
         <w:color w:themeColor="text2" w:val="1F497D"/>
@@ -9970,12 +10537,14 @@
     </w:tblStylePr>
     <w:tblStylePr w:type="firstCol">
       <w:rPr>
+        <w:rFonts w:eastAsia="黑体"/>
         <w:b/>
         <w:bCs/>
       </w:rPr>
     </w:tblStylePr>
     <w:tblStylePr w:type="lastCol">
       <w:rPr>
+        <w:rFonts w:eastAsia="黑体"/>
         <w:b/>
         <w:bCs/>
       </w:rPr>
@@ -10009,7 +10578,7 @@
       <w:spacing w:after="0" w:line="240" w:lineRule="auto"/>
     </w:pPr>
     <w:rPr>
-      <w:rFonts w:asciiTheme="majorHAnsi" w:cstheme="majorBidi" w:eastAsiaTheme="majorEastAsia" w:hAnsiTheme="majorHAnsi"/>
+      <w:rFonts w:asciiTheme="majorHAnsi" w:cstheme="majorBidi" w:hAnsiTheme="majorHAnsi" w:eastAsia="黑体"/>
       <w:color w:themeColor="text1" w:val="000000"/>
     </w:rPr>
     <w:tblPr>
@@ -10031,6 +10600,7 @@
     </w:tblPr>
     <w:tblStylePr w:type="firstRow">
       <w:rPr>
+        <w:rFonts w:eastAsia="黑体"/>
         <w:sz w:val="24"/>
         <w:szCs w:val="24"/>
       </w:rPr>
@@ -10137,7 +10707,7 @@
       <w:spacing w:after="0" w:line="240" w:lineRule="auto"/>
     </w:pPr>
     <w:rPr>
-      <w:rFonts w:asciiTheme="majorHAnsi" w:cstheme="majorBidi" w:eastAsiaTheme="majorEastAsia" w:hAnsiTheme="majorHAnsi"/>
+      <w:rFonts w:asciiTheme="majorHAnsi" w:cstheme="majorBidi" w:hAnsiTheme="majorHAnsi" w:eastAsia="黑体"/>
       <w:color w:themeColor="text1" w:val="000000"/>
     </w:rPr>
     <w:tblPr>
@@ -10159,6 +10729,7 @@
     </w:tblPr>
     <w:tblStylePr w:type="firstRow">
       <w:rPr>
+        <w:rFonts w:eastAsia="黑体"/>
         <w:sz w:val="24"/>
         <w:szCs w:val="24"/>
       </w:rPr>
@@ -10265,7 +10836,7 @@
       <w:spacing w:after="0" w:line="240" w:lineRule="auto"/>
     </w:pPr>
     <w:rPr>
-      <w:rFonts w:asciiTheme="majorHAnsi" w:cstheme="majorBidi" w:eastAsiaTheme="majorEastAsia" w:hAnsiTheme="majorHAnsi"/>
+      <w:rFonts w:asciiTheme="majorHAnsi" w:cstheme="majorBidi" w:hAnsiTheme="majorHAnsi" w:eastAsia="黑体"/>
       <w:color w:themeColor="text1" w:val="000000"/>
     </w:rPr>
     <w:tblPr>
@@ -10287,6 +10858,7 @@
     </w:tblPr>
     <w:tblStylePr w:type="firstRow">
       <w:rPr>
+        <w:rFonts w:eastAsia="黑体"/>
         <w:sz w:val="24"/>
         <w:szCs w:val="24"/>
       </w:rPr>
@@ -10393,7 +10965,7 @@
       <w:spacing w:after="0" w:line="240" w:lineRule="auto"/>
     </w:pPr>
     <w:rPr>
-      <w:rFonts w:asciiTheme="majorHAnsi" w:cstheme="majorBidi" w:eastAsiaTheme="majorEastAsia" w:hAnsiTheme="majorHAnsi"/>
+      <w:rFonts w:asciiTheme="majorHAnsi" w:cstheme="majorBidi" w:hAnsiTheme="majorHAnsi" w:eastAsia="黑体"/>
       <w:color w:themeColor="text1" w:val="000000"/>
     </w:rPr>
     <w:tblPr>
@@ -10415,6 +10987,7 @@
     </w:tblPr>
     <w:tblStylePr w:type="firstRow">
       <w:rPr>
+        <w:rFonts w:eastAsia="黑体"/>
         <w:sz w:val="24"/>
         <w:szCs w:val="24"/>
       </w:rPr>
@@ -10521,7 +11094,7 @@
       <w:spacing w:after="0" w:line="240" w:lineRule="auto"/>
     </w:pPr>
     <w:rPr>
-      <w:rFonts w:asciiTheme="majorHAnsi" w:cstheme="majorBidi" w:eastAsiaTheme="majorEastAsia" w:hAnsiTheme="majorHAnsi"/>
+      <w:rFonts w:asciiTheme="majorHAnsi" w:cstheme="majorBidi" w:hAnsiTheme="majorHAnsi" w:eastAsia="黑体"/>
       <w:color w:themeColor="text1" w:val="000000"/>
     </w:rPr>
     <w:tblPr>
@@ -10543,6 +11116,7 @@
     </w:tblPr>
     <w:tblStylePr w:type="firstRow">
       <w:rPr>
+        <w:rFonts w:eastAsia="黑体"/>
         <w:sz w:val="24"/>
         <w:szCs w:val="24"/>
       </w:rPr>
@@ -10649,7 +11223,7 @@
       <w:spacing w:after="0" w:line="240" w:lineRule="auto"/>
     </w:pPr>
     <w:rPr>
-      <w:rFonts w:asciiTheme="majorHAnsi" w:cstheme="majorBidi" w:eastAsiaTheme="majorEastAsia" w:hAnsiTheme="majorHAnsi"/>
+      <w:rFonts w:asciiTheme="majorHAnsi" w:cstheme="majorBidi" w:hAnsiTheme="majorHAnsi" w:eastAsia="黑体"/>
       <w:color w:themeColor="text1" w:val="000000"/>
     </w:rPr>
     <w:tblPr>
@@ -10671,6 +11245,7 @@
     </w:tblPr>
     <w:tblStylePr w:type="firstRow">
       <w:rPr>
+        <w:rFonts w:eastAsia="黑体"/>
         <w:sz w:val="24"/>
         <w:szCs w:val="24"/>
       </w:rPr>
@@ -10777,7 +11352,7 @@
       <w:spacing w:after="0" w:line="240" w:lineRule="auto"/>
     </w:pPr>
     <w:rPr>
-      <w:rFonts w:asciiTheme="majorHAnsi" w:cstheme="majorBidi" w:eastAsiaTheme="majorEastAsia" w:hAnsiTheme="majorHAnsi"/>
+      <w:rFonts w:asciiTheme="majorHAnsi" w:cstheme="majorBidi" w:hAnsiTheme="majorHAnsi" w:eastAsia="黑体"/>
       <w:color w:themeColor="text1" w:val="000000"/>
     </w:rPr>
     <w:tblPr>
@@ -10799,6 +11374,7 @@
     </w:tblPr>
     <w:tblStylePr w:type="firstRow">
       <w:rPr>
+        <w:rFonts w:eastAsia="黑体"/>
         <w:sz w:val="24"/>
         <w:szCs w:val="24"/>
       </w:rPr>
@@ -10928,12 +11504,14 @@
     </w:tcPr>
     <w:tblStylePr w:type="firstRow">
       <w:rPr>
+        <w:rFonts w:eastAsia="黑体"/>
         <w:b/>
         <w:bCs/>
       </w:rPr>
     </w:tblStylePr>
     <w:tblStylePr w:type="lastRow">
       <w:rPr>
+        <w:rFonts w:eastAsia="黑体"/>
         <w:b/>
         <w:bCs/>
       </w:rPr>
@@ -10946,12 +11524,14 @@
     </w:tblStylePr>
     <w:tblStylePr w:type="firstCol">
       <w:rPr>
+        <w:rFonts w:eastAsia="黑体"/>
         <w:b/>
         <w:bCs/>
       </w:rPr>
     </w:tblStylePr>
     <w:tblStylePr w:type="lastCol">
       <w:rPr>
+        <w:rFonts w:eastAsia="黑体"/>
         <w:b/>
         <w:bCs/>
       </w:rPr>
@@ -11001,12 +11581,14 @@
     </w:tcPr>
     <w:tblStylePr w:type="firstRow">
       <w:rPr>
+        <w:rFonts w:eastAsia="黑体"/>
         <w:b/>
         <w:bCs/>
       </w:rPr>
     </w:tblStylePr>
     <w:tblStylePr w:type="lastRow">
       <w:rPr>
+        <w:rFonts w:eastAsia="黑体"/>
         <w:b/>
         <w:bCs/>
       </w:rPr>
@@ -11019,12 +11601,14 @@
     </w:tblStylePr>
     <w:tblStylePr w:type="firstCol">
       <w:rPr>
+        <w:rFonts w:eastAsia="黑体"/>
         <w:b/>
         <w:bCs/>
       </w:rPr>
     </w:tblStylePr>
     <w:tblStylePr w:type="lastCol">
       <w:rPr>
+        <w:rFonts w:eastAsia="黑体"/>
         <w:b/>
         <w:bCs/>
       </w:rPr>
@@ -11074,12 +11658,14 @@
     </w:tcPr>
     <w:tblStylePr w:type="firstRow">
       <w:rPr>
+        <w:rFonts w:eastAsia="黑体"/>
         <w:b/>
         <w:bCs/>
       </w:rPr>
     </w:tblStylePr>
     <w:tblStylePr w:type="lastRow">
       <w:rPr>
+        <w:rFonts w:eastAsia="黑体"/>
         <w:b/>
         <w:bCs/>
       </w:rPr>
@@ -11092,12 +11678,14 @@
     </w:tblStylePr>
     <w:tblStylePr w:type="firstCol">
       <w:rPr>
+        <w:rFonts w:eastAsia="黑体"/>
         <w:b/>
         <w:bCs/>
       </w:rPr>
     </w:tblStylePr>
     <w:tblStylePr w:type="lastCol">
       <w:rPr>
+        <w:rFonts w:eastAsia="黑体"/>
         <w:b/>
         <w:bCs/>
       </w:rPr>
@@ -11147,12 +11735,14 @@
     </w:tcPr>
     <w:tblStylePr w:type="firstRow">
       <w:rPr>
+        <w:rFonts w:eastAsia="黑体"/>
         <w:b/>
         <w:bCs/>
       </w:rPr>
     </w:tblStylePr>
     <w:tblStylePr w:type="lastRow">
       <w:rPr>
+        <w:rFonts w:eastAsia="黑体"/>
         <w:b/>
         <w:bCs/>
       </w:rPr>
@@ -11165,12 +11755,14 @@
     </w:tblStylePr>
     <w:tblStylePr w:type="firstCol">
       <w:rPr>
+        <w:rFonts w:eastAsia="黑体"/>
         <w:b/>
         <w:bCs/>
       </w:rPr>
     </w:tblStylePr>
     <w:tblStylePr w:type="lastCol">
       <w:rPr>
+        <w:rFonts w:eastAsia="黑体"/>
         <w:b/>
         <w:bCs/>
       </w:rPr>
@@ -11220,12 +11812,14 @@
     </w:tcPr>
     <w:tblStylePr w:type="firstRow">
       <w:rPr>
+        <w:rFonts w:eastAsia="黑体"/>
         <w:b/>
         <w:bCs/>
       </w:rPr>
     </w:tblStylePr>
     <w:tblStylePr w:type="lastRow">
       <w:rPr>
+        <w:rFonts w:eastAsia="黑体"/>
         <w:b/>
         <w:bCs/>
       </w:rPr>
@@ -11238,12 +11832,14 @@
     </w:tblStylePr>
     <w:tblStylePr w:type="firstCol">
       <w:rPr>
+        <w:rFonts w:eastAsia="黑体"/>
         <w:b/>
         <w:bCs/>
       </w:rPr>
     </w:tblStylePr>
     <w:tblStylePr w:type="lastCol">
       <w:rPr>
+        <w:rFonts w:eastAsia="黑体"/>
         <w:b/>
         <w:bCs/>
       </w:rPr>
@@ -11293,12 +11889,14 @@
     </w:tcPr>
     <w:tblStylePr w:type="firstRow">
       <w:rPr>
+        <w:rFonts w:eastAsia="黑体"/>
         <w:b/>
         <w:bCs/>
       </w:rPr>
     </w:tblStylePr>
     <w:tblStylePr w:type="lastRow">
       <w:rPr>
+        <w:rFonts w:eastAsia="黑体"/>
         <w:b/>
         <w:bCs/>
       </w:rPr>
@@ -11311,12 +11909,14 @@
     </w:tblStylePr>
     <w:tblStylePr w:type="firstCol">
       <w:rPr>
+        <w:rFonts w:eastAsia="黑体"/>
         <w:b/>
         <w:bCs/>
       </w:rPr>
     </w:tblStylePr>
     <w:tblStylePr w:type="lastCol">
       <w:rPr>
+        <w:rFonts w:eastAsia="黑体"/>
         <w:b/>
         <w:bCs/>
       </w:rPr>
@@ -11366,12 +11966,14 @@
     </w:tcPr>
     <w:tblStylePr w:type="firstRow">
       <w:rPr>
+        <w:rFonts w:eastAsia="黑体"/>
         <w:b/>
         <w:bCs/>
       </w:rPr>
     </w:tblStylePr>
     <w:tblStylePr w:type="lastRow">
       <w:rPr>
+        <w:rFonts w:eastAsia="黑体"/>
         <w:b/>
         <w:bCs/>
       </w:rPr>
@@ -11384,12 +11986,14 @@
     </w:tblStylePr>
     <w:tblStylePr w:type="firstCol">
       <w:rPr>
+        <w:rFonts w:eastAsia="黑体"/>
         <w:b/>
         <w:bCs/>
       </w:rPr>
     </w:tblStylePr>
     <w:tblStylePr w:type="lastCol">
       <w:rPr>
+        <w:rFonts w:eastAsia="黑体"/>
         <w:b/>
         <w:bCs/>
       </w:rPr>
@@ -11416,7 +12020,7 @@
       <w:spacing w:after="0" w:line="240" w:lineRule="auto"/>
     </w:pPr>
     <w:rPr>
-      <w:rFonts w:asciiTheme="majorHAnsi" w:cstheme="majorBidi" w:eastAsiaTheme="majorEastAsia" w:hAnsiTheme="majorHAnsi"/>
+      <w:rFonts w:asciiTheme="majorHAnsi" w:cstheme="majorBidi" w:hAnsiTheme="majorHAnsi" w:eastAsia="黑体"/>
       <w:color w:themeColor="text1" w:val="000000"/>
     </w:rPr>
     <w:tblPr>
@@ -11443,6 +12047,7 @@
     </w:tcPr>
     <w:tblStylePr w:type="firstRow">
       <w:rPr>
+        <w:rFonts w:eastAsia="黑体"/>
         <w:b/>
         <w:bCs/>
         <w:color w:themeColor="text1" w:val="000000"/>
@@ -11454,6 +12059,7 @@
     </w:tblStylePr>
     <w:tblStylePr w:type="lastRow">
       <w:rPr>
+        <w:rFonts w:eastAsia="黑体"/>
         <w:b/>
         <w:bCs/>
         <w:color w:themeColor="text1" w:val="000000"/>
@@ -11473,6 +12079,7 @@
     </w:tblStylePr>
     <w:tblStylePr w:type="firstCol">
       <w:rPr>
+        <w:rFonts w:eastAsia="黑体"/>
         <w:b/>
         <w:bCs/>
         <w:color w:themeColor="text1" w:val="000000"/>
@@ -11492,6 +12099,7 @@
     </w:tblStylePr>
     <w:tblStylePr w:type="lastCol">
       <w:rPr>
+        <w:rFonts w:eastAsia="黑体"/>
         <w:b w:val="0"/>
         <w:bCs w:val="0"/>
         <w:color w:themeColor="text1" w:val="000000"/>
@@ -11541,7 +12149,7 @@
       <w:spacing w:after="0" w:line="240" w:lineRule="auto"/>
     </w:pPr>
     <w:rPr>
-      <w:rFonts w:asciiTheme="majorHAnsi" w:cstheme="majorBidi" w:eastAsiaTheme="majorEastAsia" w:hAnsiTheme="majorHAnsi"/>
+      <w:rFonts w:asciiTheme="majorHAnsi" w:cstheme="majorBidi" w:hAnsiTheme="majorHAnsi" w:eastAsia="黑体"/>
       <w:color w:themeColor="text1" w:val="000000"/>
     </w:rPr>
     <w:tblPr>
@@ -11568,6 +12176,7 @@
     </w:tcPr>
     <w:tblStylePr w:type="firstRow">
       <w:rPr>
+        <w:rFonts w:eastAsia="黑体"/>
         <w:b/>
         <w:bCs/>
         <w:color w:themeColor="text1" w:val="000000"/>
@@ -11579,6 +12188,7 @@
     </w:tblStylePr>
     <w:tblStylePr w:type="lastRow">
       <w:rPr>
+        <w:rFonts w:eastAsia="黑体"/>
         <w:b/>
         <w:bCs/>
         <w:color w:themeColor="text1" w:val="000000"/>
@@ -11598,6 +12208,7 @@
     </w:tblStylePr>
     <w:tblStylePr w:type="firstCol">
       <w:rPr>
+        <w:rFonts w:eastAsia="黑体"/>
         <w:b/>
         <w:bCs/>
         <w:color w:themeColor="text1" w:val="000000"/>
@@ -11617,6 +12228,7 @@
     </w:tblStylePr>
     <w:tblStylePr w:type="lastCol">
       <w:rPr>
+        <w:rFonts w:eastAsia="黑体"/>
         <w:b w:val="0"/>
         <w:bCs w:val="0"/>
         <w:color w:themeColor="text1" w:val="000000"/>
@@ -11666,7 +12278,7 @@
       <w:spacing w:after="0" w:line="240" w:lineRule="auto"/>
     </w:pPr>
     <w:rPr>
-      <w:rFonts w:asciiTheme="majorHAnsi" w:cstheme="majorBidi" w:eastAsiaTheme="majorEastAsia" w:hAnsiTheme="majorHAnsi"/>
+      <w:rFonts w:asciiTheme="majorHAnsi" w:cstheme="majorBidi" w:hAnsiTheme="majorHAnsi" w:eastAsia="黑体"/>
       <w:color w:themeColor="text1" w:val="000000"/>
     </w:rPr>
     <w:tblPr>
@@ -11693,6 +12305,7 @@
     </w:tcPr>
     <w:tblStylePr w:type="firstRow">
       <w:rPr>
+        <w:rFonts w:eastAsia="黑体"/>
         <w:b/>
         <w:bCs/>
         <w:color w:themeColor="text1" w:val="000000"/>
@@ -11704,6 +12317,7 @@
     </w:tblStylePr>
     <w:tblStylePr w:type="lastRow">
       <w:rPr>
+        <w:rFonts w:eastAsia="黑体"/>
         <w:b/>
         <w:bCs/>
         <w:color w:themeColor="text1" w:val="000000"/>
@@ -11723,6 +12337,7 @@
     </w:tblStylePr>
     <w:tblStylePr w:type="firstCol">
       <w:rPr>
+        <w:rFonts w:eastAsia="黑体"/>
         <w:b/>
         <w:bCs/>
         <w:color w:themeColor="text1" w:val="000000"/>
@@ -11742,6 +12357,7 @@
     </w:tblStylePr>
     <w:tblStylePr w:type="lastCol">
       <w:rPr>
+        <w:rFonts w:eastAsia="黑体"/>
         <w:b w:val="0"/>
         <w:bCs w:val="0"/>
         <w:color w:themeColor="text1" w:val="000000"/>
@@ -11791,7 +12407,7 @@
       <w:spacing w:after="0" w:line="240" w:lineRule="auto"/>
     </w:pPr>
     <w:rPr>
-      <w:rFonts w:asciiTheme="majorHAnsi" w:cstheme="majorBidi" w:eastAsiaTheme="majorEastAsia" w:hAnsiTheme="majorHAnsi"/>
+      <w:rFonts w:asciiTheme="majorHAnsi" w:cstheme="majorBidi" w:hAnsiTheme="majorHAnsi" w:eastAsia="黑体"/>
       <w:color w:themeColor="text1" w:val="000000"/>
     </w:rPr>
     <w:tblPr>
@@ -11818,6 +12434,7 @@
     </w:tcPr>
     <w:tblStylePr w:type="firstRow">
       <w:rPr>
+        <w:rFonts w:eastAsia="黑体"/>
         <w:b/>
         <w:bCs/>
         <w:color w:themeColor="text1" w:val="000000"/>
@@ -11829,6 +12446,7 @@
     </w:tblStylePr>
     <w:tblStylePr w:type="lastRow">
       <w:rPr>
+        <w:rFonts w:eastAsia="黑体"/>
         <w:b/>
         <w:bCs/>
         <w:color w:themeColor="text1" w:val="000000"/>
@@ -11848,6 +12466,7 @@
     </w:tblStylePr>
     <w:tblStylePr w:type="firstCol">
       <w:rPr>
+        <w:rFonts w:eastAsia="黑体"/>
         <w:b/>
         <w:bCs/>
         <w:color w:themeColor="text1" w:val="000000"/>
@@ -11867,6 +12486,7 @@
     </w:tblStylePr>
     <w:tblStylePr w:type="lastCol">
       <w:rPr>
+        <w:rFonts w:eastAsia="黑体"/>
         <w:b w:val="0"/>
         <w:bCs w:val="0"/>
         <w:color w:themeColor="text1" w:val="000000"/>
@@ -11916,7 +12536,7 @@
       <w:spacing w:after="0" w:line="240" w:lineRule="auto"/>
     </w:pPr>
     <w:rPr>
-      <w:rFonts w:asciiTheme="majorHAnsi" w:cstheme="majorBidi" w:eastAsiaTheme="majorEastAsia" w:hAnsiTheme="majorHAnsi"/>
+      <w:rFonts w:asciiTheme="majorHAnsi" w:cstheme="majorBidi" w:hAnsiTheme="majorHAnsi" w:eastAsia="黑体"/>
       <w:color w:themeColor="text1" w:val="000000"/>
     </w:rPr>
     <w:tblPr>
@@ -11943,6 +12563,7 @@
     </w:tcPr>
     <w:tblStylePr w:type="firstRow">
       <w:rPr>
+        <w:rFonts w:eastAsia="黑体"/>
         <w:b/>
         <w:bCs/>
         <w:color w:themeColor="text1" w:val="000000"/>
@@ -11954,6 +12575,7 @@
     </w:tblStylePr>
     <w:tblStylePr w:type="lastRow">
       <w:rPr>
+        <w:rFonts w:eastAsia="黑体"/>
         <w:b/>
         <w:bCs/>
         <w:color w:themeColor="text1" w:val="000000"/>
@@ -11973,6 +12595,7 @@
     </w:tblStylePr>
     <w:tblStylePr w:type="firstCol">
       <w:rPr>
+        <w:rFonts w:eastAsia="黑体"/>
         <w:b/>
         <w:bCs/>
         <w:color w:themeColor="text1" w:val="000000"/>
@@ -11992,6 +12615,7 @@
     </w:tblStylePr>
     <w:tblStylePr w:type="lastCol">
       <w:rPr>
+        <w:rFonts w:eastAsia="黑体"/>
         <w:b w:val="0"/>
         <w:bCs w:val="0"/>
         <w:color w:themeColor="text1" w:val="000000"/>
@@ -12041,7 +12665,7 @@
       <w:spacing w:after="0" w:line="240" w:lineRule="auto"/>
     </w:pPr>
     <w:rPr>
-      <w:rFonts w:asciiTheme="majorHAnsi" w:cstheme="majorBidi" w:eastAsiaTheme="majorEastAsia" w:hAnsiTheme="majorHAnsi"/>
+      <w:rFonts w:asciiTheme="majorHAnsi" w:cstheme="majorBidi" w:hAnsiTheme="majorHAnsi" w:eastAsia="黑体"/>
       <w:color w:themeColor="text1" w:val="000000"/>
     </w:rPr>
     <w:tblPr>
@@ -12068,6 +12692,7 @@
     </w:tcPr>
     <w:tblStylePr w:type="firstRow">
       <w:rPr>
+        <w:rFonts w:eastAsia="黑体"/>
         <w:b/>
         <w:bCs/>
         <w:color w:themeColor="text1" w:val="000000"/>
@@ -12079,6 +12704,7 @@
     </w:tblStylePr>
     <w:tblStylePr w:type="lastRow">
       <w:rPr>
+        <w:rFonts w:eastAsia="黑体"/>
         <w:b/>
         <w:bCs/>
         <w:color w:themeColor="text1" w:val="000000"/>
@@ -12098,6 +12724,7 @@
     </w:tblStylePr>
     <w:tblStylePr w:type="firstCol">
       <w:rPr>
+        <w:rFonts w:eastAsia="黑体"/>
         <w:b/>
         <w:bCs/>
         <w:color w:themeColor="text1" w:val="000000"/>
@@ -12117,6 +12744,7 @@
     </w:tblStylePr>
     <w:tblStylePr w:type="lastCol">
       <w:rPr>
+        <w:rFonts w:eastAsia="黑体"/>
         <w:b w:val="0"/>
         <w:bCs w:val="0"/>
         <w:color w:themeColor="text1" w:val="000000"/>
@@ -12166,7 +12794,7 @@
       <w:spacing w:after="0" w:line="240" w:lineRule="auto"/>
     </w:pPr>
     <w:rPr>
-      <w:rFonts w:asciiTheme="majorHAnsi" w:cstheme="majorBidi" w:eastAsiaTheme="majorEastAsia" w:hAnsiTheme="majorHAnsi"/>
+      <w:rFonts w:asciiTheme="majorHAnsi" w:cstheme="majorBidi" w:hAnsiTheme="majorHAnsi" w:eastAsia="黑体"/>
       <w:color w:themeColor="text1" w:val="000000"/>
     </w:rPr>
     <w:tblPr>
@@ -12193,6 +12821,7 @@
     </w:tcPr>
     <w:tblStylePr w:type="firstRow">
       <w:rPr>
+        <w:rFonts w:eastAsia="黑体"/>
         <w:b/>
         <w:bCs/>
         <w:color w:themeColor="text1" w:val="000000"/>
@@ -12204,6 +12833,7 @@
     </w:tblStylePr>
     <w:tblStylePr w:type="lastRow">
       <w:rPr>
+        <w:rFonts w:eastAsia="黑体"/>
         <w:b/>
         <w:bCs/>
         <w:color w:themeColor="text1" w:val="000000"/>
@@ -12223,6 +12853,7 @@
     </w:tblStylePr>
     <w:tblStylePr w:type="firstCol">
       <w:rPr>
+        <w:rFonts w:eastAsia="黑体"/>
         <w:b/>
         <w:bCs/>
         <w:color w:themeColor="text1" w:val="000000"/>
@@ -12242,6 +12873,7 @@
     </w:tblStylePr>
     <w:tblStylePr w:type="lastCol">
       <w:rPr>
+        <w:rFonts w:eastAsia="黑体"/>
         <w:b w:val="0"/>
         <w:bCs w:val="0"/>
         <w:color w:themeColor="text1" w:val="000000"/>
@@ -12314,6 +12946,7 @@
     </w:tcPr>
     <w:tblStylePr w:type="firstRow">
       <w:rPr>
+        <w:rFonts w:eastAsia="黑体"/>
         <w:b/>
         <w:bCs/>
         <w:i w:val="0"/>
@@ -12335,6 +12968,7 @@
     </w:tblStylePr>
     <w:tblStylePr w:type="lastRow">
       <w:rPr>
+        <w:rFonts w:eastAsia="黑体"/>
         <w:b/>
         <w:bCs/>
         <w:i w:val="0"/>
@@ -12356,6 +12990,7 @@
     </w:tblStylePr>
     <w:tblStylePr w:type="firstCol">
       <w:rPr>
+        <w:rFonts w:eastAsia="黑体"/>
         <w:b/>
         <w:bCs/>
         <w:i w:val="0"/>
@@ -12375,6 +13010,7 @@
     </w:tblStylePr>
     <w:tblStylePr w:type="lastCol">
       <w:rPr>
+        <w:rFonts w:eastAsia="黑体"/>
         <w:b/>
         <w:bCs/>
         <w:i w:val="0"/>
@@ -12455,6 +13091,7 @@
     </w:tcPr>
     <w:tblStylePr w:type="firstRow">
       <w:rPr>
+        <w:rFonts w:eastAsia="黑体"/>
         <w:b/>
         <w:bCs/>
         <w:i w:val="0"/>
@@ -12476,6 +13113,7 @@
     </w:tblStylePr>
     <w:tblStylePr w:type="lastRow">
       <w:rPr>
+        <w:rFonts w:eastAsia="黑体"/>
         <w:b/>
         <w:bCs/>
         <w:i w:val="0"/>
@@ -12497,6 +13135,7 @@
     </w:tblStylePr>
     <w:tblStylePr w:type="firstCol">
       <w:rPr>
+        <w:rFonts w:eastAsia="黑体"/>
         <w:b/>
         <w:bCs/>
         <w:i w:val="0"/>
@@ -12516,6 +13155,7 @@
     </w:tblStylePr>
     <w:tblStylePr w:type="lastCol">
       <w:rPr>
+        <w:rFonts w:eastAsia="黑体"/>
         <w:b/>
         <w:bCs/>
         <w:i w:val="0"/>
@@ -12596,6 +13236,7 @@
     </w:tcPr>
     <w:tblStylePr w:type="firstRow">
       <w:rPr>
+        <w:rFonts w:eastAsia="黑体"/>
         <w:b/>
         <w:bCs/>
         <w:i w:val="0"/>
@@ -12617,6 +13258,7 @@
     </w:tblStylePr>
     <w:tblStylePr w:type="lastRow">
       <w:rPr>
+        <w:rFonts w:eastAsia="黑体"/>
         <w:b/>
         <w:bCs/>
         <w:i w:val="0"/>
@@ -12638,6 +13280,7 @@
     </w:tblStylePr>
     <w:tblStylePr w:type="firstCol">
       <w:rPr>
+        <w:rFonts w:eastAsia="黑体"/>
         <w:b/>
         <w:bCs/>
         <w:i w:val="0"/>
@@ -12657,6 +13300,7 @@
     </w:tblStylePr>
     <w:tblStylePr w:type="lastCol">
       <w:rPr>
+        <w:rFonts w:eastAsia="黑体"/>
         <w:b/>
         <w:bCs/>
         <w:i w:val="0"/>
@@ -12737,6 +13381,7 @@
     </w:tcPr>
     <w:tblStylePr w:type="firstRow">
       <w:rPr>
+        <w:rFonts w:eastAsia="黑体"/>
         <w:b/>
         <w:bCs/>
         <w:i w:val="0"/>
@@ -12758,6 +13403,7 @@
     </w:tblStylePr>
     <w:tblStylePr w:type="lastRow">
       <w:rPr>
+        <w:rFonts w:eastAsia="黑体"/>
         <w:b/>
         <w:bCs/>
         <w:i w:val="0"/>
@@ -12779,6 +13425,7 @@
     </w:tblStylePr>
     <w:tblStylePr w:type="firstCol">
       <w:rPr>
+        <w:rFonts w:eastAsia="黑体"/>
         <w:b/>
         <w:bCs/>
         <w:i w:val="0"/>
@@ -12798,6 +13445,7 @@
     </w:tblStylePr>
     <w:tblStylePr w:type="lastCol">
       <w:rPr>
+        <w:rFonts w:eastAsia="黑体"/>
         <w:b/>
         <w:bCs/>
         <w:i w:val="0"/>
@@ -12878,6 +13526,7 @@
     </w:tcPr>
     <w:tblStylePr w:type="firstRow">
       <w:rPr>
+        <w:rFonts w:eastAsia="黑体"/>
         <w:b/>
         <w:bCs/>
         <w:i w:val="0"/>
@@ -12899,6 +13548,7 @@
     </w:tblStylePr>
     <w:tblStylePr w:type="lastRow">
       <w:rPr>
+        <w:rFonts w:eastAsia="黑体"/>
         <w:b/>
         <w:bCs/>
         <w:i w:val="0"/>
@@ -12920,6 +13570,7 @@
     </w:tblStylePr>
     <w:tblStylePr w:type="firstCol">
       <w:rPr>
+        <w:rFonts w:eastAsia="黑体"/>
         <w:b/>
         <w:bCs/>
         <w:i w:val="0"/>
@@ -12939,6 +13590,7 @@
     </w:tblStylePr>
     <w:tblStylePr w:type="lastCol">
       <w:rPr>
+        <w:rFonts w:eastAsia="黑体"/>
         <w:b/>
         <w:bCs/>
         <w:i w:val="0"/>
@@ -13019,6 +13671,7 @@
     </w:tcPr>
     <w:tblStylePr w:type="firstRow">
       <w:rPr>
+        <w:rFonts w:eastAsia="黑体"/>
         <w:b/>
         <w:bCs/>
         <w:i w:val="0"/>
@@ -13040,6 +13693,7 @@
     </w:tblStylePr>
     <w:tblStylePr w:type="lastRow">
       <w:rPr>
+        <w:rFonts w:eastAsia="黑体"/>
         <w:b/>
         <w:bCs/>
         <w:i w:val="0"/>
@@ -13061,6 +13715,7 @@
     </w:tblStylePr>
     <w:tblStylePr w:type="firstCol">
       <w:rPr>
+        <w:rFonts w:eastAsia="黑体"/>
         <w:b/>
         <w:bCs/>
         <w:i w:val="0"/>
@@ -13080,6 +13735,7 @@
     </w:tblStylePr>
     <w:tblStylePr w:type="lastCol">
       <w:rPr>
+        <w:rFonts w:eastAsia="黑体"/>
         <w:b/>
         <w:bCs/>
         <w:i w:val="0"/>
@@ -13160,6 +13816,7 @@
     </w:tcPr>
     <w:tblStylePr w:type="firstRow">
       <w:rPr>
+        <w:rFonts w:eastAsia="黑体"/>
         <w:b/>
         <w:bCs/>
         <w:i w:val="0"/>
@@ -13181,6 +13838,7 @@
     </w:tblStylePr>
     <w:tblStylePr w:type="lastRow">
       <w:rPr>
+        <w:rFonts w:eastAsia="黑体"/>
         <w:b/>
         <w:bCs/>
         <w:i w:val="0"/>
@@ -13202,6 +13860,7 @@
     </w:tblStylePr>
     <w:tblStylePr w:type="firstCol">
       <w:rPr>
+        <w:rFonts w:eastAsia="黑体"/>
         <w:b/>
         <w:bCs/>
         <w:i w:val="0"/>
@@ -13221,6 +13880,7 @@
     </w:tblStylePr>
     <w:tblStylePr w:type="lastCol">
       <w:rPr>
+        <w:rFonts w:eastAsia="黑体"/>
         <w:b/>
         <w:bCs/>
         <w:i w:val="0"/>
@@ -13278,6 +13938,7 @@
       <w:spacing w:after="0" w:line="240" w:lineRule="auto"/>
     </w:pPr>
     <w:rPr>
+      <w:rFonts w:eastAsia="黑体"/>
       <w:color w:themeColor="background1" w:val="FFFFFF"/>
     </w:rPr>
     <w:tblPr>
@@ -13296,6 +13957,7 @@
     </w:tcPr>
     <w:tblStylePr w:type="firstRow">
       <w:rPr>
+        <w:rFonts w:eastAsia="黑体"/>
         <w:b/>
         <w:bCs/>
       </w:rPr>
@@ -13392,6 +14054,7 @@
       <w:spacing w:after="0" w:line="240" w:lineRule="auto"/>
     </w:pPr>
     <w:rPr>
+      <w:rFonts w:eastAsia="黑体"/>
       <w:color w:themeColor="background1" w:val="FFFFFF"/>
     </w:rPr>
     <w:tblPr>
@@ -13410,6 +14073,7 @@
     </w:tcPr>
     <w:tblStylePr w:type="firstRow">
       <w:rPr>
+        <w:rFonts w:eastAsia="黑体"/>
         <w:b/>
         <w:bCs/>
       </w:rPr>
@@ -13506,6 +14170,7 @@
       <w:spacing w:after="0" w:line="240" w:lineRule="auto"/>
     </w:pPr>
     <w:rPr>
+      <w:rFonts w:eastAsia="黑体"/>
       <w:color w:themeColor="background1" w:val="FFFFFF"/>
     </w:rPr>
     <w:tblPr>
@@ -13524,6 +14189,7 @@
     </w:tcPr>
     <w:tblStylePr w:type="firstRow">
       <w:rPr>
+        <w:rFonts w:eastAsia="黑体"/>
         <w:b/>
         <w:bCs/>
       </w:rPr>
@@ -13620,6 +14286,7 @@
       <w:spacing w:after="0" w:line="240" w:lineRule="auto"/>
     </w:pPr>
     <w:rPr>
+      <w:rFonts w:eastAsia="黑体"/>
       <w:color w:themeColor="background1" w:val="FFFFFF"/>
     </w:rPr>
     <w:tblPr>
@@ -13638,6 +14305,7 @@
     </w:tcPr>
     <w:tblStylePr w:type="firstRow">
       <w:rPr>
+        <w:rFonts w:eastAsia="黑体"/>
         <w:b/>
         <w:bCs/>
       </w:rPr>
@@ -13734,6 +14402,7 @@
       <w:spacing w:after="0" w:line="240" w:lineRule="auto"/>
     </w:pPr>
     <w:rPr>
+      <w:rFonts w:eastAsia="黑体"/>
       <w:color w:themeColor="background1" w:val="FFFFFF"/>
     </w:rPr>
     <w:tblPr>
@@ -13752,6 +14421,7 @@
     </w:tcPr>
     <w:tblStylePr w:type="firstRow">
       <w:rPr>
+        <w:rFonts w:eastAsia="黑体"/>
         <w:b/>
         <w:bCs/>
       </w:rPr>
@@ -13848,6 +14518,7 @@
       <w:spacing w:after="0" w:line="240" w:lineRule="auto"/>
     </w:pPr>
     <w:rPr>
+      <w:rFonts w:eastAsia="黑体"/>
       <w:color w:themeColor="background1" w:val="FFFFFF"/>
     </w:rPr>
     <w:tblPr>
@@ -13866,6 +14537,7 @@
     </w:tcPr>
     <w:tblStylePr w:type="firstRow">
       <w:rPr>
+        <w:rFonts w:eastAsia="黑体"/>
         <w:b/>
         <w:bCs/>
       </w:rPr>
@@ -13962,6 +14634,7 @@
       <w:spacing w:after="0" w:line="240" w:lineRule="auto"/>
     </w:pPr>
     <w:rPr>
+      <w:rFonts w:eastAsia="黑体"/>
       <w:color w:themeColor="background1" w:val="FFFFFF"/>
     </w:rPr>
     <w:tblPr>
@@ -13980,6 +14653,7 @@
     </w:tcPr>
     <w:tblStylePr w:type="firstRow">
       <w:rPr>
+        <w:rFonts w:eastAsia="黑体"/>
         <w:b/>
         <w:bCs/>
       </w:rPr>
@@ -14076,6 +14750,7 @@
       <w:spacing w:after="0" w:line="240" w:lineRule="auto"/>
     </w:pPr>
     <w:rPr>
+      <w:rFonts w:eastAsia="黑体"/>
       <w:color w:themeColor="text1" w:val="000000"/>
     </w:rPr>
     <w:tblPr>
@@ -14102,6 +14777,7 @@
     </w:tcPr>
     <w:tblStylePr w:type="firstRow">
       <w:rPr>
+        <w:rFonts w:eastAsia="黑体"/>
         <w:b/>
         <w:bCs/>
       </w:rPr>
@@ -14120,6 +14796,7 @@
     </w:tblStylePr>
     <w:tblStylePr w:type="lastRow">
       <w:rPr>
+        <w:rFonts w:eastAsia="黑体"/>
         <w:b/>
         <w:bCs/>
         <w:color w:themeColor="background1" w:val="FFFFFF"/>
@@ -14134,6 +14811,7 @@
     </w:tblStylePr>
     <w:tblStylePr w:type="firstCol">
       <w:rPr>
+        <w:rFonts w:eastAsia="黑体"/>
         <w:color w:themeColor="background1" w:val="FFFFFF"/>
       </w:rPr>
       <w:tblPr/>
@@ -14151,6 +14829,7 @@
     </w:tblStylePr>
     <w:tblStylePr w:type="lastCol">
       <w:rPr>
+        <w:rFonts w:eastAsia="黑体"/>
         <w:color w:themeColor="background1" w:val="FFFFFF"/>
       </w:rPr>
       <w:tblPr/>
@@ -14180,11 +14859,13 @@
     </w:tblStylePr>
     <w:tblStylePr w:type="neCell">
       <w:rPr>
+        <w:rFonts w:eastAsia="黑体"/>
         <w:color w:themeColor="text1" w:val="000000"/>
       </w:rPr>
     </w:tblStylePr>
     <w:tblStylePr w:type="nwCell">
       <w:rPr>
+        <w:rFonts w:eastAsia="黑体"/>
         <w:color w:themeColor="text1" w:val="000000"/>
       </w:rPr>
     </w:tblStylePr>
@@ -14198,6 +14879,7 @@
       <w:spacing w:after="0" w:line="240" w:lineRule="auto"/>
     </w:pPr>
     <w:rPr>
+      <w:rFonts w:eastAsia="黑体"/>
       <w:color w:themeColor="text1" w:val="000000"/>
     </w:rPr>
     <w:tblPr>
@@ -14224,6 +14906,7 @@
     </w:tcPr>
     <w:tblStylePr w:type="firstRow">
       <w:rPr>
+        <w:rFonts w:eastAsia="黑体"/>
         <w:b/>
         <w:bCs/>
       </w:rPr>
@@ -14242,6 +14925,7 @@
     </w:tblStylePr>
     <w:tblStylePr w:type="lastRow">
       <w:rPr>
+        <w:rFonts w:eastAsia="黑体"/>
         <w:b/>
         <w:bCs/>
         <w:color w:themeColor="background1" w:val="FFFFFF"/>
@@ -14256,6 +14940,7 @@
     </w:tblStylePr>
     <w:tblStylePr w:type="firstCol">
       <w:rPr>
+        <w:rFonts w:eastAsia="黑体"/>
         <w:color w:themeColor="background1" w:val="FFFFFF"/>
       </w:rPr>
       <w:tblPr/>
@@ -14273,6 +14958,7 @@
     </w:tblStylePr>
     <w:tblStylePr w:type="lastCol">
       <w:rPr>
+        <w:rFonts w:eastAsia="黑体"/>
         <w:color w:themeColor="background1" w:val="FFFFFF"/>
       </w:rPr>
       <w:tblPr/>
@@ -14302,11 +14988,13 @@
     </w:tblStylePr>
     <w:tblStylePr w:type="neCell">
       <w:rPr>
+        <w:rFonts w:eastAsia="黑体"/>
         <w:color w:themeColor="text1" w:val="000000"/>
       </w:rPr>
     </w:tblStylePr>
     <w:tblStylePr w:type="nwCell">
       <w:rPr>
+        <w:rFonts w:eastAsia="黑体"/>
         <w:color w:themeColor="text1" w:val="000000"/>
       </w:rPr>
     </w:tblStylePr>
@@ -14320,6 +15008,7 @@
       <w:spacing w:after="0" w:line="240" w:lineRule="auto"/>
     </w:pPr>
     <w:rPr>
+      <w:rFonts w:eastAsia="黑体"/>
       <w:color w:themeColor="text1" w:val="000000"/>
     </w:rPr>
     <w:tblPr>
@@ -14346,6 +15035,7 @@
     </w:tcPr>
     <w:tblStylePr w:type="firstRow">
       <w:rPr>
+        <w:rFonts w:eastAsia="黑体"/>
         <w:b/>
         <w:bCs/>
       </w:rPr>
@@ -14364,6 +15054,7 @@
     </w:tblStylePr>
     <w:tblStylePr w:type="lastRow">
       <w:rPr>
+        <w:rFonts w:eastAsia="黑体"/>
         <w:b/>
         <w:bCs/>
         <w:color w:themeColor="background1" w:val="FFFFFF"/>
@@ -14378,6 +15069,7 @@
     </w:tblStylePr>
     <w:tblStylePr w:type="firstCol">
       <w:rPr>
+        <w:rFonts w:eastAsia="黑体"/>
         <w:color w:themeColor="background1" w:val="FFFFFF"/>
       </w:rPr>
       <w:tblPr/>
@@ -14395,6 +15087,7 @@
     </w:tblStylePr>
     <w:tblStylePr w:type="lastCol">
       <w:rPr>
+        <w:rFonts w:eastAsia="黑体"/>
         <w:color w:themeColor="background1" w:val="FFFFFF"/>
       </w:rPr>
       <w:tblPr/>
@@ -14424,11 +15117,13 @@
     </w:tblStylePr>
     <w:tblStylePr w:type="neCell">
       <w:rPr>
+        <w:rFonts w:eastAsia="黑体"/>
         <w:color w:themeColor="text1" w:val="000000"/>
       </w:rPr>
     </w:tblStylePr>
     <w:tblStylePr w:type="nwCell">
       <w:rPr>
+        <w:rFonts w:eastAsia="黑体"/>
         <w:color w:themeColor="text1" w:val="000000"/>
       </w:rPr>
     </w:tblStylePr>
@@ -14442,6 +15137,7 @@
       <w:spacing w:after="0" w:line="240" w:lineRule="auto"/>
     </w:pPr>
     <w:rPr>
+      <w:rFonts w:eastAsia="黑体"/>
       <w:color w:themeColor="text1" w:val="000000"/>
     </w:rPr>
     <w:tblPr>
@@ -14468,6 +15164,7 @@
     </w:tcPr>
     <w:tblStylePr w:type="firstRow">
       <w:rPr>
+        <w:rFonts w:eastAsia="黑体"/>
         <w:b/>
         <w:bCs/>
       </w:rPr>
@@ -14486,6 +15183,7 @@
     </w:tblStylePr>
     <w:tblStylePr w:type="lastRow">
       <w:rPr>
+        <w:rFonts w:eastAsia="黑体"/>
         <w:b/>
         <w:bCs/>
         <w:color w:themeColor="background1" w:val="FFFFFF"/>
@@ -14500,6 +15198,7 @@
     </w:tblStylePr>
     <w:tblStylePr w:type="firstCol">
       <w:rPr>
+        <w:rFonts w:eastAsia="黑体"/>
         <w:color w:themeColor="background1" w:val="FFFFFF"/>
       </w:rPr>
       <w:tblPr/>
@@ -14517,6 +15216,7 @@
     </w:tblStylePr>
     <w:tblStylePr w:type="lastCol">
       <w:rPr>
+        <w:rFonts w:eastAsia="黑体"/>
         <w:color w:themeColor="background1" w:val="FFFFFF"/>
       </w:rPr>
       <w:tblPr/>
@@ -14554,6 +15254,7 @@
       <w:spacing w:after="0" w:line="240" w:lineRule="auto"/>
     </w:pPr>
     <w:rPr>
+      <w:rFonts w:eastAsia="黑体"/>
       <w:color w:themeColor="text1" w:val="000000"/>
     </w:rPr>
     <w:tblPr>
@@ -14580,6 +15281,7 @@
     </w:tcPr>
     <w:tblStylePr w:type="firstRow">
       <w:rPr>
+        <w:rFonts w:eastAsia="黑体"/>
         <w:b/>
         <w:bCs/>
       </w:rPr>
@@ -14598,6 +15300,7 @@
     </w:tblStylePr>
     <w:tblStylePr w:type="lastRow">
       <w:rPr>
+        <w:rFonts w:eastAsia="黑体"/>
         <w:b/>
         <w:bCs/>
         <w:color w:themeColor="background1" w:val="FFFFFF"/>
@@ -14612,6 +15315,7 @@
     </w:tblStylePr>
     <w:tblStylePr w:type="firstCol">
       <w:rPr>
+        <w:rFonts w:eastAsia="黑体"/>
         <w:color w:themeColor="background1" w:val="FFFFFF"/>
       </w:rPr>
       <w:tblPr/>
@@ -14629,6 +15333,7 @@
     </w:tblStylePr>
     <w:tblStylePr w:type="lastCol">
       <w:rPr>
+        <w:rFonts w:eastAsia="黑体"/>
         <w:color w:themeColor="background1" w:val="FFFFFF"/>
       </w:rPr>
       <w:tblPr/>
@@ -14658,11 +15363,13 @@
     </w:tblStylePr>
     <w:tblStylePr w:type="neCell">
       <w:rPr>
+        <w:rFonts w:eastAsia="黑体"/>
         <w:color w:themeColor="text1" w:val="000000"/>
       </w:rPr>
     </w:tblStylePr>
     <w:tblStylePr w:type="nwCell">
       <w:rPr>
+        <w:rFonts w:eastAsia="黑体"/>
         <w:color w:themeColor="text1" w:val="000000"/>
       </w:rPr>
     </w:tblStylePr>
@@ -14676,6 +15383,7 @@
       <w:spacing w:after="0" w:line="240" w:lineRule="auto"/>
     </w:pPr>
     <w:rPr>
+      <w:rFonts w:eastAsia="黑体"/>
       <w:color w:themeColor="text1" w:val="000000"/>
     </w:rPr>
     <w:tblPr>
@@ -14702,6 +15410,7 @@
     </w:tcPr>
     <w:tblStylePr w:type="firstRow">
       <w:rPr>
+        <w:rFonts w:eastAsia="黑体"/>
         <w:b/>
         <w:bCs/>
       </w:rPr>
@@ -14720,6 +15429,7 @@
     </w:tblStylePr>
     <w:tblStylePr w:type="lastRow">
       <w:rPr>
+        <w:rFonts w:eastAsia="黑体"/>
         <w:b/>
         <w:bCs/>
         <w:color w:themeColor="background1" w:val="FFFFFF"/>
@@ -14734,6 +15444,7 @@
     </w:tblStylePr>
     <w:tblStylePr w:type="firstCol">
       <w:rPr>
+        <w:rFonts w:eastAsia="黑体"/>
         <w:color w:themeColor="background1" w:val="FFFFFF"/>
       </w:rPr>
       <w:tblPr/>
@@ -14751,6 +15462,7 @@
     </w:tblStylePr>
     <w:tblStylePr w:type="lastCol">
       <w:rPr>
+        <w:rFonts w:eastAsia="黑体"/>
         <w:color w:themeColor="background1" w:val="FFFFFF"/>
       </w:rPr>
       <w:tblPr/>
@@ -14780,11 +15492,13 @@
     </w:tblStylePr>
     <w:tblStylePr w:type="neCell">
       <w:rPr>
+        <w:rFonts w:eastAsia="黑体"/>
         <w:color w:themeColor="text1" w:val="000000"/>
       </w:rPr>
     </w:tblStylePr>
     <w:tblStylePr w:type="nwCell">
       <w:rPr>
+        <w:rFonts w:eastAsia="黑体"/>
         <w:color w:themeColor="text1" w:val="000000"/>
       </w:rPr>
     </w:tblStylePr>
@@ -14798,6 +15512,7 @@
       <w:spacing w:after="0" w:line="240" w:lineRule="auto"/>
     </w:pPr>
     <w:rPr>
+      <w:rFonts w:eastAsia="黑体"/>
       <w:color w:themeColor="text1" w:val="000000"/>
     </w:rPr>
     <w:tblPr>
@@ -14824,6 +15539,7 @@
     </w:tcPr>
     <w:tblStylePr w:type="firstRow">
       <w:rPr>
+        <w:rFonts w:eastAsia="黑体"/>
         <w:b/>
         <w:bCs/>
       </w:rPr>
@@ -14842,6 +15558,7 @@
     </w:tblStylePr>
     <w:tblStylePr w:type="lastRow">
       <w:rPr>
+        <w:rFonts w:eastAsia="黑体"/>
         <w:b/>
         <w:bCs/>
         <w:color w:themeColor="background1" w:val="FFFFFF"/>
@@ -14856,6 +15573,7 @@
     </w:tblStylePr>
     <w:tblStylePr w:type="firstCol">
       <w:rPr>
+        <w:rFonts w:eastAsia="黑体"/>
         <w:color w:themeColor="background1" w:val="FFFFFF"/>
       </w:rPr>
       <w:tblPr/>
@@ -14873,6 +15591,7 @@
     </w:tblStylePr>
     <w:tblStylePr w:type="lastCol">
       <w:rPr>
+        <w:rFonts w:eastAsia="黑体"/>
         <w:color w:themeColor="background1" w:val="FFFFFF"/>
       </w:rPr>
       <w:tblPr/>
@@ -14902,11 +15621,13 @@
     </w:tblStylePr>
     <w:tblStylePr w:type="neCell">
       <w:rPr>
+        <w:rFonts w:eastAsia="黑体"/>
         <w:color w:themeColor="text1" w:val="000000"/>
       </w:rPr>
     </w:tblStylePr>
     <w:tblStylePr w:type="nwCell">
       <w:rPr>
+        <w:rFonts w:eastAsia="黑体"/>
         <w:color w:themeColor="text1" w:val="000000"/>
       </w:rPr>
     </w:tblStylePr>
@@ -14920,6 +15641,7 @@
       <w:spacing w:after="0" w:line="240" w:lineRule="auto"/>
     </w:pPr>
     <w:rPr>
+      <w:rFonts w:eastAsia="黑体"/>
       <w:color w:themeColor="text1" w:val="000000"/>
     </w:rPr>
     <w:tblPr>
@@ -14938,6 +15660,7 @@
     </w:tcPr>
     <w:tblStylePr w:type="firstRow">
       <w:rPr>
+        <w:rFonts w:eastAsia="黑体"/>
         <w:b/>
         <w:bCs/>
         <w:color w:themeColor="background1" w:val="FFFFFF"/>
@@ -14952,6 +15675,7 @@
     </w:tblStylePr>
     <w:tblStylePr w:type="lastRow">
       <w:rPr>
+        <w:rFonts w:eastAsia="黑体"/>
         <w:b/>
         <w:bCs/>
         <w:color w:themeColor="accent2" w:themeShade="CC" w:val="9E3A38"/>
@@ -14966,12 +15690,14 @@
     </w:tblStylePr>
     <w:tblStylePr w:type="firstCol">
       <w:rPr>
+        <w:rFonts w:eastAsia="黑体"/>
         <w:b/>
         <w:bCs/>
       </w:rPr>
     </w:tblStylePr>
     <w:tblStylePr w:type="lastCol">
       <w:rPr>
+        <w:rFonts w:eastAsia="黑体"/>
         <w:b/>
         <w:bCs/>
       </w:rPr>
@@ -15006,6 +15732,7 @@
       <w:spacing w:after="0" w:line="240" w:lineRule="auto"/>
     </w:pPr>
     <w:rPr>
+      <w:rFonts w:eastAsia="黑体"/>
       <w:color w:themeColor="text1" w:val="000000"/>
     </w:rPr>
     <w:tblPr>
@@ -15024,6 +15751,7 @@
     </w:tcPr>
     <w:tblStylePr w:type="firstRow">
       <w:rPr>
+        <w:rFonts w:eastAsia="黑体"/>
         <w:b/>
         <w:bCs/>
         <w:color w:themeColor="background1" w:val="FFFFFF"/>
@@ -15038,6 +15766,7 @@
     </w:tblStylePr>
     <w:tblStylePr w:type="lastRow">
       <w:rPr>
+        <w:rFonts w:eastAsia="黑体"/>
         <w:b/>
         <w:bCs/>
         <w:color w:themeColor="accent2" w:themeShade="CC" w:val="9E3A38"/>
@@ -15052,12 +15781,14 @@
     </w:tblStylePr>
     <w:tblStylePr w:type="firstCol">
       <w:rPr>
+        <w:rFonts w:eastAsia="黑体"/>
         <w:b/>
         <w:bCs/>
       </w:rPr>
     </w:tblStylePr>
     <w:tblStylePr w:type="lastCol">
       <w:rPr>
+        <w:rFonts w:eastAsia="黑体"/>
         <w:b/>
         <w:bCs/>
       </w:rPr>
@@ -15092,6 +15823,7 @@
       <w:spacing w:after="0" w:line="240" w:lineRule="auto"/>
     </w:pPr>
     <w:rPr>
+      <w:rFonts w:eastAsia="黑体"/>
       <w:color w:themeColor="text1" w:val="000000"/>
     </w:rPr>
     <w:tblPr>
@@ -15110,6 +15842,7 @@
     </w:tcPr>
     <w:tblStylePr w:type="firstRow">
       <w:rPr>
+        <w:rFonts w:eastAsia="黑体"/>
         <w:b/>
         <w:bCs/>
         <w:color w:themeColor="background1" w:val="FFFFFF"/>
@@ -15124,6 +15857,7 @@
     </w:tblStylePr>
     <w:tblStylePr w:type="lastRow">
       <w:rPr>
+        <w:rFonts w:eastAsia="黑体"/>
         <w:b/>
         <w:bCs/>
         <w:color w:themeColor="accent2" w:themeShade="CC" w:val="9E3A38"/>
@@ -15138,12 +15872,14 @@
     </w:tblStylePr>
     <w:tblStylePr w:type="firstCol">
       <w:rPr>
+        <w:rFonts w:eastAsia="黑体"/>
         <w:b/>
         <w:bCs/>
       </w:rPr>
     </w:tblStylePr>
     <w:tblStylePr w:type="lastCol">
       <w:rPr>
+        <w:rFonts w:eastAsia="黑体"/>
         <w:b/>
         <w:bCs/>
       </w:rPr>
@@ -15178,6 +15914,7 @@
       <w:spacing w:after="0" w:line="240" w:lineRule="auto"/>
     </w:pPr>
     <w:rPr>
+      <w:rFonts w:eastAsia="黑体"/>
       <w:color w:themeColor="text1" w:val="000000"/>
     </w:rPr>
     <w:tblPr>
@@ -15196,6 +15933,7 @@
     </w:tcPr>
     <w:tblStylePr w:type="firstRow">
       <w:rPr>
+        <w:rFonts w:eastAsia="黑体"/>
         <w:b/>
         <w:bCs/>
         <w:color w:themeColor="background1" w:val="FFFFFF"/>
@@ -15210,6 +15948,7 @@
     </w:tblStylePr>
     <w:tblStylePr w:type="lastRow">
       <w:rPr>
+        <w:rFonts w:eastAsia="黑体"/>
         <w:b/>
         <w:bCs/>
         <w:color w:themeColor="accent4" w:themeShade="CC" w:val="664E82"/>
@@ -15224,12 +15963,14 @@
     </w:tblStylePr>
     <w:tblStylePr w:type="firstCol">
       <w:rPr>
+        <w:rFonts w:eastAsia="黑体"/>
         <w:b/>
         <w:bCs/>
       </w:rPr>
     </w:tblStylePr>
     <w:tblStylePr w:type="lastCol">
       <w:rPr>
+        <w:rFonts w:eastAsia="黑体"/>
         <w:b/>
         <w:bCs/>
       </w:rPr>
@@ -15264,6 +16005,7 @@
       <w:spacing w:after="0" w:line="240" w:lineRule="auto"/>
     </w:pPr>
     <w:rPr>
+      <w:rFonts w:eastAsia="黑体"/>
       <w:color w:themeColor="text1" w:val="000000"/>
     </w:rPr>
     <w:tblPr>
@@ -15282,6 +16024,7 @@
     </w:tcPr>
     <w:tblStylePr w:type="firstRow">
       <w:rPr>
+        <w:rFonts w:eastAsia="黑体"/>
         <w:b/>
         <w:bCs/>
         <w:color w:themeColor="background1" w:val="FFFFFF"/>
@@ -15296,6 +16039,7 @@
     </w:tblStylePr>
     <w:tblStylePr w:type="lastRow">
       <w:rPr>
+        <w:rFonts w:eastAsia="黑体"/>
         <w:b/>
         <w:bCs/>
         <w:color w:themeColor="accent3" w:themeShade="CC" w:val="7E9C40"/>
@@ -15310,12 +16054,14 @@
     </w:tblStylePr>
     <w:tblStylePr w:type="firstCol">
       <w:rPr>
+        <w:rFonts w:eastAsia="黑体"/>
         <w:b/>
         <w:bCs/>
       </w:rPr>
     </w:tblStylePr>
     <w:tblStylePr w:type="lastCol">
       <w:rPr>
+        <w:rFonts w:eastAsia="黑体"/>
         <w:b/>
         <w:bCs/>
       </w:rPr>
@@ -15350,6 +16096,7 @@
       <w:spacing w:after="0" w:line="240" w:lineRule="auto"/>
     </w:pPr>
     <w:rPr>
+      <w:rFonts w:eastAsia="黑体"/>
       <w:color w:themeColor="text1" w:val="000000"/>
     </w:rPr>
     <w:tblPr>
@@ -15368,6 +16115,7 @@
     </w:tcPr>
     <w:tblStylePr w:type="firstRow">
       <w:rPr>
+        <w:rFonts w:eastAsia="黑体"/>
         <w:b/>
         <w:bCs/>
         <w:color w:themeColor="background1" w:val="FFFFFF"/>
@@ -15382,6 +16130,7 @@
     </w:tblStylePr>
     <w:tblStylePr w:type="lastRow">
       <w:rPr>
+        <w:rFonts w:eastAsia="黑体"/>
         <w:b/>
         <w:bCs/>
         <w:color w:themeColor="accent6" w:themeShade="CC" w:val="F2730A"/>
@@ -15396,12 +16145,14 @@
     </w:tblStylePr>
     <w:tblStylePr w:type="firstCol">
       <w:rPr>
+        <w:rFonts w:eastAsia="黑体"/>
         <w:b/>
         <w:bCs/>
       </w:rPr>
     </w:tblStylePr>
     <w:tblStylePr w:type="lastCol">
       <w:rPr>
+        <w:rFonts w:eastAsia="黑体"/>
         <w:b/>
         <w:bCs/>
       </w:rPr>
@@ -15436,6 +16187,7 @@
       <w:spacing w:after="0" w:line="240" w:lineRule="auto"/>
     </w:pPr>
     <w:rPr>
+      <w:rFonts w:eastAsia="黑体"/>
       <w:color w:themeColor="text1" w:val="000000"/>
     </w:rPr>
     <w:tblPr>
@@ -15454,6 +16206,7 @@
     </w:tcPr>
     <w:tblStylePr w:type="firstRow">
       <w:rPr>
+        <w:rFonts w:eastAsia="黑体"/>
         <w:b/>
         <w:bCs/>
         <w:color w:themeColor="background1" w:val="FFFFFF"/>
@@ -15468,6 +16221,7 @@
     </w:tblStylePr>
     <w:tblStylePr w:type="lastRow">
       <w:rPr>
+        <w:rFonts w:eastAsia="黑体"/>
         <w:b/>
         <w:bCs/>
         <w:color w:themeColor="accent5" w:themeShade="CC" w:val="348DA5"/>
@@ -15482,12 +16236,14 @@
     </w:tblStylePr>
     <w:tblStylePr w:type="firstCol">
       <w:rPr>
+        <w:rFonts w:eastAsia="黑体"/>
         <w:b/>
         <w:bCs/>
       </w:rPr>
     </w:tblStylePr>
     <w:tblStylePr w:type="lastCol">
       <w:rPr>
+        <w:rFonts w:eastAsia="黑体"/>
         <w:b/>
         <w:bCs/>
       </w:rPr>
@@ -15522,6 +16278,7 @@
       <w:spacing w:after="0" w:line="240" w:lineRule="auto"/>
     </w:pPr>
     <w:rPr>
+      <w:rFonts w:eastAsia="黑体"/>
       <w:color w:themeColor="text1" w:val="000000"/>
     </w:rPr>
     <w:tblPr>
@@ -15543,6 +16300,7 @@
     </w:tcPr>
     <w:tblStylePr w:type="firstRow">
       <w:rPr>
+        <w:rFonts w:eastAsia="黑体"/>
         <w:b/>
         <w:bCs/>
       </w:rPr>
@@ -15553,6 +16311,7 @@
     </w:tblStylePr>
     <w:tblStylePr w:type="lastRow">
       <w:rPr>
+        <w:rFonts w:eastAsia="黑体"/>
         <w:b/>
         <w:bCs/>
         <w:color w:themeColor="text1" w:val="000000"/>
@@ -15564,6 +16323,7 @@
     </w:tblStylePr>
     <w:tblStylePr w:type="firstCol">
       <w:rPr>
+        <w:rFonts w:eastAsia="黑体"/>
         <w:color w:themeColor="background1" w:val="FFFFFF"/>
       </w:rPr>
       <w:tblPr/>
@@ -15573,6 +16333,7 @@
     </w:tblStylePr>
     <w:tblStylePr w:type="lastCol">
       <w:rPr>
+        <w:rFonts w:eastAsia="黑体"/>
         <w:color w:themeColor="background1" w:val="FFFFFF"/>
       </w:rPr>
       <w:tblPr/>
@@ -15602,6 +16363,7 @@
       <w:spacing w:after="0" w:line="240" w:lineRule="auto"/>
     </w:pPr>
     <w:rPr>
+      <w:rFonts w:eastAsia="黑体"/>
       <w:color w:themeColor="text1" w:val="000000"/>
     </w:rPr>
     <w:tblPr>
@@ -15623,6 +16385,7 @@
     </w:tcPr>
     <w:tblStylePr w:type="firstRow">
       <w:rPr>
+        <w:rFonts w:eastAsia="黑体"/>
         <w:b/>
         <w:bCs/>
       </w:rPr>
@@ -15633,6 +16396,7 @@
     </w:tblStylePr>
     <w:tblStylePr w:type="lastRow">
       <w:rPr>
+        <w:rFonts w:eastAsia="黑体"/>
         <w:b/>
         <w:bCs/>
         <w:color w:themeColor="text1" w:val="000000"/>
@@ -15644,6 +16408,7 @@
     </w:tblStylePr>
     <w:tblStylePr w:type="firstCol">
       <w:rPr>
+        <w:rFonts w:eastAsia="黑体"/>
         <w:color w:themeColor="background1" w:val="FFFFFF"/>
       </w:rPr>
       <w:tblPr/>
@@ -15653,6 +16418,7 @@
     </w:tblStylePr>
     <w:tblStylePr w:type="lastCol">
       <w:rPr>
+        <w:rFonts w:eastAsia="黑体"/>
         <w:color w:themeColor="background1" w:val="FFFFFF"/>
       </w:rPr>
       <w:tblPr/>
@@ -15682,6 +16448,7 @@
       <w:spacing w:after="0" w:line="240" w:lineRule="auto"/>
     </w:pPr>
     <w:rPr>
+      <w:rFonts w:eastAsia="黑体"/>
       <w:color w:themeColor="text1" w:val="000000"/>
     </w:rPr>
     <w:tblPr>
@@ -15703,6 +16470,7 @@
     </w:tcPr>
     <w:tblStylePr w:type="firstRow">
       <w:rPr>
+        <w:rFonts w:eastAsia="黑体"/>
         <w:b/>
         <w:bCs/>
       </w:rPr>
@@ -15713,6 +16481,7 @@
     </w:tblStylePr>
     <w:tblStylePr w:type="lastRow">
       <w:rPr>
+        <w:rFonts w:eastAsia="黑体"/>
         <w:b/>
         <w:bCs/>
         <w:color w:themeColor="text1" w:val="000000"/>
@@ -15724,6 +16493,7 @@
     </w:tblStylePr>
     <w:tblStylePr w:type="firstCol">
       <w:rPr>
+        <w:rFonts w:eastAsia="黑体"/>
         <w:color w:themeColor="background1" w:val="FFFFFF"/>
       </w:rPr>
       <w:tblPr/>
@@ -15733,6 +16503,7 @@
     </w:tblStylePr>
     <w:tblStylePr w:type="lastCol">
       <w:rPr>
+        <w:rFonts w:eastAsia="黑体"/>
         <w:color w:themeColor="background1" w:val="FFFFFF"/>
       </w:rPr>
       <w:tblPr/>
@@ -15762,6 +16533,7 @@
       <w:spacing w:after="0" w:line="240" w:lineRule="auto"/>
     </w:pPr>
     <w:rPr>
+      <w:rFonts w:eastAsia="黑体"/>
       <w:color w:themeColor="text1" w:val="000000"/>
     </w:rPr>
     <w:tblPr>
@@ -15783,6 +16555,7 @@
     </w:tcPr>
     <w:tblStylePr w:type="firstRow">
       <w:rPr>
+        <w:rFonts w:eastAsia="黑体"/>
         <w:b/>
         <w:bCs/>
       </w:rPr>
@@ -15793,6 +16566,7 @@
     </w:tblStylePr>
     <w:tblStylePr w:type="lastRow">
       <w:rPr>
+        <w:rFonts w:eastAsia="黑体"/>
         <w:b/>
         <w:bCs/>
         <w:color w:themeColor="text1" w:val="000000"/>
@@ -15804,6 +16578,7 @@
     </w:tblStylePr>
     <w:tblStylePr w:type="firstCol">
       <w:rPr>
+        <w:rFonts w:eastAsia="黑体"/>
         <w:color w:themeColor="background1" w:val="FFFFFF"/>
       </w:rPr>
       <w:tblPr/>
@@ -15813,6 +16588,7 @@
     </w:tblStylePr>
     <w:tblStylePr w:type="lastCol">
       <w:rPr>
+        <w:rFonts w:eastAsia="黑体"/>
         <w:color w:themeColor="background1" w:val="FFFFFF"/>
       </w:rPr>
       <w:tblPr/>
@@ -15842,6 +16618,7 @@
       <w:spacing w:after="0" w:line="240" w:lineRule="auto"/>
     </w:pPr>
     <w:rPr>
+      <w:rFonts w:eastAsia="黑体"/>
       <w:color w:themeColor="text1" w:val="000000"/>
     </w:rPr>
     <w:tblPr>
@@ -15863,6 +16640,7 @@
     </w:tcPr>
     <w:tblStylePr w:type="firstRow">
       <w:rPr>
+        <w:rFonts w:eastAsia="黑体"/>
         <w:b/>
         <w:bCs/>
       </w:rPr>
@@ -15873,6 +16651,7 @@
     </w:tblStylePr>
     <w:tblStylePr w:type="lastRow">
       <w:rPr>
+        <w:rFonts w:eastAsia="黑体"/>
         <w:b/>
         <w:bCs/>
         <w:color w:themeColor="text1" w:val="000000"/>
@@ -15884,6 +16663,7 @@
     </w:tblStylePr>
     <w:tblStylePr w:type="firstCol">
       <w:rPr>
+        <w:rFonts w:eastAsia="黑体"/>
         <w:color w:themeColor="background1" w:val="FFFFFF"/>
       </w:rPr>
       <w:tblPr/>
@@ -15893,6 +16673,7 @@
     </w:tblStylePr>
     <w:tblStylePr w:type="lastCol">
       <w:rPr>
+        <w:rFonts w:eastAsia="黑体"/>
         <w:color w:themeColor="background1" w:val="FFFFFF"/>
       </w:rPr>
       <w:tblPr/>
@@ -15922,6 +16703,7 @@
       <w:spacing w:after="0" w:line="240" w:lineRule="auto"/>
     </w:pPr>
     <w:rPr>
+      <w:rFonts w:eastAsia="黑体"/>
       <w:color w:themeColor="text1" w:val="000000"/>
     </w:rPr>
     <w:tblPr>
@@ -15943,6 +16725,7 @@
     </w:tcPr>
     <w:tblStylePr w:type="firstRow">
       <w:rPr>
+        <w:rFonts w:eastAsia="黑体"/>
         <w:b/>
         <w:bCs/>
       </w:rPr>
@@ -15953,6 +16736,7 @@
     </w:tblStylePr>
     <w:tblStylePr w:type="lastRow">
       <w:rPr>
+        <w:rFonts w:eastAsia="黑体"/>
         <w:b/>
         <w:bCs/>
         <w:color w:themeColor="text1" w:val="000000"/>
@@ -15964,6 +16748,7 @@
     </w:tblStylePr>
     <w:tblStylePr w:type="firstCol">
       <w:rPr>
+        <w:rFonts w:eastAsia="黑体"/>
         <w:color w:themeColor="background1" w:val="FFFFFF"/>
       </w:rPr>
       <w:tblPr/>
@@ -15973,6 +16758,7 @@
     </w:tblStylePr>
     <w:tblStylePr w:type="lastCol">
       <w:rPr>
+        <w:rFonts w:eastAsia="黑体"/>
         <w:color w:themeColor="background1" w:val="FFFFFF"/>
       </w:rPr>
       <w:tblPr/>
@@ -16002,6 +16788,7 @@
       <w:spacing w:after="0" w:line="240" w:lineRule="auto"/>
     </w:pPr>
     <w:rPr>
+      <w:rFonts w:eastAsia="黑体"/>
       <w:color w:themeColor="text1" w:val="000000"/>
     </w:rPr>
     <w:tblPr>
@@ -16023,6 +16810,7 @@
     </w:tcPr>
     <w:tblStylePr w:type="firstRow">
       <w:rPr>
+        <w:rFonts w:eastAsia="黑体"/>
         <w:b/>
         <w:bCs/>
       </w:rPr>
@@ -16033,6 +16821,7 @@
     </w:tblStylePr>
     <w:tblStylePr w:type="lastRow">
       <w:rPr>
+        <w:rFonts w:eastAsia="黑体"/>
         <w:b/>
         <w:bCs/>
         <w:color w:themeColor="text1" w:val="000000"/>
@@ -16044,6 +16833,7 @@
     </w:tblStylePr>
     <w:tblStylePr w:type="firstCol">
       <w:rPr>
+        <w:rFonts w:eastAsia="黑体"/>
         <w:color w:themeColor="background1" w:val="FFFFFF"/>
       </w:rPr>
       <w:tblPr/>
@@ -16053,6 +16843,7 @@
     </w:tblStylePr>
     <w:tblStylePr w:type="lastCol">
       <w:rPr>
+        <w:rFonts w:eastAsia="黑体"/>
         <w:color w:themeColor="background1" w:val="FFFFFF"/>
       </w:rPr>
       <w:tblPr/>
@@ -16085,6 +16876,7 @@
     <w:name w:val="KeywordTok"/>
     <w:basedOn w:val="VerbatimChar"/>
     <w:rPr>
+      <w:rFonts w:eastAsia="黑体"/>
       <w:b/>
       <w:color w:val="007020"/>
     </w:rPr>
@@ -16093,6 +16885,7 @@
     <w:name w:val="DataTypeTok"/>
     <w:basedOn w:val="VerbatimChar"/>
     <w:rPr>
+      <w:rFonts w:eastAsia="黑体"/>
       <w:color w:val="902000"/>
     </w:rPr>
   </w:style>
@@ -16100,6 +16893,7 @@
     <w:name w:val="DecValTok"/>
     <w:basedOn w:val="VerbatimChar"/>
     <w:rPr>
+      <w:rFonts w:eastAsia="黑体"/>
       <w:color w:val="40a070"/>
     </w:rPr>
   </w:style>
@@ -16107,6 +16901,7 @@
     <w:name w:val="BaseNTok"/>
     <w:basedOn w:val="VerbatimChar"/>
     <w:rPr>
+      <w:rFonts w:eastAsia="黑体"/>
       <w:color w:val="40a070"/>
     </w:rPr>
   </w:style>
@@ -16114,6 +16909,7 @@
     <w:name w:val="FloatTok"/>
     <w:basedOn w:val="VerbatimChar"/>
     <w:rPr>
+      <w:rFonts w:eastAsia="黑体"/>
       <w:color w:val="40a070"/>
     </w:rPr>
   </w:style>
@@ -16121,6 +16917,7 @@
     <w:name w:val="ConstantTok"/>
     <w:basedOn w:val="VerbatimChar"/>
     <w:rPr>
+      <w:rFonts w:eastAsia="黑体"/>
       <w:color w:val="880000"/>
     </w:rPr>
   </w:style>
@@ -16128,6 +16925,7 @@
     <w:name w:val="CharTok"/>
     <w:basedOn w:val="VerbatimChar"/>
     <w:rPr>
+      <w:rFonts w:eastAsia="黑体"/>
       <w:color w:val="4070a0"/>
     </w:rPr>
   </w:style>
@@ -16135,6 +16933,7 @@
     <w:name w:val="SpecialCharTok"/>
     <w:basedOn w:val="VerbatimChar"/>
     <w:rPr>
+      <w:rFonts w:eastAsia="黑体"/>
       <w:color w:val="4070a0"/>
     </w:rPr>
   </w:style>
@@ -16142,6 +16941,7 @@
     <w:name w:val="StringTok"/>
     <w:basedOn w:val="VerbatimChar"/>
     <w:rPr>
+      <w:rFonts w:eastAsia="黑体"/>
       <w:color w:val="4070a0"/>
     </w:rPr>
   </w:style>
@@ -16149,6 +16949,7 @@
     <w:name w:val="VerbatimStringTok"/>
     <w:basedOn w:val="VerbatimChar"/>
     <w:rPr>
+      <w:rFonts w:eastAsia="黑体"/>
       <w:color w:val="4070a0"/>
     </w:rPr>
   </w:style>
@@ -16156,6 +16957,7 @@
     <w:name w:val="SpecialStringTok"/>
     <w:basedOn w:val="VerbatimChar"/>
     <w:rPr>
+      <w:rFonts w:eastAsia="黑体"/>
       <w:color w:val="bb6688"/>
     </w:rPr>
   </w:style>
@@ -16163,6 +16965,7 @@
     <w:name w:val="ImportTok"/>
     <w:basedOn w:val="VerbatimChar"/>
     <w:rPr>
+      <w:rFonts w:eastAsia="黑体"/>
       <w:b/>
       <w:color w:val="008000"/>
     </w:rPr>
@@ -16171,6 +16974,7 @@
     <w:name w:val="CommentTok"/>
     <w:basedOn w:val="VerbatimChar"/>
     <w:rPr>
+      <w:rFonts w:eastAsia="黑体"/>
       <w:i/>
       <w:color w:val="60a0b0"/>
     </w:rPr>
@@ -16179,6 +16983,7 @@
     <w:name w:val="DocumentationTok"/>
     <w:basedOn w:val="VerbatimChar"/>
     <w:rPr>
+      <w:rFonts w:eastAsia="黑体"/>
       <w:i/>
       <w:color w:val="ba2121"/>
     </w:rPr>
@@ -16187,6 +16992,7 @@
     <w:name w:val="AnnotationTok"/>
     <w:basedOn w:val="VerbatimChar"/>
     <w:rPr>
+      <w:rFonts w:eastAsia="黑体"/>
       <w:b/>
       <w:i/>
       <w:color w:val="60a0b0"/>
@@ -16196,6 +17002,7 @@
     <w:name w:val="CommentVarTok"/>
     <w:basedOn w:val="VerbatimChar"/>
     <w:rPr>
+      <w:rFonts w:eastAsia="黑体"/>
       <w:b/>
       <w:i/>
       <w:color w:val="60a0b0"/>
@@ -16205,6 +17012,7 @@
     <w:name w:val="OtherTok"/>
     <w:basedOn w:val="VerbatimChar"/>
     <w:rPr>
+      <w:rFonts w:eastAsia="黑体"/>
       <w:color w:val="007020"/>
     </w:rPr>
   </w:style>
@@ -16212,6 +17020,7 @@
     <w:name w:val="FunctionTok"/>
     <w:basedOn w:val="VerbatimChar"/>
     <w:rPr>
+      <w:rFonts w:eastAsia="黑体"/>
       <w:color w:val="06287e"/>
     </w:rPr>
   </w:style>
@@ -16219,6 +17028,7 @@
     <w:name w:val="VariableTok"/>
     <w:basedOn w:val="VerbatimChar"/>
     <w:rPr>
+      <w:rFonts w:eastAsia="黑体"/>
       <w:color w:val="19177c"/>
     </w:rPr>
   </w:style>
@@ -16226,6 +17036,7 @@
     <w:name w:val="ControlFlowTok"/>
     <w:basedOn w:val="VerbatimChar"/>
     <w:rPr>
+      <w:rFonts w:eastAsia="黑体"/>
       <w:b/>
       <w:color w:val="007020"/>
     </w:rPr>
@@ -16234,6 +17045,7 @@
     <w:name w:val="OperatorTok"/>
     <w:basedOn w:val="VerbatimChar"/>
     <w:rPr>
+      <w:rFonts w:eastAsia="黑体"/>
       <w:color w:val="666666"/>
     </w:rPr>
   </w:style>
@@ -16241,18 +17053,22 @@
     <w:name w:val="BuiltInTok"/>
     <w:basedOn w:val="VerbatimChar"/>
     <w:rPr>
+      <w:rFonts w:eastAsia="黑体"/>
       <w:color w:val="008000"/>
     </w:rPr>
   </w:style>
   <w:style w:type="character" w:customStyle="1" w:styleId="ExtensionTok">
     <w:name w:val="ExtensionTok"/>
     <w:basedOn w:val="VerbatimChar"/>
-    <w:rPr/>
+    <w:rPr>
+      <w:rFonts w:eastAsia="黑体"/>
+    </w:rPr>
   </w:style>
   <w:style w:type="character" w:customStyle="1" w:styleId="PreprocessorTok">
     <w:name w:val="PreprocessorTok"/>
     <w:basedOn w:val="VerbatimChar"/>
     <w:rPr>
+      <w:rFonts w:eastAsia="黑体"/>
       <w:color w:val="bc7a00"/>
     </w:rPr>
   </w:style>
@@ -16260,18 +17076,22 @@
     <w:name w:val="AttributeTok"/>
     <w:basedOn w:val="VerbatimChar"/>
     <w:rPr>
+      <w:rFonts w:eastAsia="黑体"/>
       <w:color w:val="7d9029"/>
     </w:rPr>
   </w:style>
   <w:style w:type="character" w:customStyle="1" w:styleId="RegionMarkerTok">
     <w:name w:val="RegionMarkerTok"/>
     <w:basedOn w:val="VerbatimChar"/>
-    <w:rPr/>
+    <w:rPr>
+      <w:rFonts w:eastAsia="黑体"/>
+    </w:rPr>
   </w:style>
   <w:style w:type="character" w:customStyle="1" w:styleId="InformationTok">
     <w:name w:val="InformationTok"/>
     <w:basedOn w:val="VerbatimChar"/>
     <w:rPr>
+      <w:rFonts w:eastAsia="黑体"/>
       <w:b/>
       <w:i/>
       <w:color w:val="60a0b0"/>
@@ -16281,6 +17101,7 @@
     <w:name w:val="WarningTok"/>
     <w:basedOn w:val="VerbatimChar"/>
     <w:rPr>
+      <w:rFonts w:eastAsia="黑体"/>
       <w:b/>
       <w:i/>
       <w:color w:val="60a0b0"/>
@@ -16290,6 +17111,7 @@
     <w:name w:val="AlertTok"/>
     <w:basedOn w:val="VerbatimChar"/>
     <w:rPr>
+      <w:rFonts w:eastAsia="黑体"/>
       <w:b/>
       <w:color w:val="ff0000"/>
     </w:rPr>
@@ -16298,6 +17120,7 @@
     <w:name w:val="ErrorTok"/>
     <w:basedOn w:val="VerbatimChar"/>
     <w:rPr>
+      <w:rFonts w:eastAsia="黑体"/>
       <w:b/>
       <w:color w:val="ff0000"/>
     </w:rPr>
@@ -16305,7 +17128,9 @@
   <w:style w:type="character" w:customStyle="1" w:styleId="NormalTok">
     <w:name w:val="NormalTok"/>
     <w:basedOn w:val="VerbatimChar"/>
-    <w:rPr/>
+    <w:rPr>
+      <w:rFonts w:eastAsia="黑体"/>
+    </w:rPr>
   </w:style>
 </w:styles>
 </file>
@@ -16354,12 +17179,12 @@
     <a:fontScheme name="Office">
       <a:majorFont>
         <a:latin typeface="Calibri"/>
-        <a:ea typeface=""/>
+        <a:ea typeface="黑体"/>
         <a:cs typeface=""/>
         <a:font script="Jpan" typeface="ＭＳ ゴシック"/>
         <a:font script="Hang" typeface="맑은 고딕"/>
-        <a:font script="Hans" typeface="宋体"/>
-        <a:font script="Hant" typeface="新細明體"/>
+        <a:font script="Hans" typeface="黑体"/>
+        <a:font script="Hant" typeface="黑体"/>
         <a:font script="Arab" typeface="Times New Roman"/>
         <a:font script="Hebr" typeface="Times New Roman"/>
         <a:font script="Thai" typeface="Angsana New"/>
@@ -16389,12 +17214,12 @@
       </a:majorFont>
       <a:minorFont>
         <a:latin typeface="Cambria"/>
-        <a:ea typeface=""/>
+        <a:ea typeface="黑体"/>
         <a:cs typeface=""/>
         <a:font script="Jpan" typeface="ＭＳ 明朝"/>
         <a:font script="Hang" typeface="맑은 고딕"/>
-        <a:font script="Hans" typeface="宋体"/>
-        <a:font script="Hant" typeface="新細明體"/>
+        <a:font script="Hans" typeface="黑体"/>
+        <a:font script="Hant" typeface="黑体"/>
         <a:font script="Arab" typeface="Arial"/>
         <a:font script="Hebr" typeface="Arial"/>
         <a:font script="Thai" typeface="Cordia New"/>

--- a/01-电源电路/01-线性稳压电路/带隙基准电压源电路/带隙基准电压源电路.docx
+++ b/01-电源电路/01-线性稳压电路/带隙基准电压源电路/带隙基准电压源电路.docx
@@ -4108,7 +4108,7 @@
           <w:color w:val="555555"/>
           <w:sz w:val="21"/>
         </w:rPr>
-        <w:t>材料收集者：杜文杰，WX手机：19519196569，QQ:3478827729</w:t>
+        <w:t>材料收集者：杜文杰，微信/手机：19519196569，QQ:3478827729</w:t>
       </w:r>
     </w:p>
     <w:sectPr>
